--- a/aide à la présentation.docx
+++ b/aide à la présentation.docx
@@ -489,7 +489,7 @@
     <w:p>
       <w:r>
         <w:pict w14:anchorId="3895CCD5">
-          <v:rect id="_x0000_i1067" style="width:0;height:1.5pt" o:hralign="center" o:hrstd="t" o:hr="t" fillcolor="#a0a0a0" stroked="f"/>
+          <v:rect id="_x0000_i1025" style="width:0;height:1.5pt" o:hralign="center" o:hrstd="t" o:hr="t" fillcolor="#a0a0a0" stroked="f"/>
         </w:pict>
       </w:r>
     </w:p>
@@ -559,7 +559,7 @@
     <w:p>
       <w:r>
         <w:pict w14:anchorId="65DFCF4F">
-          <v:rect id="_x0000_i1068" style="width:0;height:1.5pt" o:hralign="center" o:hrstd="t" o:hr="t" fillcolor="#a0a0a0" stroked="f"/>
+          <v:rect id="_x0000_i1026" style="width:0;height:1.5pt" o:hralign="center" o:hrstd="t" o:hr="t" fillcolor="#a0a0a0" stroked="f"/>
         </w:pict>
       </w:r>
     </w:p>
@@ -666,7 +666,7 @@
     <w:p>
       <w:r>
         <w:pict w14:anchorId="5620F1EC">
-          <v:rect id="_x0000_i1069" style="width:0;height:1.5pt" o:hralign="center" o:hrstd="t" o:hr="t" fillcolor="#a0a0a0" stroked="f"/>
+          <v:rect id="_x0000_i1027" style="width:0;height:1.5pt" o:hralign="center" o:hrstd="t" o:hr="t" fillcolor="#a0a0a0" stroked="f"/>
         </w:pict>
       </w:r>
     </w:p>
@@ -804,7 +804,7 @@
     <w:p>
       <w:r>
         <w:pict w14:anchorId="48EDDDF9">
-          <v:rect id="_x0000_i1070" style="width:0;height:1.5pt" o:hralign="center" o:hrstd="t" o:hr="t" fillcolor="#a0a0a0" stroked="f"/>
+          <v:rect id="_x0000_i1028" style="width:0;height:1.5pt" o:hralign="center" o:hrstd="t" o:hr="t" fillcolor="#a0a0a0" stroked="f"/>
         </w:pict>
       </w:r>
     </w:p>
@@ -956,7 +956,7 @@
     <w:p>
       <w:r>
         <w:pict w14:anchorId="6869813B">
-          <v:rect id="_x0000_i1071" style="width:0;height:1.5pt" o:hralign="center" o:hrstd="t" o:hr="t" fillcolor="#a0a0a0" stroked="f"/>
+          <v:rect id="_x0000_i1029" style="width:0;height:1.5pt" o:hralign="center" o:hrstd="t" o:hr="t" fillcolor="#a0a0a0" stroked="f"/>
         </w:pict>
       </w:r>
     </w:p>
@@ -1026,7 +1026,7 @@
     <w:p>
       <w:r>
         <w:pict w14:anchorId="328FA43A">
-          <v:rect id="_x0000_i1072" style="width:0;height:1.5pt" o:hralign="center" o:hrstd="t" o:hr="t" fillcolor="#a0a0a0" stroked="f"/>
+          <v:rect id="_x0000_i1030" style="width:0;height:1.5pt" o:hralign="center" o:hrstd="t" o:hr="t" fillcolor="#a0a0a0" stroked="f"/>
         </w:pict>
       </w:r>
     </w:p>
@@ -1074,7 +1074,7 @@
     <w:p>
       <w:r>
         <w:pict w14:anchorId="4B9C1F35">
-          <v:rect id="_x0000_i1073" style="width:0;height:1.5pt" o:hralign="center" o:hrstd="t" o:hr="t" fillcolor="#a0a0a0" stroked="f"/>
+          <v:rect id="_x0000_i1031" style="width:0;height:1.5pt" o:hralign="center" o:hrstd="t" o:hr="t" fillcolor="#a0a0a0" stroked="f"/>
         </w:pict>
       </w:r>
     </w:p>
@@ -1122,11 +1122,3888 @@
           <w:ilvl w:val="0"/>
           <w:numId w:val="11"/>
         </w:numPr>
+        <w:pBdr>
+          <w:bottom w:val="dotted" w:sz="24" w:space="1" w:color="auto"/>
+        </w:pBdr>
       </w:pPr>
       <w:r>
         <w:t>Prépare-toi à développer certains points lors des questions.</w:t>
       </w:r>
     </w:p>
+    <w:p>
+      <w:pPr>
+        <w:rPr>
+          <w:b/>
+          <w:bCs/>
+        </w:rPr>
+      </w:pPr>
+    </w:p>
+    <w:p>
+      <w:pPr>
+        <w:rPr>
+          <w:b/>
+          <w:bCs/>
+        </w:rPr>
+      </w:pPr>
+    </w:p>
+    <w:p>
+      <w:pPr>
+        <w:rPr>
+          <w:b/>
+          <w:bCs/>
+        </w:rPr>
+      </w:pPr>
+      <w:r>
+        <w:rPr>
+          <w:b/>
+          <w:bCs/>
+        </w:rPr>
+        <w:t>Diapositive 1 : Présentation de l’Entreprise</w:t>
+      </w:r>
+    </w:p>
+    <w:p>
+      <w:pPr>
+        <w:numPr>
+          <w:ilvl w:val="0"/>
+          <w:numId w:val="12"/>
+        </w:numPr>
+      </w:pPr>
+      <w:r>
+        <w:rPr>
+          <w:b/>
+          <w:bCs/>
+        </w:rPr>
+        <w:t>Nom de l’entreprise</w:t>
+      </w:r>
+      <w:r>
+        <w:t xml:space="preserve"> : [Nom de l'entreprise]</w:t>
+      </w:r>
+    </w:p>
+    <w:p>
+      <w:pPr>
+        <w:numPr>
+          <w:ilvl w:val="0"/>
+          <w:numId w:val="12"/>
+        </w:numPr>
+      </w:pPr>
+      <w:r>
+        <w:rPr>
+          <w:b/>
+          <w:bCs/>
+        </w:rPr>
+        <w:t>Secteur d'activité</w:t>
+      </w:r>
+      <w:r>
+        <w:t xml:space="preserve"> : Décrire le secteur (ex. : technologie, finance, santé).</w:t>
+      </w:r>
+    </w:p>
+    <w:p>
+      <w:pPr>
+        <w:numPr>
+          <w:ilvl w:val="0"/>
+          <w:numId w:val="12"/>
+        </w:numPr>
+      </w:pPr>
+      <w:r>
+        <w:rPr>
+          <w:b/>
+          <w:bCs/>
+        </w:rPr>
+        <w:t>Taille</w:t>
+      </w:r>
+      <w:r>
+        <w:t xml:space="preserve"> : Nombre d'employés, localisation des bureaux (ex. : national, international).</w:t>
+      </w:r>
+    </w:p>
+    <w:p>
+      <w:pPr>
+        <w:numPr>
+          <w:ilvl w:val="0"/>
+          <w:numId w:val="12"/>
+        </w:numPr>
+      </w:pPr>
+      <w:r>
+        <w:rPr>
+          <w:b/>
+          <w:bCs/>
+        </w:rPr>
+        <w:t>Mission</w:t>
+      </w:r>
+      <w:r>
+        <w:t xml:space="preserve"> : Expliquer la mission de l'entreprise et ses valeurs fondamentales.</w:t>
+      </w:r>
+    </w:p>
+    <w:p>
+      <w:pPr>
+        <w:rPr>
+          <w:b/>
+          <w:bCs/>
+        </w:rPr>
+      </w:pPr>
+      <w:r>
+        <w:rPr>
+          <w:b/>
+          <w:bCs/>
+        </w:rPr>
+        <w:t>Diapositive 2 : Présentation du Service</w:t>
+      </w:r>
+    </w:p>
+    <w:p>
+      <w:pPr>
+        <w:numPr>
+          <w:ilvl w:val="0"/>
+          <w:numId w:val="13"/>
+        </w:numPr>
+      </w:pPr>
+      <w:r>
+        <w:rPr>
+          <w:b/>
+          <w:bCs/>
+        </w:rPr>
+        <w:t>Nom du service</w:t>
+      </w:r>
+      <w:r>
+        <w:t xml:space="preserve"> : [Nom du service]</w:t>
+      </w:r>
+    </w:p>
+    <w:p>
+      <w:pPr>
+        <w:numPr>
+          <w:ilvl w:val="0"/>
+          <w:numId w:val="13"/>
+        </w:numPr>
+      </w:pPr>
+      <w:r>
+        <w:rPr>
+          <w:b/>
+          <w:bCs/>
+        </w:rPr>
+        <w:t>Fonction principale</w:t>
+      </w:r>
+      <w:r>
+        <w:t xml:space="preserve"> : Quel est le rôle principal de ce service dans l'entreprise ?</w:t>
+      </w:r>
+    </w:p>
+    <w:p>
+      <w:pPr>
+        <w:numPr>
+          <w:ilvl w:val="0"/>
+          <w:numId w:val="13"/>
+        </w:numPr>
+      </w:pPr>
+      <w:r>
+        <w:rPr>
+          <w:b/>
+          <w:bCs/>
+        </w:rPr>
+        <w:t>Équipe</w:t>
+      </w:r>
+      <w:r>
+        <w:t xml:space="preserve"> : Présentation des membres de l'équipe, leurs rôles et responsabilités, structure hiérarchique.</w:t>
+      </w:r>
+    </w:p>
+    <w:p>
+      <w:r>
+        <w:pict w14:anchorId="1FE304A4">
+          <v:rect id="_x0000_i1284" style="width:0;height:1.5pt" o:hralign="center" o:hrstd="t" o:hr="t" fillcolor="#a0a0a0" stroked="f"/>
+        </w:pict>
+      </w:r>
+    </w:p>
+    <w:p>
+      <w:pPr>
+        <w:rPr>
+          <w:b/>
+          <w:bCs/>
+        </w:rPr>
+      </w:pPr>
+      <w:r>
+        <w:rPr>
+          <w:b/>
+          <w:bCs/>
+        </w:rPr>
+        <w:t>Diapositive 3 : Expression des Besoins du Projet</w:t>
+      </w:r>
+    </w:p>
+    <w:p>
+      <w:pPr>
+        <w:numPr>
+          <w:ilvl w:val="0"/>
+          <w:numId w:val="14"/>
+        </w:numPr>
+      </w:pPr>
+      <w:r>
+        <w:rPr>
+          <w:b/>
+          <w:bCs/>
+        </w:rPr>
+        <w:t>Objectif du projet</w:t>
+      </w:r>
+      <w:r>
+        <w:t xml:space="preserve"> : Définir clairement ce que le projet vise à atteindre (ex. : développement d'une application de gestion).</w:t>
+      </w:r>
+    </w:p>
+    <w:p>
+      <w:pPr>
+        <w:numPr>
+          <w:ilvl w:val="0"/>
+          <w:numId w:val="14"/>
+        </w:numPr>
+      </w:pPr>
+      <w:r>
+        <w:rPr>
+          <w:b/>
+          <w:bCs/>
+        </w:rPr>
+        <w:t>Contraintes</w:t>
+      </w:r>
+      <w:r>
+        <w:t xml:space="preserve"> :</w:t>
+      </w:r>
+    </w:p>
+    <w:p>
+      <w:pPr>
+        <w:numPr>
+          <w:ilvl w:val="1"/>
+          <w:numId w:val="14"/>
+        </w:numPr>
+      </w:pPr>
+      <w:r>
+        <w:rPr>
+          <w:b/>
+          <w:bCs/>
+        </w:rPr>
+        <w:t>Techniques</w:t>
+      </w:r>
+      <w:r>
+        <w:t xml:space="preserve"> : Limitations technologiques (ex. : compatibilité avec certaines plateformes).</w:t>
+      </w:r>
+    </w:p>
+    <w:p>
+      <w:pPr>
+        <w:numPr>
+          <w:ilvl w:val="1"/>
+          <w:numId w:val="14"/>
+        </w:numPr>
+      </w:pPr>
+      <w:r>
+        <w:rPr>
+          <w:b/>
+          <w:bCs/>
+        </w:rPr>
+        <w:t>Temporelles</w:t>
+      </w:r>
+      <w:r>
+        <w:t xml:space="preserve"> : Délais de livraison.</w:t>
+      </w:r>
+    </w:p>
+    <w:p>
+      <w:pPr>
+        <w:numPr>
+          <w:ilvl w:val="1"/>
+          <w:numId w:val="14"/>
+        </w:numPr>
+      </w:pPr>
+      <w:r>
+        <w:rPr>
+          <w:b/>
+          <w:bCs/>
+        </w:rPr>
+        <w:t>Budgétaires</w:t>
+      </w:r>
+      <w:r>
+        <w:t xml:space="preserve"> : Budget alloué au projet.</w:t>
+      </w:r>
+    </w:p>
+    <w:p>
+      <w:pPr>
+        <w:numPr>
+          <w:ilvl w:val="0"/>
+          <w:numId w:val="14"/>
+        </w:numPr>
+      </w:pPr>
+      <w:r>
+        <w:rPr>
+          <w:b/>
+          <w:bCs/>
+        </w:rPr>
+        <w:t>Livrables attendus</w:t>
+      </w:r>
+      <w:r>
+        <w:t xml:space="preserve"> : Liste des éléments livrables (ex. : documentation, code, maquettes).</w:t>
+      </w:r>
+    </w:p>
+    <w:p>
+      <w:r>
+        <w:pict w14:anchorId="6335D5CD">
+          <v:rect id="_x0000_i1285" style="width:0;height:1.5pt" o:hralign="center" o:hrstd="t" o:hr="t" fillcolor="#a0a0a0" stroked="f"/>
+        </w:pict>
+      </w:r>
+    </w:p>
+    <w:p>
+      <w:pPr>
+        <w:rPr>
+          <w:b/>
+          <w:bCs/>
+        </w:rPr>
+      </w:pPr>
+      <w:r>
+        <w:rPr>
+          <w:b/>
+          <w:bCs/>
+        </w:rPr>
+        <w:t>Diapositive 4 : Environnement Humain et Technique</w:t>
+      </w:r>
+    </w:p>
+    <w:p>
+      <w:pPr>
+        <w:numPr>
+          <w:ilvl w:val="0"/>
+          <w:numId w:val="15"/>
+        </w:numPr>
+      </w:pPr>
+      <w:r>
+        <w:rPr>
+          <w:b/>
+          <w:bCs/>
+        </w:rPr>
+        <w:t>Équipe projet</w:t>
+      </w:r>
+      <w:r>
+        <w:t xml:space="preserve"> : Brève présentation des membres de l'équipe projet, leurs compétences et expériences.</w:t>
+      </w:r>
+    </w:p>
+    <w:p>
+      <w:pPr>
+        <w:numPr>
+          <w:ilvl w:val="0"/>
+          <w:numId w:val="15"/>
+        </w:numPr>
+      </w:pPr>
+      <w:r>
+        <w:rPr>
+          <w:b/>
+          <w:bCs/>
+        </w:rPr>
+        <w:t>Technologies utilisées</w:t>
+      </w:r>
+      <w:r>
+        <w:t xml:space="preserve"> : Dresser une liste des technologies, langages, </w:t>
+      </w:r>
+      <w:proofErr w:type="spellStart"/>
+      <w:r>
+        <w:t>frameworks</w:t>
+      </w:r>
+      <w:proofErr w:type="spellEnd"/>
+      <w:r>
+        <w:t xml:space="preserve"> utilisés (ex. : Symfony, </w:t>
+      </w:r>
+      <w:proofErr w:type="spellStart"/>
+      <w:r>
+        <w:t>Angular</w:t>
+      </w:r>
+      <w:proofErr w:type="spellEnd"/>
+      <w:r>
+        <w:t>, MySQL).</w:t>
+      </w:r>
+    </w:p>
+    <w:p>
+      <w:pPr>
+        <w:numPr>
+          <w:ilvl w:val="0"/>
+          <w:numId w:val="15"/>
+        </w:numPr>
+      </w:pPr>
+      <w:r>
+        <w:rPr>
+          <w:b/>
+          <w:bCs/>
+        </w:rPr>
+        <w:t>Objectifs de qualité</w:t>
+      </w:r>
+      <w:r>
+        <w:t xml:space="preserve"> : Critères de qualité visés (ex. : performance, sécurité, ergonomie).</w:t>
+      </w:r>
+    </w:p>
+    <w:p>
+      <w:r>
+        <w:pict w14:anchorId="23580B97">
+          <v:rect id="_x0000_i1286" style="width:0;height:1.5pt" o:hralign="center" o:hrstd="t" o:hr="t" fillcolor="#a0a0a0" stroked="f"/>
+        </w:pict>
+      </w:r>
+    </w:p>
+    <w:p>
+      <w:pPr>
+        <w:rPr>
+          <w:b/>
+          <w:bCs/>
+        </w:rPr>
+      </w:pPr>
+      <w:r>
+        <w:rPr>
+          <w:b/>
+          <w:bCs/>
+        </w:rPr>
+        <w:lastRenderedPageBreak/>
+        <w:t>Diapositive 5 : Spécifications Fonctionnelles</w:t>
+      </w:r>
+    </w:p>
+    <w:p>
+      <w:pPr>
+        <w:numPr>
+          <w:ilvl w:val="0"/>
+          <w:numId w:val="16"/>
+        </w:numPr>
+      </w:pPr>
+      <w:r>
+        <w:rPr>
+          <w:b/>
+          <w:bCs/>
+        </w:rPr>
+        <w:t>Fonctionnalités principales</w:t>
+      </w:r>
+      <w:r>
+        <w:t xml:space="preserve"> : Lister les fonctionnalités clés de l'application (ex. : gestion des utilisateurs, gestion des contenus).</w:t>
+      </w:r>
+    </w:p>
+    <w:p>
+      <w:pPr>
+        <w:numPr>
+          <w:ilvl w:val="0"/>
+          <w:numId w:val="16"/>
+        </w:numPr>
+      </w:pPr>
+      <w:r>
+        <w:rPr>
+          <w:b/>
+          <w:bCs/>
+        </w:rPr>
+        <w:t>Priorisation</w:t>
+      </w:r>
+      <w:r>
+        <w:t xml:space="preserve"> : Identifier les fonctionnalités prioritaires et justifier leur importance pour le projet.</w:t>
+      </w:r>
+    </w:p>
+    <w:p>
+      <w:pPr>
+        <w:numPr>
+          <w:ilvl w:val="0"/>
+          <w:numId w:val="16"/>
+        </w:numPr>
+      </w:pPr>
+      <w:r>
+        <w:rPr>
+          <w:b/>
+          <w:bCs/>
+        </w:rPr>
+        <w:t>*****************************************</w:t>
+      </w:r>
+    </w:p>
+    <w:p>
+      <w:pPr>
+        <w:numPr>
+          <w:ilvl w:val="0"/>
+          <w:numId w:val="16"/>
+        </w:numPr>
+        <w:rPr>
+          <w:b/>
+          <w:bCs/>
+        </w:rPr>
+      </w:pPr>
+      <w:r>
+        <w:rPr>
+          <w:b/>
+          <w:bCs/>
+        </w:rPr>
+        <w:t>Diapositive 5 : Spécifications Fonctionnelles</w:t>
+      </w:r>
+    </w:p>
+    <w:p>
+      <w:pPr>
+        <w:numPr>
+          <w:ilvl w:val="0"/>
+          <w:numId w:val="16"/>
+        </w:numPr>
+        <w:rPr>
+          <w:b/>
+          <w:bCs/>
+        </w:rPr>
+      </w:pPr>
+      <w:r>
+        <w:rPr>
+          <w:b/>
+          <w:bCs/>
+        </w:rPr>
+        <w:t>Fonctionnalités Principales</w:t>
+      </w:r>
+    </w:p>
+    <w:p>
+      <w:pPr>
+        <w:numPr>
+          <w:ilvl w:val="0"/>
+          <w:numId w:val="16"/>
+        </w:numPr>
+      </w:pPr>
+      <w:r>
+        <w:rPr>
+          <w:b/>
+          <w:bCs/>
+        </w:rPr>
+        <w:t>Gestion des Utilisateurs</w:t>
+      </w:r>
+    </w:p>
+    <w:p>
+      <w:pPr>
+        <w:numPr>
+          <w:ilvl w:val="0"/>
+          <w:numId w:val="16"/>
+        </w:numPr>
+      </w:pPr>
+      <w:r>
+        <w:rPr>
+          <w:b/>
+          <w:bCs/>
+        </w:rPr>
+        <w:t>Description</w:t>
+      </w:r>
+      <w:r>
+        <w:t xml:space="preserve"> : Permet aux administrateurs d'ajouter, modifier, et supprimer des utilisateurs, ainsi que de gérer leurs rôles et permissions.</w:t>
+      </w:r>
+    </w:p>
+    <w:p>
+      <w:pPr>
+        <w:numPr>
+          <w:ilvl w:val="0"/>
+          <w:numId w:val="16"/>
+        </w:numPr>
+      </w:pPr>
+      <w:r>
+        <w:rPr>
+          <w:b/>
+          <w:bCs/>
+        </w:rPr>
+        <w:t>Importance</w:t>
+      </w:r>
+      <w:r>
+        <w:t xml:space="preserve"> : Essentielle pour assurer une administration efficace et sécurisée des accès au système.</w:t>
+      </w:r>
+    </w:p>
+    <w:p>
+      <w:pPr>
+        <w:numPr>
+          <w:ilvl w:val="0"/>
+          <w:numId w:val="16"/>
+        </w:numPr>
+      </w:pPr>
+      <w:r>
+        <w:rPr>
+          <w:b/>
+          <w:bCs/>
+        </w:rPr>
+        <w:t>Gestion des Contenus</w:t>
+      </w:r>
+    </w:p>
+    <w:p>
+      <w:pPr>
+        <w:numPr>
+          <w:ilvl w:val="0"/>
+          <w:numId w:val="16"/>
+        </w:numPr>
+      </w:pPr>
+      <w:r>
+        <w:rPr>
+          <w:b/>
+          <w:bCs/>
+        </w:rPr>
+        <w:t>Description</w:t>
+      </w:r>
+      <w:r>
+        <w:t xml:space="preserve"> : Permet de créer, éditer et supprimer des articles d'actualité, des événements et d'autres contenus pertinents pour les membres.</w:t>
+      </w:r>
+    </w:p>
+    <w:p>
+      <w:pPr>
+        <w:numPr>
+          <w:ilvl w:val="0"/>
+          <w:numId w:val="16"/>
+        </w:numPr>
+      </w:pPr>
+      <w:r>
+        <w:rPr>
+          <w:b/>
+          <w:bCs/>
+        </w:rPr>
+        <w:t>Importance</w:t>
+      </w:r>
+      <w:r>
+        <w:t xml:space="preserve"> : Cruciale pour maintenir l'engagement des utilisateurs et fournir des informations à jour.</w:t>
+      </w:r>
+    </w:p>
+    <w:p>
+      <w:pPr>
+        <w:numPr>
+          <w:ilvl w:val="0"/>
+          <w:numId w:val="16"/>
+        </w:numPr>
+      </w:pPr>
+      <w:r>
+        <w:rPr>
+          <w:b/>
+          <w:bCs/>
+        </w:rPr>
+        <w:t>Espace Membre</w:t>
+      </w:r>
+    </w:p>
+    <w:p>
+      <w:pPr>
+        <w:numPr>
+          <w:ilvl w:val="0"/>
+          <w:numId w:val="16"/>
+        </w:numPr>
+      </w:pPr>
+      <w:r>
+        <w:rPr>
+          <w:b/>
+          <w:bCs/>
+        </w:rPr>
+        <w:t>Description</w:t>
+      </w:r>
+      <w:r>
+        <w:t xml:space="preserve"> : Permet aux utilisateurs de gérer leurs profils, de consulter leurs statistiques et de communiquer avec d'autres membres.</w:t>
+      </w:r>
+    </w:p>
+    <w:p>
+      <w:pPr>
+        <w:numPr>
+          <w:ilvl w:val="0"/>
+          <w:numId w:val="16"/>
+        </w:numPr>
+      </w:pPr>
+      <w:r>
+        <w:rPr>
+          <w:b/>
+          <w:bCs/>
+        </w:rPr>
+        <w:t>Importance</w:t>
+      </w:r>
+      <w:r>
+        <w:t xml:space="preserve"> : Favorise la personnalisation de l'expérience utilisateur et encourage l'interaction au sein de la communauté.</w:t>
+      </w:r>
+    </w:p>
+    <w:p>
+      <w:pPr>
+        <w:numPr>
+          <w:ilvl w:val="0"/>
+          <w:numId w:val="16"/>
+        </w:numPr>
+      </w:pPr>
+      <w:r>
+        <w:rPr>
+          <w:b/>
+          <w:bCs/>
+        </w:rPr>
+        <w:t>Inscription et Authentification</w:t>
+      </w:r>
+    </w:p>
+    <w:p>
+      <w:pPr>
+        <w:numPr>
+          <w:ilvl w:val="0"/>
+          <w:numId w:val="16"/>
+        </w:numPr>
+      </w:pPr>
+      <w:r>
+        <w:rPr>
+          <w:b/>
+          <w:bCs/>
+        </w:rPr>
+        <w:t>Description</w:t>
+      </w:r>
+      <w:r>
+        <w:t xml:space="preserve"> : Processus d'inscription des nouveaux membres et de connexion pour accéder à l'application.</w:t>
+      </w:r>
+    </w:p>
+    <w:p>
+      <w:pPr>
+        <w:numPr>
+          <w:ilvl w:val="0"/>
+          <w:numId w:val="16"/>
+        </w:numPr>
+      </w:pPr>
+      <w:r>
+        <w:rPr>
+          <w:b/>
+          <w:bCs/>
+        </w:rPr>
+        <w:t>Importance</w:t>
+      </w:r>
+      <w:r>
+        <w:t xml:space="preserve"> : Fondamental pour garantir que seuls les utilisateurs autorisés peuvent accéder aux fonctionnalités sensibles.</w:t>
+      </w:r>
+    </w:p>
+    <w:p>
+      <w:pPr>
+        <w:numPr>
+          <w:ilvl w:val="0"/>
+          <w:numId w:val="16"/>
+        </w:numPr>
+      </w:pPr>
+      <w:r>
+        <w:rPr>
+          <w:b/>
+          <w:bCs/>
+        </w:rPr>
+        <w:t>Système de Notifications</w:t>
+      </w:r>
+    </w:p>
+    <w:p>
+      <w:pPr>
+        <w:numPr>
+          <w:ilvl w:val="0"/>
+          <w:numId w:val="16"/>
+        </w:numPr>
+      </w:pPr>
+      <w:r>
+        <w:rPr>
+          <w:b/>
+          <w:bCs/>
+        </w:rPr>
+        <w:t>Description</w:t>
+      </w:r>
+      <w:r>
+        <w:t xml:space="preserve"> : Envoi de notifications aux utilisateurs concernant des mises à jour, des événements à venir, et des messages importants.</w:t>
+      </w:r>
+    </w:p>
+    <w:p>
+      <w:pPr>
+        <w:numPr>
+          <w:ilvl w:val="0"/>
+          <w:numId w:val="16"/>
+        </w:numPr>
+      </w:pPr>
+      <w:r>
+        <w:rPr>
+          <w:b/>
+          <w:bCs/>
+        </w:rPr>
+        <w:t>Importance</w:t>
+      </w:r>
+      <w:r>
+        <w:t xml:space="preserve"> : Aide à garder les utilisateurs informés et engagés avec les activités du club.</w:t>
+      </w:r>
+    </w:p>
+    <w:p>
+      <w:pPr>
+        <w:numPr>
+          <w:ilvl w:val="0"/>
+          <w:numId w:val="16"/>
+        </w:numPr>
+        <w:rPr>
+          <w:b/>
+          <w:bCs/>
+        </w:rPr>
+      </w:pPr>
+      <w:r>
+        <w:rPr>
+          <w:b/>
+          <w:bCs/>
+        </w:rPr>
+        <w:t>Priorisation des Fonctionnalités</w:t>
+      </w:r>
+    </w:p>
+    <w:p>
+      <w:pPr>
+        <w:numPr>
+          <w:ilvl w:val="0"/>
+          <w:numId w:val="16"/>
+        </w:numPr>
+      </w:pPr>
+      <w:r>
+        <w:rPr>
+          <w:b/>
+          <w:bCs/>
+        </w:rPr>
+        <w:t>Gestion des Utilisateurs (Prioritaire)</w:t>
+      </w:r>
+    </w:p>
+    <w:p>
+      <w:pPr>
+        <w:numPr>
+          <w:ilvl w:val="0"/>
+          <w:numId w:val="16"/>
+        </w:numPr>
+      </w:pPr>
+      <w:r>
+        <w:rPr>
+          <w:b/>
+          <w:bCs/>
+        </w:rPr>
+        <w:lastRenderedPageBreak/>
+        <w:t>Justification</w:t>
+      </w:r>
+      <w:r>
+        <w:t xml:space="preserve"> : Cette fonctionnalité est essentielle pour la sécurité de l'application. Un bon contrôle des accès garantit que seules les personnes autorisées peuvent interagir avec des données sensibles. La gestion des rôles permet également de personnaliser les permissions en fonction des responsabilités des utilisateurs, minimisant ainsi les risques de sécurité.</w:t>
+      </w:r>
+    </w:p>
+    <w:p>
+      <w:pPr>
+        <w:numPr>
+          <w:ilvl w:val="0"/>
+          <w:numId w:val="16"/>
+        </w:numPr>
+      </w:pPr>
+      <w:r>
+        <w:rPr>
+          <w:b/>
+          <w:bCs/>
+        </w:rPr>
+        <w:t>Inscription et Authentification (Prioritaire)</w:t>
+      </w:r>
+    </w:p>
+    <w:p>
+      <w:pPr>
+        <w:numPr>
+          <w:ilvl w:val="0"/>
+          <w:numId w:val="16"/>
+        </w:numPr>
+      </w:pPr>
+      <w:r>
+        <w:rPr>
+          <w:b/>
+          <w:bCs/>
+        </w:rPr>
+        <w:t>Justification</w:t>
+      </w:r>
+      <w:r>
+        <w:t xml:space="preserve"> : Le processus d'inscription et d'authentification est la première interaction des utilisateurs avec l'application. Une expérience fluide et sécurisée dans cette étape est cruciale pour établir la confiance des utilisateurs. De plus, une gestion efficace des sessions est vitale pour la protection des données.</w:t>
+      </w:r>
+    </w:p>
+    <w:p>
+      <w:pPr>
+        <w:numPr>
+          <w:ilvl w:val="0"/>
+          <w:numId w:val="16"/>
+        </w:numPr>
+      </w:pPr>
+      <w:r>
+        <w:rPr>
+          <w:b/>
+          <w:bCs/>
+        </w:rPr>
+        <w:t>Gestion des Contenus (Important)</w:t>
+      </w:r>
+    </w:p>
+    <w:p>
+      <w:pPr>
+        <w:numPr>
+          <w:ilvl w:val="0"/>
+          <w:numId w:val="16"/>
+        </w:numPr>
+      </w:pPr>
+      <w:r>
+        <w:rPr>
+          <w:b/>
+          <w:bCs/>
+        </w:rPr>
+        <w:t>Justification</w:t>
+      </w:r>
+      <w:r>
+        <w:t xml:space="preserve"> : Bien que moins critique que la gestion des utilisateurs, la gestion des contenus est essentielle pour le dynamisme de l'application. Les utilisateurs doivent avoir accès à des informations à jour et pertinentes pour rester engagés. Cette fonctionnalité influence directement l'expérience utilisateur et la perception de la valeur de l'application.</w:t>
+      </w:r>
+    </w:p>
+    <w:p>
+      <w:pPr>
+        <w:numPr>
+          <w:ilvl w:val="0"/>
+          <w:numId w:val="16"/>
+        </w:numPr>
+      </w:pPr>
+      <w:r>
+        <w:rPr>
+          <w:b/>
+          <w:bCs/>
+        </w:rPr>
+        <w:t>Espace Membre (Important)</w:t>
+      </w:r>
+    </w:p>
+    <w:p>
+      <w:pPr>
+        <w:numPr>
+          <w:ilvl w:val="0"/>
+          <w:numId w:val="16"/>
+        </w:numPr>
+      </w:pPr>
+      <w:r>
+        <w:rPr>
+          <w:b/>
+          <w:bCs/>
+        </w:rPr>
+        <w:t>Justification</w:t>
+      </w:r>
+      <w:r>
+        <w:t xml:space="preserve"> : Permettre aux utilisateurs de gérer leurs informations et d'interagir avec d'autres membres enrichit leur expérience. Bien que cette fonctionnalité soit importante, elle vient après les aspects fondamentaux de sécurité et d'accès.</w:t>
+      </w:r>
+    </w:p>
+    <w:p>
+      <w:pPr>
+        <w:numPr>
+          <w:ilvl w:val="0"/>
+          <w:numId w:val="16"/>
+        </w:numPr>
+      </w:pPr>
+      <w:r>
+        <w:rPr>
+          <w:b/>
+          <w:bCs/>
+        </w:rPr>
+        <w:t>Système de Notifications (Facultatif)</w:t>
+      </w:r>
+    </w:p>
+    <w:p>
+      <w:pPr>
+        <w:numPr>
+          <w:ilvl w:val="0"/>
+          <w:numId w:val="16"/>
+        </w:numPr>
+      </w:pPr>
+      <w:r>
+        <w:rPr>
+          <w:b/>
+          <w:bCs/>
+        </w:rPr>
+        <w:t>Justification</w:t>
+      </w:r>
+      <w:r>
+        <w:t xml:space="preserve"> : Bien que cela améliore l'engagement, ce n'est pas aussi critique que les autres fonctionnalités. Elle peut être ajoutée dans une phase ultérieure une fois que les autres fonctionnalités de base sont en place et fonctionnelles.</w:t>
+      </w:r>
+    </w:p>
+    <w:p>
+      <w:pPr>
+        <w:numPr>
+          <w:ilvl w:val="0"/>
+          <w:numId w:val="16"/>
+        </w:numPr>
+      </w:pPr>
+    </w:p>
+    <w:p>
+      <w:r>
+        <w:pict w14:anchorId="03C16BD6">
+          <v:rect id="_x0000_i1287" style="width:0;height:1.5pt" o:hralign="center" o:hrstd="t" o:hr="t" fillcolor="#a0a0a0" stroked="f"/>
+        </w:pict>
+      </w:r>
+    </w:p>
+    <w:p>
+      <w:pPr>
+        <w:rPr>
+          <w:b/>
+          <w:bCs/>
+        </w:rPr>
+      </w:pPr>
+      <w:r>
+        <w:rPr>
+          <w:b/>
+          <w:bCs/>
+        </w:rPr>
+        <w:t>Diapositive 6 : Architecture Logicielle</w:t>
+      </w:r>
+    </w:p>
+    <w:p>
+      <w:pPr>
+        <w:numPr>
+          <w:ilvl w:val="0"/>
+          <w:numId w:val="17"/>
+        </w:numPr>
+      </w:pPr>
+      <w:r>
+        <w:rPr>
+          <w:b/>
+          <w:bCs/>
+        </w:rPr>
+        <w:t>Diagramme d'architecture</w:t>
+      </w:r>
+      <w:r>
+        <w:t xml:space="preserve"> : Inclure un diagramme illustrant l'architecture du système.</w:t>
+      </w:r>
+    </w:p>
+    <w:p>
+      <w:pPr>
+        <w:numPr>
+          <w:ilvl w:val="0"/>
+          <w:numId w:val="17"/>
+        </w:numPr>
+      </w:pPr>
+      <w:r>
+        <w:rPr>
+          <w:b/>
+          <w:bCs/>
+        </w:rPr>
+        <w:t>Description des composants</w:t>
+      </w:r>
+      <w:r>
+        <w:t xml:space="preserve"> :</w:t>
+      </w:r>
+    </w:p>
+    <w:p>
+      <w:pPr>
+        <w:numPr>
+          <w:ilvl w:val="1"/>
+          <w:numId w:val="17"/>
+        </w:numPr>
+      </w:pPr>
+      <w:r>
+        <w:rPr>
+          <w:b/>
+          <w:bCs/>
+        </w:rPr>
+        <w:t>Backend</w:t>
+      </w:r>
+      <w:r>
+        <w:t xml:space="preserve"> : Technologies et services utilisés.</w:t>
+      </w:r>
+    </w:p>
+    <w:p>
+      <w:pPr>
+        <w:numPr>
+          <w:ilvl w:val="1"/>
+          <w:numId w:val="17"/>
+        </w:numPr>
+      </w:pPr>
+      <w:r>
+        <w:rPr>
+          <w:b/>
+          <w:bCs/>
+        </w:rPr>
+        <w:t>Frontend</w:t>
+      </w:r>
+      <w:r>
+        <w:t xml:space="preserve"> : Technologies et bibliothèques.</w:t>
+      </w:r>
+    </w:p>
+    <w:p>
+      <w:pPr>
+        <w:numPr>
+          <w:ilvl w:val="1"/>
+          <w:numId w:val="17"/>
+        </w:numPr>
+      </w:pPr>
+      <w:r>
+        <w:rPr>
+          <w:b/>
+          <w:bCs/>
+        </w:rPr>
+        <w:t>Base de données</w:t>
+      </w:r>
+      <w:r>
+        <w:t xml:space="preserve"> : Type de base de données utilisée et son rôle.</w:t>
+      </w:r>
+    </w:p>
+    <w:p>
+      <w:pPr>
+        <w:numPr>
+          <w:ilvl w:val="0"/>
+          <w:numId w:val="17"/>
+        </w:numPr>
+      </w:pPr>
+      <w:r>
+        <w:t>**************************************</w:t>
+      </w:r>
+    </w:p>
+    <w:p>
+      <w:pPr>
+        <w:spacing w:before="100" w:beforeAutospacing="1" w:after="100" w:afterAutospacing="1" w:line="240" w:lineRule="auto"/>
+        <w:outlineLvl w:val="3"/>
+        <w:rPr>
+          <w:rFonts w:ascii="Times New Roman" w:eastAsia="Times New Roman" w:hAnsi="Times New Roman" w:cs="Times New Roman"/>
+          <w:b/>
+          <w:bCs/>
+          <w:kern w:val="0"/>
+          <w:sz w:val="24"/>
+          <w:szCs w:val="24"/>
+          <w:lang w:eastAsia="fr-FR"/>
+          <w14:ligatures w14:val="none"/>
+        </w:rPr>
+      </w:pPr>
+      <w:r>
+        <w:rPr>
+          <w:rFonts w:ascii="Times New Roman" w:eastAsia="Times New Roman" w:hAnsi="Times New Roman" w:cs="Times New Roman"/>
+          <w:b/>
+          <w:bCs/>
+          <w:kern w:val="0"/>
+          <w:sz w:val="24"/>
+          <w:szCs w:val="24"/>
+          <w:lang w:eastAsia="fr-FR"/>
+          <w14:ligatures w14:val="none"/>
+        </w:rPr>
+        <w:t>Description des Composants</w:t>
+      </w:r>
+    </w:p>
+    <w:p>
+      <w:pPr>
+        <w:numPr>
+          <w:ilvl w:val="0"/>
+          <w:numId w:val="17"/>
+        </w:numPr>
+        <w:spacing w:before="100" w:beforeAutospacing="1" w:after="100" w:afterAutospacing="1" w:line="240" w:lineRule="auto"/>
+        <w:rPr>
+          <w:rFonts w:ascii="Times New Roman" w:eastAsia="Times New Roman" w:hAnsi="Times New Roman" w:cs="Times New Roman"/>
+          <w:kern w:val="0"/>
+          <w:sz w:val="24"/>
+          <w:szCs w:val="24"/>
+          <w:lang w:eastAsia="fr-FR"/>
+          <w14:ligatures w14:val="none"/>
+        </w:rPr>
+      </w:pPr>
+      <w:r>
+        <w:rPr>
+          <w:rFonts w:ascii="Times New Roman" w:eastAsia="Times New Roman" w:hAnsi="Times New Roman" w:cs="Times New Roman"/>
+          <w:b/>
+          <w:bCs/>
+          <w:kern w:val="0"/>
+          <w:sz w:val="24"/>
+          <w:szCs w:val="24"/>
+          <w:lang w:eastAsia="fr-FR"/>
+          <w14:ligatures w14:val="none"/>
+        </w:rPr>
+        <w:t>Backend</w:t>
+      </w:r>
+    </w:p>
+    <w:p>
+      <w:pPr>
+        <w:numPr>
+          <w:ilvl w:val="1"/>
+          <w:numId w:val="17"/>
+        </w:numPr>
+        <w:spacing w:before="100" w:beforeAutospacing="1" w:after="100" w:afterAutospacing="1" w:line="240" w:lineRule="auto"/>
+        <w:rPr>
+          <w:rFonts w:ascii="Times New Roman" w:eastAsia="Times New Roman" w:hAnsi="Times New Roman" w:cs="Times New Roman"/>
+          <w:kern w:val="0"/>
+          <w:sz w:val="24"/>
+          <w:szCs w:val="24"/>
+          <w:lang w:eastAsia="fr-FR"/>
+          <w14:ligatures w14:val="none"/>
+        </w:rPr>
+      </w:pPr>
+      <w:r>
+        <w:rPr>
+          <w:rFonts w:ascii="Times New Roman" w:eastAsia="Times New Roman" w:hAnsi="Times New Roman" w:cs="Times New Roman"/>
+          <w:b/>
+          <w:bCs/>
+          <w:kern w:val="0"/>
+          <w:sz w:val="24"/>
+          <w:szCs w:val="24"/>
+          <w:lang w:eastAsia="fr-FR"/>
+          <w14:ligatures w14:val="none"/>
+        </w:rPr>
+        <w:t>Technologies Utilisées</w:t>
+      </w:r>
+      <w:r>
+        <w:rPr>
+          <w:rFonts w:ascii="Times New Roman" w:eastAsia="Times New Roman" w:hAnsi="Times New Roman" w:cs="Times New Roman"/>
+          <w:kern w:val="0"/>
+          <w:sz w:val="24"/>
+          <w:szCs w:val="24"/>
+          <w:lang w:eastAsia="fr-FR"/>
+          <w14:ligatures w14:val="none"/>
+        </w:rPr>
+        <w:t xml:space="preserve"> :</w:t>
+      </w:r>
+    </w:p>
+    <w:p>
+      <w:pPr>
+        <w:numPr>
+          <w:ilvl w:val="2"/>
+          <w:numId w:val="17"/>
+        </w:numPr>
+        <w:spacing w:before="100" w:beforeAutospacing="1" w:after="100" w:afterAutospacing="1" w:line="240" w:lineRule="auto"/>
+        <w:rPr>
+          <w:rFonts w:ascii="Times New Roman" w:eastAsia="Times New Roman" w:hAnsi="Times New Roman" w:cs="Times New Roman"/>
+          <w:kern w:val="0"/>
+          <w:sz w:val="24"/>
+          <w:szCs w:val="24"/>
+          <w:lang w:eastAsia="fr-FR"/>
+          <w14:ligatures w14:val="none"/>
+        </w:rPr>
+      </w:pPr>
+      <w:r>
+        <w:rPr>
+          <w:rFonts w:ascii="Times New Roman" w:eastAsia="Times New Roman" w:hAnsi="Times New Roman" w:cs="Times New Roman"/>
+          <w:b/>
+          <w:bCs/>
+          <w:kern w:val="0"/>
+          <w:sz w:val="24"/>
+          <w:szCs w:val="24"/>
+          <w:lang w:eastAsia="fr-FR"/>
+          <w14:ligatures w14:val="none"/>
+        </w:rPr>
+        <w:t>Symfony</w:t>
+      </w:r>
+      <w:r>
+        <w:rPr>
+          <w:rFonts w:ascii="Times New Roman" w:eastAsia="Times New Roman" w:hAnsi="Times New Roman" w:cs="Times New Roman"/>
+          <w:kern w:val="0"/>
+          <w:sz w:val="24"/>
+          <w:szCs w:val="24"/>
+          <w:lang w:eastAsia="fr-FR"/>
+          <w14:ligatures w14:val="none"/>
+        </w:rPr>
+        <w:t xml:space="preserve"> : Framework PHP utilisé pour construire l'API RESTful. Il facilite le développement rapide grâce à sa structure MVC (Modèle-</w:t>
+      </w:r>
+      <w:r>
+        <w:rPr>
+          <w:rFonts w:ascii="Times New Roman" w:eastAsia="Times New Roman" w:hAnsi="Times New Roman" w:cs="Times New Roman"/>
+          <w:kern w:val="0"/>
+          <w:sz w:val="24"/>
+          <w:szCs w:val="24"/>
+          <w:lang w:eastAsia="fr-FR"/>
+          <w14:ligatures w14:val="none"/>
+        </w:rPr>
+        <w:lastRenderedPageBreak/>
+        <w:t>Vue-Contrôleur) et son écosystème riche en bundles et composants réutilisables.</w:t>
+      </w:r>
+    </w:p>
+    <w:p>
+      <w:pPr>
+        <w:numPr>
+          <w:ilvl w:val="2"/>
+          <w:numId w:val="17"/>
+        </w:numPr>
+        <w:spacing w:before="100" w:beforeAutospacing="1" w:after="100" w:afterAutospacing="1" w:line="240" w:lineRule="auto"/>
+        <w:rPr>
+          <w:rFonts w:ascii="Times New Roman" w:eastAsia="Times New Roman" w:hAnsi="Times New Roman" w:cs="Times New Roman"/>
+          <w:kern w:val="0"/>
+          <w:sz w:val="24"/>
+          <w:szCs w:val="24"/>
+          <w:lang w:eastAsia="fr-FR"/>
+          <w14:ligatures w14:val="none"/>
+        </w:rPr>
+      </w:pPr>
+      <w:r>
+        <w:rPr>
+          <w:rFonts w:ascii="Times New Roman" w:eastAsia="Times New Roman" w:hAnsi="Times New Roman" w:cs="Times New Roman"/>
+          <w:b/>
+          <w:bCs/>
+          <w:kern w:val="0"/>
+          <w:sz w:val="24"/>
+          <w:szCs w:val="24"/>
+          <w:lang w:eastAsia="fr-FR"/>
+          <w14:ligatures w14:val="none"/>
+        </w:rPr>
+        <w:t>PHP</w:t>
+      </w:r>
+      <w:r>
+        <w:rPr>
+          <w:rFonts w:ascii="Times New Roman" w:eastAsia="Times New Roman" w:hAnsi="Times New Roman" w:cs="Times New Roman"/>
+          <w:kern w:val="0"/>
+          <w:sz w:val="24"/>
+          <w:szCs w:val="24"/>
+          <w:lang w:eastAsia="fr-FR"/>
+          <w14:ligatures w14:val="none"/>
+        </w:rPr>
+        <w:t xml:space="preserve"> : Langage de programmation côté serveur, qui gère la logique métier et les opérations sur les données.</w:t>
+      </w:r>
+    </w:p>
+    <w:p>
+      <w:pPr>
+        <w:numPr>
+          <w:ilvl w:val="2"/>
+          <w:numId w:val="17"/>
+        </w:numPr>
+        <w:spacing w:before="100" w:beforeAutospacing="1" w:after="100" w:afterAutospacing="1" w:line="240" w:lineRule="auto"/>
+        <w:rPr>
+          <w:rFonts w:ascii="Times New Roman" w:eastAsia="Times New Roman" w:hAnsi="Times New Roman" w:cs="Times New Roman"/>
+          <w:kern w:val="0"/>
+          <w:sz w:val="24"/>
+          <w:szCs w:val="24"/>
+          <w:lang w:eastAsia="fr-FR"/>
+          <w14:ligatures w14:val="none"/>
+        </w:rPr>
+      </w:pPr>
+      <w:r>
+        <w:rPr>
+          <w:rFonts w:ascii="Times New Roman" w:eastAsia="Times New Roman" w:hAnsi="Times New Roman" w:cs="Times New Roman"/>
+          <w:b/>
+          <w:bCs/>
+          <w:kern w:val="0"/>
+          <w:sz w:val="24"/>
+          <w:szCs w:val="24"/>
+          <w:lang w:eastAsia="fr-FR"/>
+          <w14:ligatures w14:val="none"/>
+        </w:rPr>
+        <w:t xml:space="preserve">JWT (JSON Web </w:t>
+      </w:r>
+      <w:proofErr w:type="spellStart"/>
+      <w:r>
+        <w:rPr>
+          <w:rFonts w:ascii="Times New Roman" w:eastAsia="Times New Roman" w:hAnsi="Times New Roman" w:cs="Times New Roman"/>
+          <w:b/>
+          <w:bCs/>
+          <w:kern w:val="0"/>
+          <w:sz w:val="24"/>
+          <w:szCs w:val="24"/>
+          <w:lang w:eastAsia="fr-FR"/>
+          <w14:ligatures w14:val="none"/>
+        </w:rPr>
+        <w:t>Tokens</w:t>
+      </w:r>
+      <w:proofErr w:type="spellEnd"/>
+      <w:r>
+        <w:rPr>
+          <w:rFonts w:ascii="Times New Roman" w:eastAsia="Times New Roman" w:hAnsi="Times New Roman" w:cs="Times New Roman"/>
+          <w:b/>
+          <w:bCs/>
+          <w:kern w:val="0"/>
+          <w:sz w:val="24"/>
+          <w:szCs w:val="24"/>
+          <w:lang w:eastAsia="fr-FR"/>
+          <w14:ligatures w14:val="none"/>
+        </w:rPr>
+        <w:t>)</w:t>
+      </w:r>
+      <w:r>
+        <w:rPr>
+          <w:rFonts w:ascii="Times New Roman" w:eastAsia="Times New Roman" w:hAnsi="Times New Roman" w:cs="Times New Roman"/>
+          <w:kern w:val="0"/>
+          <w:sz w:val="24"/>
+          <w:szCs w:val="24"/>
+          <w:lang w:eastAsia="fr-FR"/>
+          <w14:ligatures w14:val="none"/>
+        </w:rPr>
+        <w:t xml:space="preserve"> : Utilisé pour gérer l'authentification et l'autorisation des utilisateurs, garantissant une communication sécurisée entre le frontend et le backend.</w:t>
+      </w:r>
+    </w:p>
+    <w:p>
+      <w:pPr>
+        <w:numPr>
+          <w:ilvl w:val="1"/>
+          <w:numId w:val="17"/>
+        </w:numPr>
+        <w:spacing w:before="100" w:beforeAutospacing="1" w:after="100" w:afterAutospacing="1" w:line="240" w:lineRule="auto"/>
+        <w:rPr>
+          <w:rFonts w:ascii="Times New Roman" w:eastAsia="Times New Roman" w:hAnsi="Times New Roman" w:cs="Times New Roman"/>
+          <w:kern w:val="0"/>
+          <w:sz w:val="24"/>
+          <w:szCs w:val="24"/>
+          <w:lang w:eastAsia="fr-FR"/>
+          <w14:ligatures w14:val="none"/>
+        </w:rPr>
+      </w:pPr>
+      <w:r>
+        <w:rPr>
+          <w:rFonts w:ascii="Times New Roman" w:eastAsia="Times New Roman" w:hAnsi="Times New Roman" w:cs="Times New Roman"/>
+          <w:b/>
+          <w:bCs/>
+          <w:kern w:val="0"/>
+          <w:sz w:val="24"/>
+          <w:szCs w:val="24"/>
+          <w:lang w:eastAsia="fr-FR"/>
+          <w14:ligatures w14:val="none"/>
+        </w:rPr>
+        <w:t>Services</w:t>
+      </w:r>
+      <w:r>
+        <w:rPr>
+          <w:rFonts w:ascii="Times New Roman" w:eastAsia="Times New Roman" w:hAnsi="Times New Roman" w:cs="Times New Roman"/>
+          <w:kern w:val="0"/>
+          <w:sz w:val="24"/>
+          <w:szCs w:val="24"/>
+          <w:lang w:eastAsia="fr-FR"/>
+          <w14:ligatures w14:val="none"/>
+        </w:rPr>
+        <w:t xml:space="preserve"> :</w:t>
+      </w:r>
+    </w:p>
+    <w:p>
+      <w:pPr>
+        <w:numPr>
+          <w:ilvl w:val="2"/>
+          <w:numId w:val="17"/>
+        </w:numPr>
+        <w:spacing w:before="100" w:beforeAutospacing="1" w:after="100" w:afterAutospacing="1" w:line="240" w:lineRule="auto"/>
+        <w:rPr>
+          <w:rFonts w:ascii="Times New Roman" w:eastAsia="Times New Roman" w:hAnsi="Times New Roman" w:cs="Times New Roman"/>
+          <w:kern w:val="0"/>
+          <w:sz w:val="24"/>
+          <w:szCs w:val="24"/>
+          <w:lang w:eastAsia="fr-FR"/>
+          <w14:ligatures w14:val="none"/>
+        </w:rPr>
+      </w:pPr>
+      <w:r>
+        <w:rPr>
+          <w:rFonts w:ascii="Times New Roman" w:eastAsia="Times New Roman" w:hAnsi="Times New Roman" w:cs="Times New Roman"/>
+          <w:b/>
+          <w:bCs/>
+          <w:kern w:val="0"/>
+          <w:sz w:val="24"/>
+          <w:szCs w:val="24"/>
+          <w:lang w:eastAsia="fr-FR"/>
+          <w14:ligatures w14:val="none"/>
+        </w:rPr>
+        <w:t>API RESTful</w:t>
+      </w:r>
+      <w:r>
+        <w:rPr>
+          <w:rFonts w:ascii="Times New Roman" w:eastAsia="Times New Roman" w:hAnsi="Times New Roman" w:cs="Times New Roman"/>
+          <w:kern w:val="0"/>
+          <w:sz w:val="24"/>
+          <w:szCs w:val="24"/>
+          <w:lang w:eastAsia="fr-FR"/>
+          <w14:ligatures w14:val="none"/>
+        </w:rPr>
+        <w:t xml:space="preserve"> : Fournit des </w:t>
+      </w:r>
+      <w:proofErr w:type="spellStart"/>
+      <w:r>
+        <w:rPr>
+          <w:rFonts w:ascii="Times New Roman" w:eastAsia="Times New Roman" w:hAnsi="Times New Roman" w:cs="Times New Roman"/>
+          <w:kern w:val="0"/>
+          <w:sz w:val="24"/>
+          <w:szCs w:val="24"/>
+          <w:lang w:eastAsia="fr-FR"/>
+          <w14:ligatures w14:val="none"/>
+        </w:rPr>
+        <w:t>endpoints</w:t>
+      </w:r>
+      <w:proofErr w:type="spellEnd"/>
+      <w:r>
+        <w:rPr>
+          <w:rFonts w:ascii="Times New Roman" w:eastAsia="Times New Roman" w:hAnsi="Times New Roman" w:cs="Times New Roman"/>
+          <w:kern w:val="0"/>
+          <w:sz w:val="24"/>
+          <w:szCs w:val="24"/>
+          <w:lang w:eastAsia="fr-FR"/>
+          <w14:ligatures w14:val="none"/>
+        </w:rPr>
+        <w:t xml:space="preserve"> pour interagir avec les données, tels que la gestion des utilisateurs et des contenus.</w:t>
+      </w:r>
+    </w:p>
+    <w:p>
+      <w:pPr>
+        <w:numPr>
+          <w:ilvl w:val="2"/>
+          <w:numId w:val="17"/>
+        </w:numPr>
+        <w:spacing w:before="100" w:beforeAutospacing="1" w:after="100" w:afterAutospacing="1" w:line="240" w:lineRule="auto"/>
+        <w:rPr>
+          <w:rFonts w:ascii="Times New Roman" w:eastAsia="Times New Roman" w:hAnsi="Times New Roman" w:cs="Times New Roman"/>
+          <w:kern w:val="0"/>
+          <w:sz w:val="24"/>
+          <w:szCs w:val="24"/>
+          <w:lang w:eastAsia="fr-FR"/>
+          <w14:ligatures w14:val="none"/>
+        </w:rPr>
+      </w:pPr>
+      <w:r>
+        <w:rPr>
+          <w:rFonts w:ascii="Times New Roman" w:eastAsia="Times New Roman" w:hAnsi="Times New Roman" w:cs="Times New Roman"/>
+          <w:b/>
+          <w:bCs/>
+          <w:kern w:val="0"/>
+          <w:sz w:val="24"/>
+          <w:szCs w:val="24"/>
+          <w:lang w:eastAsia="fr-FR"/>
+          <w14:ligatures w14:val="none"/>
+        </w:rPr>
+        <w:t>Services de sécurité</w:t>
+      </w:r>
+      <w:r>
+        <w:rPr>
+          <w:rFonts w:ascii="Times New Roman" w:eastAsia="Times New Roman" w:hAnsi="Times New Roman" w:cs="Times New Roman"/>
+          <w:kern w:val="0"/>
+          <w:sz w:val="24"/>
+          <w:szCs w:val="24"/>
+          <w:lang w:eastAsia="fr-FR"/>
+          <w14:ligatures w14:val="none"/>
+        </w:rPr>
+        <w:t xml:space="preserve"> : Gestion des rôles, des permissions, et des sessions utilisateurs.</w:t>
+      </w:r>
+    </w:p>
+    <w:p>
+      <w:pPr>
+        <w:numPr>
+          <w:ilvl w:val="0"/>
+          <w:numId w:val="17"/>
+        </w:numPr>
+        <w:spacing w:before="100" w:beforeAutospacing="1" w:after="100" w:afterAutospacing="1" w:line="240" w:lineRule="auto"/>
+        <w:rPr>
+          <w:rFonts w:ascii="Times New Roman" w:eastAsia="Times New Roman" w:hAnsi="Times New Roman" w:cs="Times New Roman"/>
+          <w:kern w:val="0"/>
+          <w:sz w:val="24"/>
+          <w:szCs w:val="24"/>
+          <w:lang w:eastAsia="fr-FR"/>
+          <w14:ligatures w14:val="none"/>
+        </w:rPr>
+      </w:pPr>
+      <w:r>
+        <w:rPr>
+          <w:rFonts w:ascii="Times New Roman" w:eastAsia="Times New Roman" w:hAnsi="Times New Roman" w:cs="Times New Roman"/>
+          <w:b/>
+          <w:bCs/>
+          <w:kern w:val="0"/>
+          <w:sz w:val="24"/>
+          <w:szCs w:val="24"/>
+          <w:lang w:eastAsia="fr-FR"/>
+          <w14:ligatures w14:val="none"/>
+        </w:rPr>
+        <w:t>Frontend</w:t>
+      </w:r>
+    </w:p>
+    <w:p>
+      <w:pPr>
+        <w:numPr>
+          <w:ilvl w:val="1"/>
+          <w:numId w:val="17"/>
+        </w:numPr>
+        <w:spacing w:before="100" w:beforeAutospacing="1" w:after="100" w:afterAutospacing="1" w:line="240" w:lineRule="auto"/>
+        <w:rPr>
+          <w:rFonts w:ascii="Times New Roman" w:eastAsia="Times New Roman" w:hAnsi="Times New Roman" w:cs="Times New Roman"/>
+          <w:kern w:val="0"/>
+          <w:sz w:val="24"/>
+          <w:szCs w:val="24"/>
+          <w:lang w:eastAsia="fr-FR"/>
+          <w14:ligatures w14:val="none"/>
+        </w:rPr>
+      </w:pPr>
+      <w:r>
+        <w:rPr>
+          <w:rFonts w:ascii="Times New Roman" w:eastAsia="Times New Roman" w:hAnsi="Times New Roman" w:cs="Times New Roman"/>
+          <w:b/>
+          <w:bCs/>
+          <w:kern w:val="0"/>
+          <w:sz w:val="24"/>
+          <w:szCs w:val="24"/>
+          <w:lang w:eastAsia="fr-FR"/>
+          <w14:ligatures w14:val="none"/>
+        </w:rPr>
+        <w:t>Technologies Utilisées</w:t>
+      </w:r>
+      <w:r>
+        <w:rPr>
+          <w:rFonts w:ascii="Times New Roman" w:eastAsia="Times New Roman" w:hAnsi="Times New Roman" w:cs="Times New Roman"/>
+          <w:kern w:val="0"/>
+          <w:sz w:val="24"/>
+          <w:szCs w:val="24"/>
+          <w:lang w:eastAsia="fr-FR"/>
+          <w14:ligatures w14:val="none"/>
+        </w:rPr>
+        <w:t xml:space="preserve"> :</w:t>
+      </w:r>
+    </w:p>
+    <w:p>
+      <w:pPr>
+        <w:numPr>
+          <w:ilvl w:val="2"/>
+          <w:numId w:val="17"/>
+        </w:numPr>
+        <w:spacing w:before="100" w:beforeAutospacing="1" w:after="100" w:afterAutospacing="1" w:line="240" w:lineRule="auto"/>
+        <w:rPr>
+          <w:rFonts w:ascii="Times New Roman" w:eastAsia="Times New Roman" w:hAnsi="Times New Roman" w:cs="Times New Roman"/>
+          <w:kern w:val="0"/>
+          <w:sz w:val="24"/>
+          <w:szCs w:val="24"/>
+          <w:lang w:eastAsia="fr-FR"/>
+          <w14:ligatures w14:val="none"/>
+        </w:rPr>
+      </w:pPr>
+      <w:proofErr w:type="spellStart"/>
+      <w:r>
+        <w:rPr>
+          <w:rFonts w:ascii="Times New Roman" w:eastAsia="Times New Roman" w:hAnsi="Times New Roman" w:cs="Times New Roman"/>
+          <w:b/>
+          <w:bCs/>
+          <w:kern w:val="0"/>
+          <w:sz w:val="24"/>
+          <w:szCs w:val="24"/>
+          <w:lang w:eastAsia="fr-FR"/>
+          <w14:ligatures w14:val="none"/>
+        </w:rPr>
+        <w:t>Angular</w:t>
+      </w:r>
+      <w:proofErr w:type="spellEnd"/>
+      <w:r>
+        <w:rPr>
+          <w:rFonts w:ascii="Times New Roman" w:eastAsia="Times New Roman" w:hAnsi="Times New Roman" w:cs="Times New Roman"/>
+          <w:kern w:val="0"/>
+          <w:sz w:val="24"/>
+          <w:szCs w:val="24"/>
+          <w:lang w:eastAsia="fr-FR"/>
+          <w14:ligatures w14:val="none"/>
+        </w:rPr>
+        <w:t xml:space="preserve"> : Framework JavaScript utilisé pour construire une interface utilisateur dynamique et réactive. Permet une architecture de composants qui facilite la maintenance et la réutilisation du code.</w:t>
+      </w:r>
+    </w:p>
+    <w:p>
+      <w:pPr>
+        <w:numPr>
+          <w:ilvl w:val="2"/>
+          <w:numId w:val="17"/>
+        </w:numPr>
+        <w:spacing w:before="100" w:beforeAutospacing="1" w:after="100" w:afterAutospacing="1" w:line="240" w:lineRule="auto"/>
+        <w:rPr>
+          <w:rFonts w:ascii="Times New Roman" w:eastAsia="Times New Roman" w:hAnsi="Times New Roman" w:cs="Times New Roman"/>
+          <w:kern w:val="0"/>
+          <w:sz w:val="24"/>
+          <w:szCs w:val="24"/>
+          <w:lang w:eastAsia="fr-FR"/>
+          <w14:ligatures w14:val="none"/>
+        </w:rPr>
+      </w:pPr>
+      <w:proofErr w:type="spellStart"/>
+      <w:r>
+        <w:rPr>
+          <w:rFonts w:ascii="Times New Roman" w:eastAsia="Times New Roman" w:hAnsi="Times New Roman" w:cs="Times New Roman"/>
+          <w:b/>
+          <w:bCs/>
+          <w:kern w:val="0"/>
+          <w:sz w:val="24"/>
+          <w:szCs w:val="24"/>
+          <w:lang w:eastAsia="fr-FR"/>
+          <w14:ligatures w14:val="none"/>
+        </w:rPr>
+        <w:t>TypeScript</w:t>
+      </w:r>
+      <w:proofErr w:type="spellEnd"/>
+      <w:r>
+        <w:rPr>
+          <w:rFonts w:ascii="Times New Roman" w:eastAsia="Times New Roman" w:hAnsi="Times New Roman" w:cs="Times New Roman"/>
+          <w:kern w:val="0"/>
+          <w:sz w:val="24"/>
+          <w:szCs w:val="24"/>
+          <w:lang w:eastAsia="fr-FR"/>
+          <w14:ligatures w14:val="none"/>
+        </w:rPr>
+        <w:t xml:space="preserve"> : </w:t>
+      </w:r>
+      <w:proofErr w:type="spellStart"/>
+      <w:r>
+        <w:rPr>
+          <w:rFonts w:ascii="Times New Roman" w:eastAsia="Times New Roman" w:hAnsi="Times New Roman" w:cs="Times New Roman"/>
+          <w:kern w:val="0"/>
+          <w:sz w:val="24"/>
+          <w:szCs w:val="24"/>
+          <w:lang w:eastAsia="fr-FR"/>
+          <w14:ligatures w14:val="none"/>
+        </w:rPr>
+        <w:t>Superset</w:t>
+      </w:r>
+      <w:proofErr w:type="spellEnd"/>
+      <w:r>
+        <w:rPr>
+          <w:rFonts w:ascii="Times New Roman" w:eastAsia="Times New Roman" w:hAnsi="Times New Roman" w:cs="Times New Roman"/>
+          <w:kern w:val="0"/>
+          <w:sz w:val="24"/>
+          <w:szCs w:val="24"/>
+          <w:lang w:eastAsia="fr-FR"/>
+          <w14:ligatures w14:val="none"/>
+        </w:rPr>
+        <w:t xml:space="preserve"> de JavaScript utilisé pour ajouter des types statiques et des fonctionnalités modernes au développement, améliorant ainsi la robustesse du code.</w:t>
+      </w:r>
+    </w:p>
+    <w:p>
+      <w:pPr>
+        <w:numPr>
+          <w:ilvl w:val="2"/>
+          <w:numId w:val="17"/>
+        </w:numPr>
+        <w:spacing w:before="100" w:beforeAutospacing="1" w:after="100" w:afterAutospacing="1" w:line="240" w:lineRule="auto"/>
+        <w:rPr>
+          <w:rFonts w:ascii="Times New Roman" w:eastAsia="Times New Roman" w:hAnsi="Times New Roman" w:cs="Times New Roman"/>
+          <w:kern w:val="0"/>
+          <w:sz w:val="24"/>
+          <w:szCs w:val="24"/>
+          <w:lang w:eastAsia="fr-FR"/>
+          <w14:ligatures w14:val="none"/>
+        </w:rPr>
+      </w:pPr>
+      <w:r>
+        <w:rPr>
+          <w:rFonts w:ascii="Times New Roman" w:eastAsia="Times New Roman" w:hAnsi="Times New Roman" w:cs="Times New Roman"/>
+          <w:b/>
+          <w:bCs/>
+          <w:kern w:val="0"/>
+          <w:sz w:val="24"/>
+          <w:szCs w:val="24"/>
+          <w:lang w:eastAsia="fr-FR"/>
+          <w14:ligatures w14:val="none"/>
+        </w:rPr>
+        <w:t>Bootstrap</w:t>
+      </w:r>
+      <w:r>
+        <w:rPr>
+          <w:rFonts w:ascii="Times New Roman" w:eastAsia="Times New Roman" w:hAnsi="Times New Roman" w:cs="Times New Roman"/>
+          <w:kern w:val="0"/>
+          <w:sz w:val="24"/>
+          <w:szCs w:val="24"/>
+          <w:lang w:eastAsia="fr-FR"/>
+          <w14:ligatures w14:val="none"/>
+        </w:rPr>
+        <w:t xml:space="preserve"> : Bibliothèque CSS utilisée pour concevoir une interface utilisateur réactive et esthétique, permettant une expérience utilisateur optimale sur différents appareils.</w:t>
+      </w:r>
+    </w:p>
+    <w:p>
+      <w:pPr>
+        <w:numPr>
+          <w:ilvl w:val="1"/>
+          <w:numId w:val="17"/>
+        </w:numPr>
+        <w:spacing w:before="100" w:beforeAutospacing="1" w:after="100" w:afterAutospacing="1" w:line="240" w:lineRule="auto"/>
+        <w:rPr>
+          <w:rFonts w:ascii="Times New Roman" w:eastAsia="Times New Roman" w:hAnsi="Times New Roman" w:cs="Times New Roman"/>
+          <w:kern w:val="0"/>
+          <w:sz w:val="24"/>
+          <w:szCs w:val="24"/>
+          <w:lang w:eastAsia="fr-FR"/>
+          <w14:ligatures w14:val="none"/>
+        </w:rPr>
+      </w:pPr>
+      <w:r>
+        <w:rPr>
+          <w:rFonts w:ascii="Times New Roman" w:eastAsia="Times New Roman" w:hAnsi="Times New Roman" w:cs="Times New Roman"/>
+          <w:b/>
+          <w:bCs/>
+          <w:kern w:val="0"/>
+          <w:sz w:val="24"/>
+          <w:szCs w:val="24"/>
+          <w:lang w:eastAsia="fr-FR"/>
+          <w14:ligatures w14:val="none"/>
+        </w:rPr>
+        <w:t>Bibliothèques</w:t>
+      </w:r>
+      <w:r>
+        <w:rPr>
+          <w:rFonts w:ascii="Times New Roman" w:eastAsia="Times New Roman" w:hAnsi="Times New Roman" w:cs="Times New Roman"/>
+          <w:kern w:val="0"/>
+          <w:sz w:val="24"/>
+          <w:szCs w:val="24"/>
+          <w:lang w:eastAsia="fr-FR"/>
+          <w14:ligatures w14:val="none"/>
+        </w:rPr>
+        <w:t xml:space="preserve"> :</w:t>
+      </w:r>
+    </w:p>
+    <w:p>
+      <w:pPr>
+        <w:numPr>
+          <w:ilvl w:val="2"/>
+          <w:numId w:val="17"/>
+        </w:numPr>
+        <w:spacing w:before="100" w:beforeAutospacing="1" w:after="100" w:afterAutospacing="1" w:line="240" w:lineRule="auto"/>
+        <w:rPr>
+          <w:rFonts w:ascii="Times New Roman" w:eastAsia="Times New Roman" w:hAnsi="Times New Roman" w:cs="Times New Roman"/>
+          <w:kern w:val="0"/>
+          <w:sz w:val="24"/>
+          <w:szCs w:val="24"/>
+          <w:lang w:eastAsia="fr-FR"/>
+          <w14:ligatures w14:val="none"/>
+        </w:rPr>
+      </w:pPr>
+      <w:proofErr w:type="spellStart"/>
+      <w:r>
+        <w:rPr>
+          <w:rFonts w:ascii="Times New Roman" w:eastAsia="Times New Roman" w:hAnsi="Times New Roman" w:cs="Times New Roman"/>
+          <w:b/>
+          <w:bCs/>
+          <w:kern w:val="0"/>
+          <w:sz w:val="24"/>
+          <w:szCs w:val="24"/>
+          <w:lang w:eastAsia="fr-FR"/>
+          <w14:ligatures w14:val="none"/>
+        </w:rPr>
+        <w:t>RxJS</w:t>
+      </w:r>
+      <w:proofErr w:type="spellEnd"/>
+      <w:r>
+        <w:rPr>
+          <w:rFonts w:ascii="Times New Roman" w:eastAsia="Times New Roman" w:hAnsi="Times New Roman" w:cs="Times New Roman"/>
+          <w:kern w:val="0"/>
+          <w:sz w:val="24"/>
+          <w:szCs w:val="24"/>
+          <w:lang w:eastAsia="fr-FR"/>
+          <w14:ligatures w14:val="none"/>
+        </w:rPr>
+        <w:t xml:space="preserve"> : Utilisé pour la programmation réactive, permettant de gérer des flux de données asynchrones de manière élégante et efficace.</w:t>
+      </w:r>
+    </w:p>
+    <w:p>
+      <w:pPr>
+        <w:numPr>
+          <w:ilvl w:val="2"/>
+          <w:numId w:val="17"/>
+        </w:numPr>
+        <w:spacing w:before="100" w:beforeAutospacing="1" w:after="100" w:afterAutospacing="1" w:line="240" w:lineRule="auto"/>
+        <w:rPr>
+          <w:rFonts w:ascii="Times New Roman" w:eastAsia="Times New Roman" w:hAnsi="Times New Roman" w:cs="Times New Roman"/>
+          <w:kern w:val="0"/>
+          <w:sz w:val="24"/>
+          <w:szCs w:val="24"/>
+          <w:lang w:eastAsia="fr-FR"/>
+          <w14:ligatures w14:val="none"/>
+        </w:rPr>
+      </w:pPr>
+      <w:proofErr w:type="spellStart"/>
+      <w:r>
+        <w:rPr>
+          <w:rFonts w:ascii="Times New Roman" w:eastAsia="Times New Roman" w:hAnsi="Times New Roman" w:cs="Times New Roman"/>
+          <w:b/>
+          <w:bCs/>
+          <w:kern w:val="0"/>
+          <w:sz w:val="24"/>
+          <w:szCs w:val="24"/>
+          <w:lang w:eastAsia="fr-FR"/>
+          <w14:ligatures w14:val="none"/>
+        </w:rPr>
+        <w:t>NgRx</w:t>
+      </w:r>
+      <w:proofErr w:type="spellEnd"/>
+      <w:r>
+        <w:rPr>
+          <w:rFonts w:ascii="Times New Roman" w:eastAsia="Times New Roman" w:hAnsi="Times New Roman" w:cs="Times New Roman"/>
+          <w:kern w:val="0"/>
+          <w:sz w:val="24"/>
+          <w:szCs w:val="24"/>
+          <w:lang w:eastAsia="fr-FR"/>
+          <w14:ligatures w14:val="none"/>
+        </w:rPr>
+        <w:t xml:space="preserve"> : Gestionnaire d'état pour </w:t>
+      </w:r>
+      <w:proofErr w:type="spellStart"/>
+      <w:r>
+        <w:rPr>
+          <w:rFonts w:ascii="Times New Roman" w:eastAsia="Times New Roman" w:hAnsi="Times New Roman" w:cs="Times New Roman"/>
+          <w:kern w:val="0"/>
+          <w:sz w:val="24"/>
+          <w:szCs w:val="24"/>
+          <w:lang w:eastAsia="fr-FR"/>
+          <w14:ligatures w14:val="none"/>
+        </w:rPr>
+        <w:t>Angular</w:t>
+      </w:r>
+      <w:proofErr w:type="spellEnd"/>
+      <w:r>
+        <w:rPr>
+          <w:rFonts w:ascii="Times New Roman" w:eastAsia="Times New Roman" w:hAnsi="Times New Roman" w:cs="Times New Roman"/>
+          <w:kern w:val="0"/>
+          <w:sz w:val="24"/>
+          <w:szCs w:val="24"/>
+          <w:lang w:eastAsia="fr-FR"/>
+          <w14:ligatures w14:val="none"/>
+        </w:rPr>
+        <w:t>, facilitant le partage d'état entre les composants de l'application.</w:t>
+      </w:r>
+    </w:p>
+    <w:p>
+      <w:pPr>
+        <w:numPr>
+          <w:ilvl w:val="0"/>
+          <w:numId w:val="17"/>
+        </w:numPr>
+        <w:spacing w:before="100" w:beforeAutospacing="1" w:after="100" w:afterAutospacing="1" w:line="240" w:lineRule="auto"/>
+        <w:rPr>
+          <w:rFonts w:ascii="Times New Roman" w:eastAsia="Times New Roman" w:hAnsi="Times New Roman" w:cs="Times New Roman"/>
+          <w:kern w:val="0"/>
+          <w:sz w:val="24"/>
+          <w:szCs w:val="24"/>
+          <w:lang w:eastAsia="fr-FR"/>
+          <w14:ligatures w14:val="none"/>
+        </w:rPr>
+      </w:pPr>
+      <w:r>
+        <w:rPr>
+          <w:rFonts w:ascii="Times New Roman" w:eastAsia="Times New Roman" w:hAnsi="Times New Roman" w:cs="Times New Roman"/>
+          <w:b/>
+          <w:bCs/>
+          <w:kern w:val="0"/>
+          <w:sz w:val="24"/>
+          <w:szCs w:val="24"/>
+          <w:lang w:eastAsia="fr-FR"/>
+          <w14:ligatures w14:val="none"/>
+        </w:rPr>
+        <w:t>Base de Données</w:t>
+      </w:r>
+    </w:p>
+    <w:p>
+      <w:pPr>
+        <w:numPr>
+          <w:ilvl w:val="1"/>
+          <w:numId w:val="17"/>
+        </w:numPr>
+        <w:spacing w:before="100" w:beforeAutospacing="1" w:after="100" w:afterAutospacing="1" w:line="240" w:lineRule="auto"/>
+        <w:rPr>
+          <w:rFonts w:ascii="Times New Roman" w:eastAsia="Times New Roman" w:hAnsi="Times New Roman" w:cs="Times New Roman"/>
+          <w:kern w:val="0"/>
+          <w:sz w:val="24"/>
+          <w:szCs w:val="24"/>
+          <w:lang w:eastAsia="fr-FR"/>
+          <w14:ligatures w14:val="none"/>
+        </w:rPr>
+      </w:pPr>
+      <w:r>
+        <w:rPr>
+          <w:rFonts w:ascii="Times New Roman" w:eastAsia="Times New Roman" w:hAnsi="Times New Roman" w:cs="Times New Roman"/>
+          <w:b/>
+          <w:bCs/>
+          <w:kern w:val="0"/>
+          <w:sz w:val="24"/>
+          <w:szCs w:val="24"/>
+          <w:lang w:eastAsia="fr-FR"/>
+          <w14:ligatures w14:val="none"/>
+        </w:rPr>
+        <w:t>Type de Base de Données</w:t>
+      </w:r>
+      <w:r>
+        <w:rPr>
+          <w:rFonts w:ascii="Times New Roman" w:eastAsia="Times New Roman" w:hAnsi="Times New Roman" w:cs="Times New Roman"/>
+          <w:kern w:val="0"/>
+          <w:sz w:val="24"/>
+          <w:szCs w:val="24"/>
+          <w:lang w:eastAsia="fr-FR"/>
+          <w14:ligatures w14:val="none"/>
+        </w:rPr>
+        <w:t xml:space="preserve"> :</w:t>
+      </w:r>
+    </w:p>
+    <w:p>
+      <w:pPr>
+        <w:numPr>
+          <w:ilvl w:val="2"/>
+          <w:numId w:val="17"/>
+        </w:numPr>
+        <w:spacing w:before="100" w:beforeAutospacing="1" w:after="100" w:afterAutospacing="1" w:line="240" w:lineRule="auto"/>
+        <w:rPr>
+          <w:rFonts w:ascii="Times New Roman" w:eastAsia="Times New Roman" w:hAnsi="Times New Roman" w:cs="Times New Roman"/>
+          <w:kern w:val="0"/>
+          <w:sz w:val="24"/>
+          <w:szCs w:val="24"/>
+          <w:lang w:eastAsia="fr-FR"/>
+          <w14:ligatures w14:val="none"/>
+        </w:rPr>
+      </w:pPr>
+      <w:r>
+        <w:rPr>
+          <w:rFonts w:ascii="Times New Roman" w:eastAsia="Times New Roman" w:hAnsi="Times New Roman" w:cs="Times New Roman"/>
+          <w:b/>
+          <w:bCs/>
+          <w:kern w:val="0"/>
+          <w:sz w:val="24"/>
+          <w:szCs w:val="24"/>
+          <w:lang w:eastAsia="fr-FR"/>
+          <w14:ligatures w14:val="none"/>
+        </w:rPr>
+        <w:t>MySQL</w:t>
+      </w:r>
+      <w:r>
+        <w:rPr>
+          <w:rFonts w:ascii="Times New Roman" w:eastAsia="Times New Roman" w:hAnsi="Times New Roman" w:cs="Times New Roman"/>
+          <w:kern w:val="0"/>
+          <w:sz w:val="24"/>
+          <w:szCs w:val="24"/>
+          <w:lang w:eastAsia="fr-FR"/>
+          <w14:ligatures w14:val="none"/>
+        </w:rPr>
+        <w:t xml:space="preserve"> : Système de gestion de bases de données relationnelles, choisi pour sa robustesse, sa fiabilité et sa facilité d'utilisation.</w:t>
+      </w:r>
+    </w:p>
+    <w:p>
+      <w:pPr>
+        <w:numPr>
+          <w:ilvl w:val="1"/>
+          <w:numId w:val="17"/>
+        </w:numPr>
+        <w:spacing w:before="100" w:beforeAutospacing="1" w:after="100" w:afterAutospacing="1" w:line="240" w:lineRule="auto"/>
+        <w:rPr>
+          <w:rFonts w:ascii="Times New Roman" w:eastAsia="Times New Roman" w:hAnsi="Times New Roman" w:cs="Times New Roman"/>
+          <w:kern w:val="0"/>
+          <w:sz w:val="24"/>
+          <w:szCs w:val="24"/>
+          <w:lang w:eastAsia="fr-FR"/>
+          <w14:ligatures w14:val="none"/>
+        </w:rPr>
+      </w:pPr>
+      <w:r>
+        <w:rPr>
+          <w:rFonts w:ascii="Times New Roman" w:eastAsia="Times New Roman" w:hAnsi="Times New Roman" w:cs="Times New Roman"/>
+          <w:b/>
+          <w:bCs/>
+          <w:kern w:val="0"/>
+          <w:sz w:val="24"/>
+          <w:szCs w:val="24"/>
+          <w:lang w:eastAsia="fr-FR"/>
+          <w14:ligatures w14:val="none"/>
+        </w:rPr>
+        <w:t>Rôle</w:t>
+      </w:r>
+      <w:r>
+        <w:rPr>
+          <w:rFonts w:ascii="Times New Roman" w:eastAsia="Times New Roman" w:hAnsi="Times New Roman" w:cs="Times New Roman"/>
+          <w:kern w:val="0"/>
+          <w:sz w:val="24"/>
+          <w:szCs w:val="24"/>
+          <w:lang w:eastAsia="fr-FR"/>
+          <w14:ligatures w14:val="none"/>
+        </w:rPr>
+        <w:t xml:space="preserve"> :</w:t>
+      </w:r>
+    </w:p>
+    <w:p>
+      <w:pPr>
+        <w:numPr>
+          <w:ilvl w:val="2"/>
+          <w:numId w:val="17"/>
+        </w:numPr>
+        <w:spacing w:before="100" w:beforeAutospacing="1" w:after="100" w:afterAutospacing="1" w:line="240" w:lineRule="auto"/>
+        <w:rPr>
+          <w:rFonts w:ascii="Times New Roman" w:eastAsia="Times New Roman" w:hAnsi="Times New Roman" w:cs="Times New Roman"/>
+          <w:kern w:val="0"/>
+          <w:sz w:val="24"/>
+          <w:szCs w:val="24"/>
+          <w:lang w:eastAsia="fr-FR"/>
+          <w14:ligatures w14:val="none"/>
+        </w:rPr>
+      </w:pPr>
+      <w:r>
+        <w:rPr>
+          <w:rFonts w:ascii="Times New Roman" w:eastAsia="Times New Roman" w:hAnsi="Times New Roman" w:cs="Times New Roman"/>
+          <w:b/>
+          <w:bCs/>
+          <w:kern w:val="0"/>
+          <w:sz w:val="24"/>
+          <w:szCs w:val="24"/>
+          <w:lang w:eastAsia="fr-FR"/>
+          <w14:ligatures w14:val="none"/>
+        </w:rPr>
+        <w:t>Stockage des données</w:t>
+      </w:r>
+      <w:r>
+        <w:rPr>
+          <w:rFonts w:ascii="Times New Roman" w:eastAsia="Times New Roman" w:hAnsi="Times New Roman" w:cs="Times New Roman"/>
+          <w:kern w:val="0"/>
+          <w:sz w:val="24"/>
+          <w:szCs w:val="24"/>
+          <w:lang w:eastAsia="fr-FR"/>
+          <w14:ligatures w14:val="none"/>
+        </w:rPr>
+        <w:t xml:space="preserve"> : Contient toutes les informations relatives aux utilisateurs, aux contenus, et aux interactions au sein de l'application.</w:t>
+      </w:r>
+    </w:p>
+    <w:p>
+      <w:pPr>
+        <w:numPr>
+          <w:ilvl w:val="2"/>
+          <w:numId w:val="17"/>
+        </w:numPr>
+        <w:spacing w:before="100" w:beforeAutospacing="1" w:after="100" w:afterAutospacing="1" w:line="240" w:lineRule="auto"/>
+        <w:rPr>
+          <w:rFonts w:ascii="Times New Roman" w:eastAsia="Times New Roman" w:hAnsi="Times New Roman" w:cs="Times New Roman"/>
+          <w:kern w:val="0"/>
+          <w:sz w:val="24"/>
+          <w:szCs w:val="24"/>
+          <w:lang w:eastAsia="fr-FR"/>
+          <w14:ligatures w14:val="none"/>
+        </w:rPr>
+      </w:pPr>
+      <w:r>
+        <w:rPr>
+          <w:rFonts w:ascii="Times New Roman" w:eastAsia="Times New Roman" w:hAnsi="Times New Roman" w:cs="Times New Roman"/>
+          <w:b/>
+          <w:bCs/>
+          <w:kern w:val="0"/>
+          <w:sz w:val="24"/>
+          <w:szCs w:val="24"/>
+          <w:lang w:eastAsia="fr-FR"/>
+          <w14:ligatures w14:val="none"/>
+        </w:rPr>
+        <w:t>Intégrité des données</w:t>
+      </w:r>
+      <w:r>
+        <w:rPr>
+          <w:rFonts w:ascii="Times New Roman" w:eastAsia="Times New Roman" w:hAnsi="Times New Roman" w:cs="Times New Roman"/>
+          <w:kern w:val="0"/>
+          <w:sz w:val="24"/>
+          <w:szCs w:val="24"/>
+          <w:lang w:eastAsia="fr-FR"/>
+          <w14:ligatures w14:val="none"/>
+        </w:rPr>
+        <w:t xml:space="preserve"> : Garantit que les données sont cohérentes et conformes aux règles d'intégrité définies, comme les contraintes de clé primaire et étrangère.</w:t>
+      </w:r>
+    </w:p>
+    <w:p>
+      <w:pPr>
+        <w:numPr>
+          <w:ilvl w:val="2"/>
+          <w:numId w:val="17"/>
+        </w:numPr>
+        <w:spacing w:before="100" w:beforeAutospacing="1" w:after="100" w:afterAutospacing="1" w:line="240" w:lineRule="auto"/>
+        <w:rPr>
+          <w:rFonts w:ascii="Times New Roman" w:eastAsia="Times New Roman" w:hAnsi="Times New Roman" w:cs="Times New Roman"/>
+          <w:kern w:val="0"/>
+          <w:sz w:val="24"/>
+          <w:szCs w:val="24"/>
+          <w:lang w:eastAsia="fr-FR"/>
+          <w14:ligatures w14:val="none"/>
+        </w:rPr>
+      </w:pPr>
+      <w:r>
+        <w:rPr>
+          <w:rFonts w:ascii="Times New Roman" w:eastAsia="Times New Roman" w:hAnsi="Times New Roman" w:cs="Times New Roman"/>
+          <w:b/>
+          <w:bCs/>
+          <w:kern w:val="0"/>
+          <w:sz w:val="24"/>
+          <w:szCs w:val="24"/>
+          <w:lang w:eastAsia="fr-FR"/>
+          <w14:ligatures w14:val="none"/>
+        </w:rPr>
+        <w:t>Requêtes et rapports</w:t>
+      </w:r>
+      <w:r>
+        <w:rPr>
+          <w:rFonts w:ascii="Times New Roman" w:eastAsia="Times New Roman" w:hAnsi="Times New Roman" w:cs="Times New Roman"/>
+          <w:kern w:val="0"/>
+          <w:sz w:val="24"/>
+          <w:szCs w:val="24"/>
+          <w:lang w:eastAsia="fr-FR"/>
+          <w14:ligatures w14:val="none"/>
+        </w:rPr>
+        <w:t xml:space="preserve"> : Permet de récupérer et d'analyser les données pour générer des rapports et des statistiques, améliorant ainsi la prise de décisions.</w:t>
+      </w:r>
+    </w:p>
+    <w:p>
+      <w:pPr>
+        <w:numPr>
+          <w:ilvl w:val="0"/>
+          <w:numId w:val="17"/>
+        </w:numPr>
+      </w:pPr>
+    </w:p>
+    <w:p>
+      <w:r>
+        <w:pict w14:anchorId="2E52AB43">
+          <v:rect id="_x0000_i1288" style="width:0;height:1.5pt" o:hralign="center" o:hrstd="t" o:hr="t" fillcolor="#a0a0a0" stroked="f"/>
+        </w:pict>
+      </w:r>
+    </w:p>
+    <w:p>
+      <w:pPr>
+        <w:rPr>
+          <w:b/>
+          <w:bCs/>
+        </w:rPr>
+      </w:pPr>
+      <w:r>
+        <w:rPr>
+          <w:b/>
+          <w:bCs/>
+        </w:rPr>
+        <w:t>Diapositive 7 : Maquettes</w:t>
+      </w:r>
+    </w:p>
+    <w:p>
+      <w:pPr>
+        <w:numPr>
+          <w:ilvl w:val="0"/>
+          <w:numId w:val="18"/>
+        </w:numPr>
+      </w:pPr>
+      <w:r>
+        <w:rPr>
+          <w:b/>
+          <w:bCs/>
+        </w:rPr>
+        <w:t>Maquette 1</w:t>
+      </w:r>
+      <w:r>
+        <w:t xml:space="preserve"> : [Titre et description de la première interface]</w:t>
+      </w:r>
+    </w:p>
+    <w:p>
+      <w:pPr>
+        <w:numPr>
+          <w:ilvl w:val="1"/>
+          <w:numId w:val="18"/>
+        </w:numPr>
+      </w:pPr>
+      <w:r>
+        <w:t>Expliquer l'objectif de cette interface et les fonctionnalités qu'elle offre.</w:t>
+      </w:r>
+    </w:p>
+    <w:p>
+      <w:pPr>
+        <w:numPr>
+          <w:ilvl w:val="0"/>
+          <w:numId w:val="18"/>
+        </w:numPr>
+      </w:pPr>
+      <w:r>
+        <w:rPr>
+          <w:b/>
+          <w:bCs/>
+        </w:rPr>
+        <w:t>Maquette 2</w:t>
+      </w:r>
+      <w:r>
+        <w:t xml:space="preserve"> : [Titre et description de la deuxième interface]</w:t>
+      </w:r>
+    </w:p>
+    <w:p>
+      <w:pPr>
+        <w:numPr>
+          <w:ilvl w:val="1"/>
+          <w:numId w:val="18"/>
+        </w:numPr>
+      </w:pPr>
+      <w:r>
+        <w:lastRenderedPageBreak/>
+        <w:t>Expliquer comment cette interface complète l'expérience utilisateur.</w:t>
+      </w:r>
+    </w:p>
+    <w:p>
+      <w:pPr>
+        <w:numPr>
+          <w:ilvl w:val="0"/>
+          <w:numId w:val="18"/>
+        </w:numPr>
+      </w:pPr>
+      <w:r>
+        <w:rPr>
+          <w:b/>
+          <w:bCs/>
+        </w:rPr>
+        <w:t>Enchaînement des maquettes</w:t>
+      </w:r>
+      <w:r>
+        <w:t xml:space="preserve"> : Présenter le flux de navigation entre les interfaces et expliquer la logique derrière cet enchaînement.</w:t>
+      </w:r>
+    </w:p>
+    <w:p>
+      <w:r>
+        <w:pict w14:anchorId="3480FDDC">
+          <v:rect id="_x0000_i1289" style="width:0;height:1.5pt" o:hralign="center" o:hrstd="t" o:hr="t" fillcolor="#a0a0a0" stroked="f"/>
+        </w:pict>
+      </w:r>
+    </w:p>
+    <w:p>
+      <w:pPr>
+        <w:rPr>
+          <w:b/>
+          <w:bCs/>
+        </w:rPr>
+      </w:pPr>
+      <w:r>
+        <w:rPr>
+          <w:b/>
+          <w:bCs/>
+        </w:rPr>
+        <w:t>Diapositive 8 : Modèle Entités-Associations</w:t>
+      </w:r>
+    </w:p>
+    <w:p>
+      <w:pPr>
+        <w:numPr>
+          <w:ilvl w:val="0"/>
+          <w:numId w:val="19"/>
+        </w:numPr>
+      </w:pPr>
+      <w:r>
+        <w:rPr>
+          <w:b/>
+          <w:bCs/>
+        </w:rPr>
+        <w:t>Diagramme entités-associations</w:t>
+      </w:r>
+      <w:r>
+        <w:t xml:space="preserve"> : Inclure un diagramme montrant les entités et leurs relations.</w:t>
+      </w:r>
+    </w:p>
+    <w:p>
+      <w:pPr>
+        <w:numPr>
+          <w:ilvl w:val="0"/>
+          <w:numId w:val="19"/>
+        </w:numPr>
+      </w:pPr>
+      <w:r>
+        <w:rPr>
+          <w:b/>
+          <w:bCs/>
+        </w:rPr>
+        <w:t>Description des entités</w:t>
+      </w:r>
+      <w:r>
+        <w:t xml:space="preserve"> :</w:t>
+      </w:r>
+    </w:p>
+    <w:p>
+      <w:pPr>
+        <w:numPr>
+          <w:ilvl w:val="1"/>
+          <w:numId w:val="19"/>
+        </w:numPr>
+      </w:pPr>
+      <w:r>
+        <w:t>Lister les entités principales et leurs attributs (ex. : Utilisateur, Article).</w:t>
+      </w:r>
+    </w:p>
+    <w:p>
+      <w:pPr>
+        <w:numPr>
+          <w:ilvl w:val="1"/>
+          <w:numId w:val="19"/>
+        </w:numPr>
+      </w:pPr>
+      <w:r>
+        <w:t>Expliquer les relations entre ces entités (ex. : Un utilisateur peut créer plusieurs articles).</w:t>
+      </w:r>
+    </w:p>
+    <w:p>
+      <w:r>
+        <w:pict w14:anchorId="5397B690">
+          <v:rect id="_x0000_i1290" style="width:0;height:1.5pt" o:hralign="center" o:hrstd="t" o:hr="t" fillcolor="#a0a0a0" stroked="f"/>
+        </w:pict>
+      </w:r>
+    </w:p>
+    <w:p>
+      <w:pPr>
+        <w:rPr>
+          <w:b/>
+          <w:bCs/>
+        </w:rPr>
+      </w:pPr>
+      <w:r>
+        <w:rPr>
+          <w:b/>
+          <w:bCs/>
+        </w:rPr>
+        <w:t>Diapositive 9 : Modèle Physique de la Base de Données</w:t>
+      </w:r>
+    </w:p>
+    <w:p>
+      <w:pPr>
+        <w:numPr>
+          <w:ilvl w:val="0"/>
+          <w:numId w:val="20"/>
+        </w:numPr>
+      </w:pPr>
+      <w:r>
+        <w:rPr>
+          <w:b/>
+          <w:bCs/>
+        </w:rPr>
+        <w:t>Diagramme physique</w:t>
+      </w:r>
+      <w:r>
+        <w:t xml:space="preserve"> : Présenter le schéma physique de la base de données.</w:t>
+      </w:r>
+    </w:p>
+    <w:p>
+      <w:pPr>
+        <w:numPr>
+          <w:ilvl w:val="0"/>
+          <w:numId w:val="20"/>
+        </w:numPr>
+      </w:pPr>
+      <w:r>
+        <w:rPr>
+          <w:b/>
+          <w:bCs/>
+        </w:rPr>
+        <w:t>Détails des tables</w:t>
+      </w:r>
+      <w:r>
+        <w:t xml:space="preserve"> :</w:t>
+      </w:r>
+    </w:p>
+    <w:p>
+      <w:pPr>
+        <w:numPr>
+          <w:ilvl w:val="1"/>
+          <w:numId w:val="20"/>
+        </w:numPr>
+      </w:pPr>
+      <w:r>
+        <w:t>Fournir des détails sur les tables principales (ex. : structure des tables, types de données).</w:t>
+      </w:r>
+    </w:p>
+    <w:p>
+      <w:pPr>
+        <w:numPr>
+          <w:ilvl w:val="1"/>
+          <w:numId w:val="20"/>
+        </w:numPr>
+      </w:pPr>
+      <w:r>
+        <w:t>Mentionner les clés primaires et étrangères.</w:t>
+      </w:r>
+    </w:p>
+    <w:p>
+      <w:r>
+        <w:pict w14:anchorId="7E43A3C0">
+          <v:rect id="_x0000_i1291" style="width:0;height:1.5pt" o:hralign="center" o:hrstd="t" o:hr="t" fillcolor="#a0a0a0" stroked="f"/>
+        </w:pict>
+      </w:r>
+    </w:p>
+    <w:p>
+      <w:pPr>
+        <w:rPr>
+          <w:b/>
+          <w:bCs/>
+        </w:rPr>
+      </w:pPr>
+      <w:r>
+        <w:rPr>
+          <w:b/>
+          <w:bCs/>
+        </w:rPr>
+        <w:t>Diapositive 10 : Diagramme de Cas d’Utilisation</w:t>
+      </w:r>
+    </w:p>
+    <w:p>
+      <w:pPr>
+        <w:numPr>
+          <w:ilvl w:val="0"/>
+          <w:numId w:val="21"/>
+        </w:numPr>
+      </w:pPr>
+      <w:r>
+        <w:rPr>
+          <w:b/>
+          <w:bCs/>
+        </w:rPr>
+        <w:t>Diagramme des cas d'utilisation</w:t>
+      </w:r>
+      <w:r>
+        <w:t xml:space="preserve"> : Inclure un diagramme illustrant les cas d'utilisation.</w:t>
+      </w:r>
+    </w:p>
+    <w:p>
+      <w:pPr>
+        <w:numPr>
+          <w:ilvl w:val="0"/>
+          <w:numId w:val="21"/>
+        </w:numPr>
+      </w:pPr>
+      <w:r>
+        <w:rPr>
+          <w:b/>
+          <w:bCs/>
+        </w:rPr>
+        <w:t>Description des cas significatifs</w:t>
+      </w:r>
+      <w:r>
+        <w:t xml:space="preserve"> :</w:t>
+      </w:r>
+    </w:p>
+    <w:p>
+      <w:pPr>
+        <w:numPr>
+          <w:ilvl w:val="1"/>
+          <w:numId w:val="21"/>
+        </w:numPr>
+      </w:pPr>
+      <w:r>
+        <w:t>Identifier et expliquer les cas d'utilisation clés (ex. : Inscription d'un utilisateur, Publication d'un article).</w:t>
+      </w:r>
+    </w:p>
+    <w:p>
+      <w:pPr>
+        <w:numPr>
+          <w:ilvl w:val="1"/>
+          <w:numId w:val="21"/>
+        </w:numPr>
+      </w:pPr>
+      <w:r>
+        <w:t>Expliquer comment chaque cas d'utilisation répond à un besoin utilisateur.</w:t>
+      </w:r>
+    </w:p>
+    <w:p>
+      <w:r>
+        <w:pict w14:anchorId="03EDFD1B">
+          <v:rect id="_x0000_i1292" style="width:0;height:1.5pt" o:hralign="center" o:hrstd="t" o:hr="t" fillcolor="#a0a0a0" stroked="f"/>
+        </w:pict>
+      </w:r>
+    </w:p>
+    <w:p>
+      <w:pPr>
+        <w:rPr>
+          <w:b/>
+          <w:bCs/>
+        </w:rPr>
+      </w:pPr>
+      <w:r>
+        <w:rPr>
+          <w:b/>
+          <w:bCs/>
+        </w:rPr>
+        <w:t>Diapositive 11 : Diagramme de Séquence</w:t>
+      </w:r>
+    </w:p>
+    <w:p>
+      <w:pPr>
+        <w:numPr>
+          <w:ilvl w:val="0"/>
+          <w:numId w:val="22"/>
+        </w:numPr>
+      </w:pPr>
+      <w:r>
+        <w:rPr>
+          <w:b/>
+          <w:bCs/>
+        </w:rPr>
+        <w:t>Diagramme de séquence pour le cas d'utilisation</w:t>
+      </w:r>
+      <w:r>
+        <w:t xml:space="preserve"> : Inclure un diagramme détaillant l'interaction entre les objets.</w:t>
+      </w:r>
+    </w:p>
+    <w:p>
+      <w:pPr>
+        <w:numPr>
+          <w:ilvl w:val="0"/>
+          <w:numId w:val="22"/>
+        </w:numPr>
+      </w:pPr>
+      <w:r>
+        <w:rPr>
+          <w:b/>
+          <w:bCs/>
+        </w:rPr>
+        <w:t>Description du flux</w:t>
+      </w:r>
+      <w:r>
+        <w:t xml:space="preserve"> :</w:t>
+      </w:r>
+    </w:p>
+    <w:p>
+      <w:pPr>
+        <w:numPr>
+          <w:ilvl w:val="1"/>
+          <w:numId w:val="22"/>
+        </w:numPr>
+      </w:pPr>
+      <w:r>
+        <w:t>Expliquer le flux d'interaction étape par étape.</w:t>
+      </w:r>
+    </w:p>
+    <w:p>
+      <w:pPr>
+        <w:numPr>
+          <w:ilvl w:val="1"/>
+          <w:numId w:val="22"/>
+        </w:numPr>
+      </w:pPr>
+      <w:r>
+        <w:t>Mentionner les messages échangés entre les objets et les réponses attendues.</w:t>
+      </w:r>
+    </w:p>
+    <w:p>
+      <w:r>
+        <w:pict w14:anchorId="5C13AE21">
+          <v:rect id="_x0000_i1293" style="width:0;height:1.5pt" o:hralign="center" o:hrstd="t" o:hr="t" fillcolor="#a0a0a0" stroked="f"/>
+        </w:pict>
+      </w:r>
+    </w:p>
+    <w:p>
+      <w:pPr>
+        <w:rPr>
+          <w:b/>
+          <w:bCs/>
+        </w:rPr>
+      </w:pPr>
+      <w:r>
+        <w:rPr>
+          <w:b/>
+          <w:bCs/>
+        </w:rPr>
+        <w:lastRenderedPageBreak/>
+        <w:t>Diapositive 12 : Extraits de Code</w:t>
+      </w:r>
+    </w:p>
+    <w:p>
+      <w:pPr>
+        <w:numPr>
+          <w:ilvl w:val="0"/>
+          <w:numId w:val="23"/>
+        </w:numPr>
+      </w:pPr>
+      <w:r>
+        <w:rPr>
+          <w:b/>
+          <w:bCs/>
+        </w:rPr>
+        <w:t>Extraits significatifs</w:t>
+      </w:r>
+      <w:r>
+        <w:t xml:space="preserve"> :</w:t>
+      </w:r>
+    </w:p>
+    <w:p>
+      <w:pPr>
+        <w:numPr>
+          <w:ilvl w:val="1"/>
+          <w:numId w:val="23"/>
+        </w:numPr>
+      </w:pPr>
+      <w:r>
+        <w:t>Présenter des extraits de code pertinents, en particulier ceux liés à l'accès aux données (ex. : requêtes, gestion des utilisateurs).</w:t>
+      </w:r>
+    </w:p>
+    <w:p>
+      <w:pPr>
+        <w:numPr>
+          <w:ilvl w:val="0"/>
+          <w:numId w:val="23"/>
+        </w:numPr>
+      </w:pPr>
+      <w:r>
+        <w:rPr>
+          <w:b/>
+          <w:bCs/>
+        </w:rPr>
+        <w:t>Explication</w:t>
+      </w:r>
+      <w:r>
+        <w:t xml:space="preserve"> :</w:t>
+      </w:r>
+    </w:p>
+    <w:p>
+      <w:pPr>
+        <w:numPr>
+          <w:ilvl w:val="1"/>
+          <w:numId w:val="23"/>
+        </w:numPr>
+      </w:pPr>
+      <w:r>
+        <w:t>Expliquer le fonctionnement de chaque extrait, en mettant l'accent sur son rôle dans l'application.</w:t>
+      </w:r>
+    </w:p>
+    <w:p>
+      <w:pPr>
+        <w:numPr>
+          <w:ilvl w:val="1"/>
+          <w:numId w:val="23"/>
+        </w:numPr>
+      </w:pPr>
+      <w:r>
+        <w:t>********************************************</w:t>
+      </w:r>
+    </w:p>
+    <w:p>
+      <w:pPr>
+        <w:pStyle w:val="Titre3"/>
+      </w:pPr>
+      <w:r>
+        <w:t xml:space="preserve">Explication </w:t>
+      </w:r>
+      <w:proofErr w:type="spellStart"/>
+      <w:r>
+        <w:t>Détaillee</w:t>
+      </w:r>
+      <w:proofErr w:type="spellEnd"/>
+      <w:r>
+        <w:t xml:space="preserve"> de la Fonction </w:t>
+      </w:r>
+      <w:proofErr w:type="spellStart"/>
+      <w:r>
+        <w:rPr>
+          <w:rStyle w:val="CodeHTML"/>
+          <w:rFonts w:eastAsiaTheme="majorEastAsia"/>
+        </w:rPr>
+        <w:t>createUser</w:t>
+      </w:r>
+      <w:proofErr w:type="spellEnd"/>
+    </w:p>
+    <w:p>
+      <w:pPr>
+        <w:pStyle w:val="NormalWeb"/>
+      </w:pPr>
+      <w:r>
+        <w:t xml:space="preserve">La méthode </w:t>
+      </w:r>
+      <w:proofErr w:type="spellStart"/>
+      <w:r>
+        <w:rPr>
+          <w:rStyle w:val="CodeHTML"/>
+        </w:rPr>
+        <w:t>createUser</w:t>
+      </w:r>
+      <w:proofErr w:type="spellEnd"/>
+      <w:r>
+        <w:t xml:space="preserve"> est conçue pour gérer la création d'un nouvel utilisateur dans l'application. Voici une explication détaillée de chaque étape :</w:t>
+      </w:r>
+    </w:p>
+    <w:p>
+      <w:pPr>
+        <w:pStyle w:val="Titre4"/>
+      </w:pPr>
+      <w:r>
+        <w:t xml:space="preserve">1. </w:t>
+      </w:r>
+      <w:r>
+        <w:rPr>
+          <w:rStyle w:val="lev"/>
+          <w:b/>
+          <w:bCs/>
+        </w:rPr>
+        <w:t>Décodage des Données</w:t>
+      </w:r>
+    </w:p>
+    <w:p>
+      <w:pPr>
+        <w:pStyle w:val="NormalWeb"/>
+      </w:pPr>
+      <w:r>
+        <w:t>La méthode commence par décoder le contenu JSON de la requête HTTP. Cela permet de récupérer les informations fournies par l'utilisateur, telles que l'email, le mot de passe, et d'autres détails.</w:t>
+      </w:r>
+    </w:p>
+    <w:p>
+      <w:pPr>
+        <w:pStyle w:val="Titre4"/>
+      </w:pPr>
+      <w:r>
+        <w:t xml:space="preserve">2. </w:t>
+      </w:r>
+      <w:r>
+        <w:rPr>
+          <w:rStyle w:val="lev"/>
+          <w:b/>
+          <w:bCs/>
+        </w:rPr>
+        <w:t>Vérification des Champs Requis</w:t>
+      </w:r>
+    </w:p>
+    <w:p>
+      <w:pPr>
+        <w:pStyle w:val="NormalWeb"/>
+      </w:pPr>
+      <w:r>
+        <w:t>Un tableau de champs requis est défini. La méthode vérifie ensuite si tous ces champs sont présents dans les données. Si un champ est manquant, une réponse d'erreur est renvoyée, indiquant quel champ est requis.</w:t>
+      </w:r>
+    </w:p>
+    <w:p>
+      <w:pPr>
+        <w:pStyle w:val="Titre4"/>
+      </w:pPr>
+      <w:r>
+        <w:t xml:space="preserve">3. </w:t>
+      </w:r>
+      <w:r>
+        <w:rPr>
+          <w:rStyle w:val="lev"/>
+          <w:b/>
+          <w:bCs/>
+        </w:rPr>
+        <w:t>Création de l'Utilisateur</w:t>
+      </w:r>
+    </w:p>
+    <w:p>
+      <w:pPr>
+        <w:pStyle w:val="NormalWeb"/>
+      </w:pPr>
+      <w:r>
+        <w:t xml:space="preserve">Un nouvel objet </w:t>
+      </w:r>
+      <w:r>
+        <w:rPr>
+          <w:rStyle w:val="CodeHTML"/>
+        </w:rPr>
+        <w:t>User</w:t>
+      </w:r>
+      <w:r>
+        <w:t xml:space="preserve"> est créé. Les propriétés de cet objet sont remplies avec les données fournies, incluant l'email, le mot de passe (qui est haché pour la sécurité), le nom, le prénom et le numéro de téléphone.</w:t>
+      </w:r>
+    </w:p>
+    <w:p>
+      <w:pPr>
+        <w:pStyle w:val="Titre4"/>
+      </w:pPr>
+      <w:r>
+        <w:t xml:space="preserve">4. </w:t>
+      </w:r>
+      <w:r>
+        <w:rPr>
+          <w:rStyle w:val="lev"/>
+          <w:b/>
+          <w:bCs/>
+        </w:rPr>
+        <w:t>Formatage de la Date de Naissance</w:t>
+      </w:r>
+    </w:p>
+    <w:p>
+      <w:pPr>
+        <w:pStyle w:val="NormalWeb"/>
+      </w:pPr>
+      <w:r>
+        <w:t>La date de naissance est formatée pour s'assurer qu'elle respecte le format attendu. Si le format est incorrect, une réponse d'erreur est renvoyée.</w:t>
+      </w:r>
+    </w:p>
+    <w:p>
+      <w:pPr>
+        <w:pStyle w:val="Titre4"/>
+      </w:pPr>
+      <w:r>
+        <w:t xml:space="preserve">5. </w:t>
+      </w:r>
+      <w:r>
+        <w:rPr>
+          <w:rStyle w:val="lev"/>
+          <w:b/>
+          <w:bCs/>
+        </w:rPr>
+        <w:t>Ajout d'Autres Attributs</w:t>
+      </w:r>
+    </w:p>
+    <w:p>
+      <w:pPr>
+        <w:pStyle w:val="NormalWeb"/>
+      </w:pPr>
+      <w:r>
+        <w:t>D'autres attributs, tels que l'URL de la photo de profil et l'identifiant de la messagerie, sont également assignés à l'utilisateur.</w:t>
+      </w:r>
+    </w:p>
+    <w:p>
+      <w:pPr>
+        <w:pStyle w:val="Titre4"/>
+      </w:pPr>
+      <w:r>
+        <w:t xml:space="preserve">6. </w:t>
+      </w:r>
+      <w:r>
+        <w:rPr>
+          <w:rStyle w:val="lev"/>
+          <w:b/>
+          <w:bCs/>
+        </w:rPr>
+        <w:t>Attribution du Rôle par Défaut</w:t>
+      </w:r>
+    </w:p>
+    <w:p>
+      <w:pPr>
+        <w:pStyle w:val="NormalWeb"/>
+      </w:pPr>
+      <w:r>
+        <w:t>Un rôle par défaut est attribué à l'utilisateur, déterminant ainsi ses permissions dans le système.</w:t>
+      </w:r>
+    </w:p>
+    <w:p>
+      <w:pPr>
+        <w:pStyle w:val="Titre4"/>
+      </w:pPr>
+      <w:r>
+        <w:lastRenderedPageBreak/>
+        <w:t xml:space="preserve">7. </w:t>
+      </w:r>
+      <w:r>
+        <w:rPr>
+          <w:rStyle w:val="lev"/>
+          <w:b/>
+          <w:bCs/>
+        </w:rPr>
+        <w:t>Validation des Données</w:t>
+      </w:r>
+    </w:p>
+    <w:p>
+      <w:pPr>
+        <w:pStyle w:val="NormalWeb"/>
+      </w:pPr>
+      <w:r>
+        <w:t>Les données de l'utilisateur sont validées pour s'assurer qu'elles respectent toutes les contraintes définies. Si des erreurs sont trouvées, une réponse d'erreur est renvoyée avec des détails sur les problèmes.</w:t>
+      </w:r>
+    </w:p>
+    <w:p>
+      <w:pPr>
+        <w:pStyle w:val="Titre4"/>
+      </w:pPr>
+      <w:r>
+        <w:t xml:space="preserve">8. </w:t>
+      </w:r>
+      <w:r>
+        <w:rPr>
+          <w:rStyle w:val="lev"/>
+          <w:b/>
+          <w:bCs/>
+        </w:rPr>
+        <w:t>Persistance dans la Base de Données</w:t>
+      </w:r>
+    </w:p>
+    <w:p>
+      <w:pPr>
+        <w:pStyle w:val="NormalWeb"/>
+      </w:pPr>
+      <w:r>
+        <w:t>Si toutes les vérifications sont réussies, l'utilisateur est enregistré dans la base de données. Cela implique de préparer l'entité pour la sauvegarde et d'exécuter la requête de sauvegarde.</w:t>
+      </w:r>
+    </w:p>
+    <w:p>
+      <w:pPr>
+        <w:pStyle w:val="Titre4"/>
+      </w:pPr>
+      <w:r>
+        <w:t xml:space="preserve">9. </w:t>
+      </w:r>
+      <w:r>
+        <w:rPr>
+          <w:rStyle w:val="lev"/>
+          <w:b/>
+          <w:bCs/>
+        </w:rPr>
+        <w:t>Réponse de Succès</w:t>
+      </w:r>
+    </w:p>
+    <w:p>
+      <w:pPr>
+        <w:pStyle w:val="NormalWeb"/>
+      </w:pPr>
+      <w:r>
+        <w:t>Enfin, si tout se passe bien, une réponse JSON est renvoyée, confirmant que l'utilisateur a été créé avec succès, accompagnée de son identifiant.</w:t>
+      </w:r>
+    </w:p>
+    <w:p>
+      <w:pPr>
+        <w:pStyle w:val="Titre3"/>
+      </w:pPr>
+      <w:r>
+        <w:t>Conclusion</w:t>
+      </w:r>
+    </w:p>
+    <w:p>
+      <w:pPr>
+        <w:pStyle w:val="NormalWeb"/>
+      </w:pPr>
+      <w:r>
+        <w:t>Cette méthode encapsule le processus d'inscription des utilisateurs, en intégrant des vérifications de validité, des mesures de sécurité pour la gestion des mots de passe, et une gestion d'erreurs efficace pour améliorer l'expérience utilisateur.</w:t>
+      </w:r>
+    </w:p>
+    <w:p>
+      <w:pPr>
+        <w:numPr>
+          <w:ilvl w:val="1"/>
+          <w:numId w:val="23"/>
+        </w:numPr>
+      </w:pPr>
+    </w:p>
+    <w:p>
+      <w:r>
+        <w:pict w14:anchorId="7A0C001A">
+          <v:rect id="_x0000_i1294" style="width:0;height:1.5pt" o:hralign="center" o:hrstd="t" o:hr="t" fillcolor="#a0a0a0" stroked="f"/>
+        </w:pict>
+      </w:r>
+    </w:p>
+    <w:p>
+      <w:pPr>
+        <w:rPr>
+          <w:b/>
+          <w:bCs/>
+        </w:rPr>
+      </w:pPr>
+      <w:r>
+        <w:rPr>
+          <w:b/>
+          <w:bCs/>
+        </w:rPr>
+        <w:t>Diapositive 13 : Éléments de Sécurité</w:t>
+      </w:r>
+    </w:p>
+    <w:p>
+      <w:pPr>
+        <w:numPr>
+          <w:ilvl w:val="0"/>
+          <w:numId w:val="24"/>
+        </w:numPr>
+      </w:pPr>
+      <w:r>
+        <w:rPr>
+          <w:b/>
+          <w:bCs/>
+        </w:rPr>
+        <w:t>Sécurisation des données</w:t>
+      </w:r>
+      <w:r>
+        <w:t xml:space="preserve"> : Expliquer les mesures prises pour sécuriser les données (ex. : chiffrement, contrôle d'accès).</w:t>
+      </w:r>
+    </w:p>
+    <w:p>
+      <w:pPr>
+        <w:numPr>
+          <w:ilvl w:val="0"/>
+          <w:numId w:val="24"/>
+        </w:numPr>
+      </w:pPr>
+      <w:r>
+        <w:rPr>
+          <w:b/>
+          <w:bCs/>
+        </w:rPr>
+        <w:t>Accès aux données</w:t>
+      </w:r>
+      <w:r>
+        <w:t xml:space="preserve"> :</w:t>
+      </w:r>
+    </w:p>
+    <w:p>
+      <w:pPr>
+        <w:numPr>
+          <w:ilvl w:val="1"/>
+          <w:numId w:val="24"/>
+        </w:numPr>
+      </w:pPr>
+      <w:r>
+        <w:t>Présenter les méthodes d'authentification et d'autorisation mises en place (ex. : JWT).</w:t>
+      </w:r>
+    </w:p>
+    <w:p>
+      <w:pPr>
+        <w:numPr>
+          <w:ilvl w:val="1"/>
+          <w:numId w:val="24"/>
+        </w:numPr>
+      </w:pPr>
+      <w:r>
+        <w:t>Mentionner les meilleures pratiques adoptées pour protéger les données sensibles.</w:t>
+      </w:r>
+    </w:p>
+    <w:p>
+      <w:pPr>
+        <w:numPr>
+          <w:ilvl w:val="0"/>
+          <w:numId w:val="24"/>
+        </w:numPr>
+      </w:pPr>
+      <w:r>
+        <w:t>***************************************************</w:t>
+      </w:r>
+    </w:p>
+    <w:p>
+      <w:pPr>
+        <w:rPr>
+          <w:b/>
+          <w:bCs/>
+        </w:rPr>
+      </w:pPr>
+      <w:r>
+        <w:rPr>
+          <w:b/>
+          <w:bCs/>
+        </w:rPr>
+        <w:t>Diapositive : Éléments de Sécurité de l’Application</w:t>
+      </w:r>
+    </w:p>
+    <w:p>
+      <w:pPr>
+        <w:rPr>
+          <w:b/>
+          <w:bCs/>
+        </w:rPr>
+      </w:pPr>
+      <w:r>
+        <w:rPr>
+          <w:b/>
+          <w:bCs/>
+        </w:rPr>
+        <w:t>1. Sécurité des Données</w:t>
+      </w:r>
+    </w:p>
+    <w:p>
+      <w:pPr>
+        <w:numPr>
+          <w:ilvl w:val="0"/>
+          <w:numId w:val="31"/>
+        </w:numPr>
+      </w:pPr>
+      <w:r>
+        <w:rPr>
+          <w:b/>
+          <w:bCs/>
+        </w:rPr>
+        <w:t>Chiffrement des Mots de Passe</w:t>
+      </w:r>
+      <w:r>
+        <w:t xml:space="preserve"> : Les mots de passe des utilisateurs sont hachés à l'aide d'un algorithme sécurisé (ex. : </w:t>
+      </w:r>
+      <w:proofErr w:type="spellStart"/>
+      <w:r>
+        <w:t>bcrypt</w:t>
+      </w:r>
+      <w:proofErr w:type="spellEnd"/>
+      <w:r>
+        <w:t>) avant d'être stockés dans la base de données, ce qui empêche l'accès direct aux mots de passe en clair.</w:t>
+      </w:r>
+    </w:p>
+    <w:p>
+      <w:pPr>
+        <w:numPr>
+          <w:ilvl w:val="0"/>
+          <w:numId w:val="31"/>
+        </w:numPr>
+      </w:pPr>
+      <w:r>
+        <w:rPr>
+          <w:b/>
+          <w:bCs/>
+        </w:rPr>
+        <w:t>Validation des Données</w:t>
+      </w:r>
+      <w:r>
+        <w:t xml:space="preserve"> : Toutes les entrées utilisateur sont validées avant d'être traitées ou enregistrées. Cela permet de prévenir les injections SQL et d'autres attaques basées sur des entrées malveillantes.</w:t>
+      </w:r>
+    </w:p>
+    <w:p>
+      <w:pPr>
+        <w:rPr>
+          <w:b/>
+          <w:bCs/>
+        </w:rPr>
+      </w:pPr>
+      <w:r>
+        <w:rPr>
+          <w:b/>
+          <w:bCs/>
+        </w:rPr>
+        <w:t>2. Authentification et Autorisation</w:t>
+      </w:r>
+    </w:p>
+    <w:p>
+      <w:pPr>
+        <w:numPr>
+          <w:ilvl w:val="0"/>
+          <w:numId w:val="32"/>
+        </w:numPr>
+      </w:pPr>
+      <w:r>
+        <w:rPr>
+          <w:b/>
+          <w:bCs/>
+        </w:rPr>
+        <w:lastRenderedPageBreak/>
+        <w:t>Gestion des Rôles</w:t>
+      </w:r>
+      <w:r>
+        <w:t xml:space="preserve"> : L'application attribue des rôles (ex. : admin, utilisateur) qui déterminent les niveaux d'accès et les permissions, empêchant les utilisateurs non autorisés d'accéder à des fonctionnalités sensibles.</w:t>
+      </w:r>
+    </w:p>
+    <w:p>
+      <w:pPr>
+        <w:numPr>
+          <w:ilvl w:val="0"/>
+          <w:numId w:val="32"/>
+        </w:numPr>
+      </w:pPr>
+      <w:r>
+        <w:rPr>
+          <w:b/>
+          <w:bCs/>
+        </w:rPr>
+        <w:t>Sessions Sécurisées</w:t>
+      </w:r>
+      <w:r>
+        <w:t xml:space="preserve"> : Utilisation de sessions sécurisées (par exemple, avec des </w:t>
+      </w:r>
+      <w:proofErr w:type="spellStart"/>
+      <w:r>
+        <w:t>tokens</w:t>
+      </w:r>
+      <w:proofErr w:type="spellEnd"/>
+      <w:r>
+        <w:t xml:space="preserve"> JWT) pour maintenir l'authentification de l'utilisateur sur le site, minimisant le risque de détournement de session.</w:t>
+      </w:r>
+    </w:p>
+    <w:p>
+      <w:pPr>
+        <w:rPr>
+          <w:b/>
+          <w:bCs/>
+        </w:rPr>
+      </w:pPr>
+      <w:r>
+        <w:rPr>
+          <w:b/>
+          <w:bCs/>
+        </w:rPr>
+        <w:t>3. Sécurisation des Accès à la Base de Données</w:t>
+      </w:r>
+    </w:p>
+    <w:p>
+      <w:pPr>
+        <w:numPr>
+          <w:ilvl w:val="0"/>
+          <w:numId w:val="33"/>
+        </w:numPr>
+      </w:pPr>
+      <w:r>
+        <w:rPr>
+          <w:b/>
+          <w:bCs/>
+        </w:rPr>
+        <w:t>Utilisation de Requêtes Paramétrées</w:t>
+      </w:r>
+      <w:r>
+        <w:t xml:space="preserve"> : Les requêtes SQL sont exécutées en utilisant des requêtes paramétrées pour éviter les attaques par injection SQL, où des entrées malveillantes pourraient altérer le comportement de la base de données.</w:t>
+      </w:r>
+    </w:p>
+    <w:p>
+      <w:pPr>
+        <w:pStyle w:val="Titre3"/>
+      </w:pPr>
+      <w:r>
+        <w:t>Sécurisation des Accès à la Base de Données avec Symfony et Doctrine</w:t>
+      </w:r>
+    </w:p>
+    <w:p>
+      <w:pPr>
+        <w:pStyle w:val="Titre4"/>
+      </w:pPr>
+      <w:r>
+        <w:t>1. Utilisation de Requêtes Paramétrées</w:t>
+      </w:r>
+    </w:p>
+    <w:p>
+      <w:pPr>
+        <w:pStyle w:val="NormalWeb"/>
+        <w:numPr>
+          <w:ilvl w:val="0"/>
+          <w:numId w:val="35"/>
+        </w:numPr>
+      </w:pPr>
+      <w:r>
+        <w:rPr>
+          <w:rStyle w:val="lev"/>
+        </w:rPr>
+        <w:t>Définition</w:t>
+      </w:r>
+      <w:r>
+        <w:t xml:space="preserve"> : Symfony utilise Doctrine ORM, qui facilite la gestion des bases de données. Doctrine supporte nativement les requêtes paramétrées, permettant de prévenir les attaques par injection SQL.</w:t>
+      </w:r>
+    </w:p>
+    <w:p>
+      <w:pPr>
+        <w:pStyle w:val="NormalWeb"/>
+        <w:numPr>
+          <w:ilvl w:val="0"/>
+          <w:numId w:val="35"/>
+        </w:numPr>
+      </w:pPr>
+      <w:r>
+        <w:rPr>
+          <w:rStyle w:val="lev"/>
+        </w:rPr>
+        <w:t>Avantages</w:t>
+      </w:r>
+      <w:r>
+        <w:t xml:space="preserve"> :</w:t>
+      </w:r>
+    </w:p>
+    <w:p>
+      <w:pPr>
+        <w:pStyle w:val="NormalWeb"/>
+        <w:numPr>
+          <w:ilvl w:val="1"/>
+          <w:numId w:val="35"/>
+        </w:numPr>
+      </w:pPr>
+      <w:r>
+        <w:rPr>
+          <w:rStyle w:val="lev"/>
+        </w:rPr>
+        <w:t>Protection contre les Injections SQL</w:t>
+      </w:r>
+      <w:r>
+        <w:t xml:space="preserve"> : Avec Doctrine, les requêtes paramétrées empêchent les données malveillantes d'influencer la structure de la requête SQL. Par exemple, au lieu de concaténer des chaînes de caractères pour créer une requête, on utilise des </w:t>
+      </w:r>
+      <w:proofErr w:type="spellStart"/>
+      <w:r>
+        <w:t>placeholders</w:t>
+      </w:r>
+      <w:proofErr w:type="spellEnd"/>
+      <w:r>
+        <w:t xml:space="preserve"> qui sont ensuite remplis de manière sécurisée.</w:t>
+      </w:r>
+    </w:p>
+    <w:p>
+      <w:pPr>
+        <w:pStyle w:val="NormalWeb"/>
+        <w:numPr>
+          <w:ilvl w:val="1"/>
+          <w:numId w:val="35"/>
+        </w:numPr>
+      </w:pPr>
+      <w:r>
+        <w:rPr>
+          <w:rStyle w:val="lev"/>
+        </w:rPr>
+        <w:t>Clarté et Maintenance</w:t>
+      </w:r>
+      <w:r>
+        <w:t xml:space="preserve"> : Les requêtes avec Doctrine sont souvent plus lisibles et facilement maintenables, car elles sont écrites en utilisant le </w:t>
+      </w:r>
+      <w:proofErr w:type="spellStart"/>
+      <w:r>
+        <w:t>QueryBuilder</w:t>
+      </w:r>
+      <w:proofErr w:type="spellEnd"/>
+      <w:r>
+        <w:t xml:space="preserve"> ou DQL (Doctrine </w:t>
+      </w:r>
+      <w:proofErr w:type="spellStart"/>
+      <w:r>
+        <w:t>Query</w:t>
+      </w:r>
+      <w:proofErr w:type="spellEnd"/>
+      <w:r>
+        <w:t xml:space="preserve"> </w:t>
+      </w:r>
+      <w:proofErr w:type="spellStart"/>
+      <w:r>
+        <w:t>Language</w:t>
+      </w:r>
+      <w:proofErr w:type="spellEnd"/>
+      <w:r>
+        <w:t>).</w:t>
+      </w:r>
+    </w:p>
+    <w:p>
+      <w:pPr>
+        <w:numPr>
+          <w:ilvl w:val="0"/>
+          <w:numId w:val="33"/>
+        </w:numPr>
+      </w:pPr>
+    </w:p>
+    <w:p>
+      <w:pPr>
+        <w:numPr>
+          <w:ilvl w:val="0"/>
+          <w:numId w:val="33"/>
+        </w:numPr>
+      </w:pPr>
+      <w:r>
+        <w:rPr>
+          <w:b/>
+          <w:bCs/>
+        </w:rPr>
+        <w:t>Contrôle d’Accès au Niveau de la Base de Données</w:t>
+      </w:r>
+      <w:r>
+        <w:t xml:space="preserve"> : Mise en place de privilèges stricts pour les comptes utilisateurs de la base de données, limitant l'accès aux tables et opérations nécessaires uniquement.</w:t>
+      </w:r>
+    </w:p>
+    <w:p>
+      <w:pPr>
+        <w:pStyle w:val="Titre4"/>
+      </w:pPr>
+      <w:r>
+        <w:t>2. Contrôle d’Accès au Niveau de la Base de Données</w:t>
+      </w:r>
+    </w:p>
+    <w:p>
+      <w:pPr>
+        <w:pStyle w:val="NormalWeb"/>
+        <w:numPr>
+          <w:ilvl w:val="0"/>
+          <w:numId w:val="36"/>
+        </w:numPr>
+      </w:pPr>
+      <w:r>
+        <w:rPr>
+          <w:rStyle w:val="lev"/>
+          <w:rFonts w:eastAsiaTheme="majorEastAsia"/>
+        </w:rPr>
+        <w:t>Définition</w:t>
+      </w:r>
+      <w:r>
+        <w:t xml:space="preserve"> : Avec Symfony et Doctrine, le contrôle d'accès est géré par des rôles et des permissions, définis au niveau de l'application et reflétés dans les opérations sur la base de données.</w:t>
+      </w:r>
+    </w:p>
+    <w:p>
+      <w:pPr>
+        <w:pStyle w:val="NormalWeb"/>
+        <w:numPr>
+          <w:ilvl w:val="0"/>
+          <w:numId w:val="36"/>
+        </w:numPr>
+      </w:pPr>
+      <w:r>
+        <w:rPr>
+          <w:rStyle w:val="lev"/>
+          <w:rFonts w:eastAsiaTheme="majorEastAsia"/>
+        </w:rPr>
+        <w:t>Mise en Place de Privilèges</w:t>
+      </w:r>
+      <w:r>
+        <w:t xml:space="preserve"> :</w:t>
+      </w:r>
+    </w:p>
+    <w:p>
+      <w:pPr>
+        <w:pStyle w:val="NormalWeb"/>
+        <w:numPr>
+          <w:ilvl w:val="1"/>
+          <w:numId w:val="36"/>
+        </w:numPr>
+      </w:pPr>
+      <w:r>
+        <w:rPr>
+          <w:rStyle w:val="lev"/>
+          <w:rFonts w:eastAsiaTheme="majorEastAsia"/>
+        </w:rPr>
+        <w:t>Principes du Moindre Privilège</w:t>
+      </w:r>
+      <w:r>
+        <w:t xml:space="preserve"> : Dans l'application Symfony, chaque utilisateur </w:t>
+      </w:r>
+      <w:proofErr w:type="gramStart"/>
+      <w:r>
+        <w:t>est</w:t>
+      </w:r>
+      <w:proofErr w:type="gramEnd"/>
+      <w:r>
+        <w:t xml:space="preserve"> attribué un rôle, comme </w:t>
+      </w:r>
+      <w:r>
+        <w:rPr>
+          <w:rStyle w:val="CodeHTML"/>
+        </w:rPr>
+        <w:t>ROLE_USER</w:t>
+      </w:r>
+      <w:r>
+        <w:t xml:space="preserve"> ou </w:t>
+      </w:r>
+      <w:r>
+        <w:rPr>
+          <w:rStyle w:val="CodeHTML"/>
+        </w:rPr>
+        <w:t>ROLE_ADMIN</w:t>
+      </w:r>
+      <w:r>
+        <w:t xml:space="preserve">. Ces rôles déterminent les actions qu'un utilisateur peut effectuer. Par exemple, un utilisateur avec le rôle </w:t>
+      </w:r>
+      <w:r>
+        <w:rPr>
+          <w:rStyle w:val="CodeHTML"/>
+        </w:rPr>
+        <w:t>ROLE_USER</w:t>
+      </w:r>
+      <w:r>
+        <w:t xml:space="preserve"> peut accéder à certaines données, tandis qu'un </w:t>
+      </w:r>
+      <w:r>
+        <w:rPr>
+          <w:rStyle w:val="CodeHTML"/>
+        </w:rPr>
+        <w:t>ROLE_ADMIN</w:t>
+      </w:r>
+      <w:r>
+        <w:t xml:space="preserve"> peut modifier ou supprimer des enregistrements.</w:t>
+      </w:r>
+    </w:p>
+    <w:p>
+      <w:pPr>
+        <w:pStyle w:val="NormalWeb"/>
+        <w:numPr>
+          <w:ilvl w:val="1"/>
+          <w:numId w:val="36"/>
+        </w:numPr>
+      </w:pPr>
+      <w:r>
+        <w:rPr>
+          <w:rStyle w:val="lev"/>
+          <w:rFonts w:eastAsiaTheme="majorEastAsia"/>
+        </w:rPr>
+        <w:t>Utilisation de la Sécurité de Symfony</w:t>
+      </w:r>
+      <w:r>
+        <w:t xml:space="preserve"> : Symfony offre un système de sécurité robuste qui peut restreindre l'accès à des contrôleurs ou des actions spécifiques </w:t>
+      </w:r>
+      <w:r>
+        <w:lastRenderedPageBreak/>
+        <w:t>en fonction des rôles des utilisateurs. Cela permet de gérer les permissions directement au niveau de l'application.</w:t>
+      </w:r>
+    </w:p>
+    <w:p>
+      <w:pPr>
+        <w:pStyle w:val="NormalWeb"/>
+        <w:numPr>
+          <w:ilvl w:val="0"/>
+          <w:numId w:val="36"/>
+        </w:numPr>
+      </w:pPr>
+      <w:r>
+        <w:rPr>
+          <w:rStyle w:val="lev"/>
+          <w:rFonts w:eastAsiaTheme="majorEastAsia"/>
+        </w:rPr>
+        <w:t>Audit et Révisions Régulières</w:t>
+      </w:r>
+      <w:r>
+        <w:t xml:space="preserve"> :</w:t>
+      </w:r>
+    </w:p>
+    <w:p>
+      <w:pPr>
+        <w:pStyle w:val="NormalWeb"/>
+        <w:numPr>
+          <w:ilvl w:val="1"/>
+          <w:numId w:val="36"/>
+        </w:numPr>
+      </w:pPr>
+      <w:r>
+        <w:t>Les permissions des rôles doivent être régulièrement examinées pour s'assurer qu'elles restent appropriées. Par exemple, si un utilisateur change de poste, ses permissions doivent être ajustées en conséquence.</w:t>
+      </w:r>
+    </w:p>
+    <w:p>
+      <w:pPr>
+        <w:pStyle w:val="NormalWeb"/>
+        <w:numPr>
+          <w:ilvl w:val="1"/>
+          <w:numId w:val="36"/>
+        </w:numPr>
+      </w:pPr>
+      <w:r>
+        <w:t>Les opérations de base de données peuvent être loguées pour permettre un audit, aidant à identifier des accès non autorisés ou des anomalies dans l'utilisation des données.</w:t>
+      </w:r>
+    </w:p>
+    <w:p>
+      <w:pPr>
+        <w:numPr>
+          <w:ilvl w:val="0"/>
+          <w:numId w:val="33"/>
+        </w:numPr>
+      </w:pPr>
+    </w:p>
+    <w:p>
+      <w:pPr>
+        <w:rPr>
+          <w:b/>
+          <w:bCs/>
+        </w:rPr>
+      </w:pPr>
+      <w:r>
+        <w:rPr>
+          <w:b/>
+          <w:bCs/>
+        </w:rPr>
+        <w:t>4. Protection Contre les Vulnérabilités</w:t>
+      </w:r>
+    </w:p>
+    <w:p>
+      <w:pPr>
+        <w:numPr>
+          <w:ilvl w:val="0"/>
+          <w:numId w:val="34"/>
+        </w:numPr>
+      </w:pPr>
+      <w:r>
+        <w:rPr>
+          <w:b/>
+          <w:bCs/>
+        </w:rPr>
+        <w:t>Mise à Jour Régulière</w:t>
+      </w:r>
+      <w:r>
+        <w:t xml:space="preserve"> : L'application et ses dépendances sont régulièrement mises à jour pour corriger les vulnérabilités de sécurité connues.</w:t>
+      </w:r>
+    </w:p>
+    <w:p>
+      <w:pPr>
+        <w:numPr>
+          <w:ilvl w:val="0"/>
+          <w:numId w:val="34"/>
+        </w:numPr>
+      </w:pPr>
+      <w:r>
+        <w:rPr>
+          <w:b/>
+          <w:bCs/>
+        </w:rPr>
+        <w:t>Audit de Sécurité</w:t>
+      </w:r>
+      <w:r>
+        <w:t xml:space="preserve"> : Des audits de sécurité réguliers sont effectués pour identifier et corriger les failles potentielles dans l'application ou la base de données.</w:t>
+      </w:r>
+    </w:p>
+    <w:p>
+      <w:pPr>
+        <w:rPr>
+          <w:b/>
+          <w:bCs/>
+        </w:rPr>
+      </w:pPr>
+      <w:r>
+        <w:rPr>
+          <w:b/>
+          <w:bCs/>
+        </w:rPr>
+        <w:t>Conclusion</w:t>
+      </w:r>
+    </w:p>
+    <w:p>
+      <w:r>
+        <w:t>La sécurité des données est une priorité essentielle dans notre application. En intégrant des pratiques de sécurité robustes, nous garantissons la protection des informations des utilisateurs et la fiabilité de notre système.</w:t>
+      </w:r>
+    </w:p>
+    <w:p/>
+    <w:p>
+      <w:r>
+        <w:pict w14:anchorId="396CD6AA">
+          <v:rect id="_x0000_i1295" style="width:0;height:1.5pt" o:hralign="center" o:hrstd="t" o:hr="t" fillcolor="#a0a0a0" stroked="f"/>
+        </w:pict>
+      </w:r>
+    </w:p>
+    <w:p>
+      <w:pPr>
+        <w:rPr>
+          <w:b/>
+          <w:bCs/>
+        </w:rPr>
+      </w:pPr>
+      <w:r>
+        <w:rPr>
+          <w:b/>
+          <w:bCs/>
+        </w:rPr>
+        <w:t>Diapositive 14 : Jeu d’Essai</w:t>
+      </w:r>
+    </w:p>
+    <w:p>
+      <w:pPr>
+        <w:numPr>
+          <w:ilvl w:val="0"/>
+          <w:numId w:val="25"/>
+        </w:numPr>
+      </w:pPr>
+      <w:r>
+        <w:rPr>
+          <w:b/>
+          <w:bCs/>
+        </w:rPr>
+        <w:t>Fonctionnalité testée</w:t>
+      </w:r>
+      <w:r>
+        <w:t xml:space="preserve"> : Décrire la fonctionnalité testée (ex. : Inscription d'un nouvel utilisateur).</w:t>
+      </w:r>
+    </w:p>
+    <w:p>
+      <w:pPr>
+        <w:numPr>
+          <w:ilvl w:val="0"/>
+          <w:numId w:val="25"/>
+        </w:numPr>
+      </w:pPr>
+      <w:r>
+        <w:rPr>
+          <w:b/>
+          <w:bCs/>
+        </w:rPr>
+        <w:t>Données en entrée</w:t>
+      </w:r>
+      <w:r>
+        <w:t xml:space="preserve"> : Liste des données fournies lors du test.</w:t>
+      </w:r>
+    </w:p>
+    <w:p>
+      <w:pPr>
+        <w:numPr>
+          <w:ilvl w:val="0"/>
+          <w:numId w:val="25"/>
+        </w:numPr>
+      </w:pPr>
+      <w:r>
+        <w:rPr>
+          <w:b/>
+          <w:bCs/>
+        </w:rPr>
+        <w:t>Données attendues</w:t>
+      </w:r>
+      <w:r>
+        <w:t xml:space="preserve"> : Résultats que l'on espérait obtenir.</w:t>
+      </w:r>
+    </w:p>
+    <w:p>
+      <w:pPr>
+        <w:numPr>
+          <w:ilvl w:val="0"/>
+          <w:numId w:val="25"/>
+        </w:numPr>
+      </w:pPr>
+      <w:r>
+        <w:rPr>
+          <w:b/>
+          <w:bCs/>
+        </w:rPr>
+        <w:t>Données obtenues</w:t>
+      </w:r>
+      <w:r>
+        <w:t xml:space="preserve"> : Résultats réels obtenus lors des tests.</w:t>
+      </w:r>
+    </w:p>
+    <w:p>
+      <w:pPr>
+        <w:numPr>
+          <w:ilvl w:val="0"/>
+          <w:numId w:val="25"/>
+        </w:numPr>
+      </w:pPr>
+      <w:r>
+        <w:rPr>
+          <w:b/>
+          <w:bCs/>
+        </w:rPr>
+        <w:t>Analyse des écarts</w:t>
+      </w:r>
+      <w:r>
+        <w:t xml:space="preserve"> : Analyser les différences entre les résultats attendus et obtenus, en expliquant les raisons des écarts, le cas échéant.</w:t>
+      </w:r>
+    </w:p>
+    <w:p>
+      <w:r>
+        <w:pict w14:anchorId="1F73FCEB">
+          <v:rect id="_x0000_i1296" style="width:0;height:1.5pt" o:hralign="center" o:hrstd="t" o:hr="t" fillcolor="#a0a0a0" stroked="f"/>
+        </w:pict>
+      </w:r>
+    </w:p>
+    <w:p>
+      <w:pPr>
+        <w:rPr>
+          <w:b/>
+          <w:bCs/>
+        </w:rPr>
+      </w:pPr>
+      <w:r>
+        <w:rPr>
+          <w:b/>
+          <w:bCs/>
+        </w:rPr>
+        <w:t>Diapositive 15 : Veille sur les Vulnérabilités</w:t>
+      </w:r>
+    </w:p>
+    <w:p>
+      <w:pPr>
+        <w:numPr>
+          <w:ilvl w:val="0"/>
+          <w:numId w:val="26"/>
+        </w:numPr>
+      </w:pPr>
+      <w:r>
+        <w:rPr>
+          <w:b/>
+          <w:bCs/>
+        </w:rPr>
+        <w:t>Sources de veille</w:t>
+      </w:r>
+      <w:r>
+        <w:t xml:space="preserve"> : Mentionner les sources utilisées pour la veille (ex. : OWASP, CVE).</w:t>
+      </w:r>
+    </w:p>
+    <w:p>
+      <w:pPr>
+        <w:numPr>
+          <w:ilvl w:val="0"/>
+          <w:numId w:val="26"/>
+        </w:numPr>
+      </w:pPr>
+      <w:r>
+        <w:rPr>
+          <w:b/>
+          <w:bCs/>
+        </w:rPr>
+        <w:t>Vulnérabilités trouvées</w:t>
+      </w:r>
+      <w:r>
+        <w:t xml:space="preserve"> : Lister les vulnérabilités identifiées durant le projet (ex. : injection SQL, failles de sécurisation des sessions).</w:t>
+      </w:r>
+    </w:p>
+    <w:p>
+      <w:pPr>
+        <w:numPr>
+          <w:ilvl w:val="0"/>
+          <w:numId w:val="26"/>
+        </w:numPr>
+      </w:pPr>
+      <w:r>
+        <w:rPr>
+          <w:b/>
+          <w:bCs/>
+        </w:rPr>
+        <w:t>Corrections apportées</w:t>
+      </w:r>
+      <w:r>
+        <w:t xml:space="preserve"> : Décrire les actions entreprises pour corriger ces vulnérabilités et renforcer la sécurité de l'application.</w:t>
+      </w:r>
+    </w:p>
+    <w:p>
+      <w:r>
+        <w:pict w14:anchorId="3FBA8FF3">
+          <v:rect id="_x0000_i1297" style="width:0;height:1.5pt" o:hralign="center" o:hrstd="t" o:hr="t" fillcolor="#a0a0a0" stroked="f"/>
+        </w:pict>
+      </w:r>
+    </w:p>
+    <w:p>
+      <w:pPr>
+        <w:rPr>
+          <w:b/>
+          <w:bCs/>
+        </w:rPr>
+      </w:pPr>
+      <w:r>
+        <w:rPr>
+          <w:b/>
+          <w:bCs/>
+        </w:rPr>
+        <w:lastRenderedPageBreak/>
+        <w:t>Diapositive 16 : Synthèse et Conclusion</w:t>
+      </w:r>
+    </w:p>
+    <w:p>
+      <w:pPr>
+        <w:numPr>
+          <w:ilvl w:val="0"/>
+          <w:numId w:val="27"/>
+        </w:numPr>
+      </w:pPr>
+      <w:r>
+        <w:rPr>
+          <w:b/>
+          <w:bCs/>
+        </w:rPr>
+        <w:t>Satisfaction</w:t>
+      </w:r>
+      <w:r>
+        <w:t xml:space="preserve"> : Expliquer ce qui a été le plus gratifiant dans le projet (ex. : acquisition de nouvelles compétences, travail d'équipe).</w:t>
+      </w:r>
+    </w:p>
+    <w:p>
+      <w:pPr>
+        <w:numPr>
+          <w:ilvl w:val="0"/>
+          <w:numId w:val="27"/>
+        </w:numPr>
+      </w:pPr>
+      <w:r>
+        <w:rPr>
+          <w:b/>
+          <w:bCs/>
+        </w:rPr>
+        <w:t>Difficultés rencontrées</w:t>
+      </w:r>
+      <w:r>
+        <w:t xml:space="preserve"> : Discuter des principaux défis rencontrés et comment ils ont été surmontés.</w:t>
+      </w:r>
+    </w:p>
+    <w:p>
+      <w:pPr>
+        <w:numPr>
+          <w:ilvl w:val="0"/>
+          <w:numId w:val="27"/>
+        </w:numPr>
+      </w:pPr>
+      <w:r>
+        <w:rPr>
+          <w:b/>
+          <w:bCs/>
+        </w:rPr>
+        <w:t>Apprentissages</w:t>
+      </w:r>
+      <w:r>
+        <w:t xml:space="preserve"> : Réflexions sur les leçons apprises et comment elles peuvent être appliquées à l'avenir.</w:t>
+      </w:r>
+    </w:p>
+    <w:p/>
     <w:p/>
     <w:sectPr>
       <w:pgSz w:w="11906" w:h="16838"/>
@@ -1141,6 +5018,155 @@
 <file path=word/numbering.xml><?xml version="1.0" encoding="utf-8"?>
 <w:numbering xmlns:wpc="http://schemas.microsoft.com/office/word/2010/wordprocessingCanvas" xmlns:cx="http://schemas.microsoft.com/office/drawing/2014/chartex" xmlns:cx1="http://schemas.microsoft.com/office/drawing/2015/9/8/chartex" xmlns:cx2="http://schemas.microsoft.com/office/drawing/2015/10/21/chartex" xmlns:cx3="http://schemas.microsoft.com/office/drawing/2016/5/9/chartex" xmlns:cx4="http://schemas.microsoft.com/office/drawing/2016/5/10/chartex" xmlns:cx5="http://schemas.microsoft.com/office/drawing/2016/5/11/chartex" xmlns:cx6="http://schemas.microsoft.com/office/drawing/2016/5/12/chartex" xmlns:cx7="http://schemas.microsoft.com/office/drawing/2016/5/13/chartex" xmlns:cx8="http://schemas.microsoft.com/office/drawing/2016/5/14/chartex" xmlns:mc="http://schemas.openxmlformats.org/markup-compatibility/2006" xmlns:aink="http://schemas.microsoft.com/office/drawing/2016/ink" xmlns:am3d="http://schemas.microsoft.com/office/drawing/2017/model3d" xmlns:o="urn:schemas-microsoft-com:office:office" xmlns:oel="http://schemas.microsoft.com/office/2019/extlst" xmlns:r="http://schemas.openxmlformats.org/officeDocument/2006/relationships" xmlns:m="http://schemas.openxmlformats.org/officeDocument/2006/math" xmlns:v="urn:schemas-microsoft-com:vml" xmlns:wp14="http://schemas.microsoft.com/office/word/2010/wordprocessingDrawing" xmlns:wp="http://schemas.openxmlformats.org/drawingml/2006/wordprocessingDrawing" xmlns:w10="urn:schemas-microsoft-com:office:word" xmlns:w="http://schemas.openxmlformats.org/wordprocessingml/2006/main" xmlns:w14="http://schemas.microsoft.com/office/word/2010/wordml" xmlns:w15="http://schemas.microsoft.com/office/word/2012/wordml" xmlns:w16cex="http://schemas.microsoft.com/office/word/2018/wordml/cex" xmlns:w16cid="http://schemas.microsoft.com/office/word/2016/wordml/cid" xmlns:w16="http://schemas.microsoft.com/office/word/2018/wordml" xmlns:w16du="http://schemas.microsoft.com/office/word/2023/wordml/word16du" xmlns:w16sdtdh="http://schemas.microsoft.com/office/word/2020/wordml/sdtdatahash" xmlns:w16se="http://schemas.microsoft.com/office/word/2015/wordml/symex" xmlns:wpg="http://schemas.microsoft.com/office/word/2010/wordprocessingGroup" xmlns:wpi="http://schemas.microsoft.com/office/word/2010/wordprocessingInk" xmlns:wne="http://schemas.microsoft.com/office/word/2006/wordml" xmlns:wps="http://schemas.microsoft.com/office/word/2010/wordprocessingShape" mc:Ignorable="w14 w15 w16se w16cid w16 w16cex w16sdtdh w16du wp14">
   <w:abstractNum w:abstractNumId="0" w15:restartNumberingAfterBreak="0">
+    <w:nsid w:val="05C15A30"/>
+    <w:multiLevelType w:val="multilevel"/>
+    <w:tmpl w:val="797639A0"/>
+    <w:lvl w:ilvl="0">
+      <w:start w:val="1"/>
+      <w:numFmt w:val="bullet"/>
+      <w:lvlText w:val=""/>
+      <w:lvlJc w:val="left"/>
+      <w:pPr>
+        <w:tabs>
+          <w:tab w:val="num" w:pos="720"/>
+        </w:tabs>
+        <w:ind w:left="720" w:hanging="360"/>
+      </w:pPr>
+      <w:rPr>
+        <w:rFonts w:ascii="Symbol" w:hAnsi="Symbol" w:hint="default"/>
+        <w:sz w:val="20"/>
+      </w:rPr>
+    </w:lvl>
+    <w:lvl w:ilvl="1" w:tentative="1">
+      <w:start w:val="1"/>
+      <w:numFmt w:val="bullet"/>
+      <w:lvlText w:val="o"/>
+      <w:lvlJc w:val="left"/>
+      <w:pPr>
+        <w:tabs>
+          <w:tab w:val="num" w:pos="1440"/>
+        </w:tabs>
+        <w:ind w:left="1440" w:hanging="360"/>
+      </w:pPr>
+      <w:rPr>
+        <w:rFonts w:ascii="Courier New" w:hAnsi="Courier New" w:hint="default"/>
+        <w:sz w:val="20"/>
+      </w:rPr>
+    </w:lvl>
+    <w:lvl w:ilvl="2" w:tentative="1">
+      <w:start w:val="1"/>
+      <w:numFmt w:val="bullet"/>
+      <w:lvlText w:val=""/>
+      <w:lvlJc w:val="left"/>
+      <w:pPr>
+        <w:tabs>
+          <w:tab w:val="num" w:pos="2160"/>
+        </w:tabs>
+        <w:ind w:left="2160" w:hanging="360"/>
+      </w:pPr>
+      <w:rPr>
+        <w:rFonts w:ascii="Wingdings" w:hAnsi="Wingdings" w:hint="default"/>
+        <w:sz w:val="20"/>
+      </w:rPr>
+    </w:lvl>
+    <w:lvl w:ilvl="3" w:tentative="1">
+      <w:start w:val="1"/>
+      <w:numFmt w:val="bullet"/>
+      <w:lvlText w:val=""/>
+      <w:lvlJc w:val="left"/>
+      <w:pPr>
+        <w:tabs>
+          <w:tab w:val="num" w:pos="2880"/>
+        </w:tabs>
+        <w:ind w:left="2880" w:hanging="360"/>
+      </w:pPr>
+      <w:rPr>
+        <w:rFonts w:ascii="Wingdings" w:hAnsi="Wingdings" w:hint="default"/>
+        <w:sz w:val="20"/>
+      </w:rPr>
+    </w:lvl>
+    <w:lvl w:ilvl="4" w:tentative="1">
+      <w:start w:val="1"/>
+      <w:numFmt w:val="bullet"/>
+      <w:lvlText w:val=""/>
+      <w:lvlJc w:val="left"/>
+      <w:pPr>
+        <w:tabs>
+          <w:tab w:val="num" w:pos="3600"/>
+        </w:tabs>
+        <w:ind w:left="3600" w:hanging="360"/>
+      </w:pPr>
+      <w:rPr>
+        <w:rFonts w:ascii="Wingdings" w:hAnsi="Wingdings" w:hint="default"/>
+        <w:sz w:val="20"/>
+      </w:rPr>
+    </w:lvl>
+    <w:lvl w:ilvl="5" w:tentative="1">
+      <w:start w:val="1"/>
+      <w:numFmt w:val="bullet"/>
+      <w:lvlText w:val=""/>
+      <w:lvlJc w:val="left"/>
+      <w:pPr>
+        <w:tabs>
+          <w:tab w:val="num" w:pos="4320"/>
+        </w:tabs>
+        <w:ind w:left="4320" w:hanging="360"/>
+      </w:pPr>
+      <w:rPr>
+        <w:rFonts w:ascii="Wingdings" w:hAnsi="Wingdings" w:hint="default"/>
+        <w:sz w:val="20"/>
+      </w:rPr>
+    </w:lvl>
+    <w:lvl w:ilvl="6" w:tentative="1">
+      <w:start w:val="1"/>
+      <w:numFmt w:val="bullet"/>
+      <w:lvlText w:val=""/>
+      <w:lvlJc w:val="left"/>
+      <w:pPr>
+        <w:tabs>
+          <w:tab w:val="num" w:pos="5040"/>
+        </w:tabs>
+        <w:ind w:left="5040" w:hanging="360"/>
+      </w:pPr>
+      <w:rPr>
+        <w:rFonts w:ascii="Wingdings" w:hAnsi="Wingdings" w:hint="default"/>
+        <w:sz w:val="20"/>
+      </w:rPr>
+    </w:lvl>
+    <w:lvl w:ilvl="7" w:tentative="1">
+      <w:start w:val="1"/>
+      <w:numFmt w:val="bullet"/>
+      <w:lvlText w:val=""/>
+      <w:lvlJc w:val="left"/>
+      <w:pPr>
+        <w:tabs>
+          <w:tab w:val="num" w:pos="5760"/>
+        </w:tabs>
+        <w:ind w:left="5760" w:hanging="360"/>
+      </w:pPr>
+      <w:rPr>
+        <w:rFonts w:ascii="Wingdings" w:hAnsi="Wingdings" w:hint="default"/>
+        <w:sz w:val="20"/>
+      </w:rPr>
+    </w:lvl>
+    <w:lvl w:ilvl="8" w:tentative="1">
+      <w:start w:val="1"/>
+      <w:numFmt w:val="bullet"/>
+      <w:lvlText w:val=""/>
+      <w:lvlJc w:val="left"/>
+      <w:pPr>
+        <w:tabs>
+          <w:tab w:val="num" w:pos="6480"/>
+        </w:tabs>
+        <w:ind w:left="6480" w:hanging="360"/>
+      </w:pPr>
+      <w:rPr>
+        <w:rFonts w:ascii="Wingdings" w:hAnsi="Wingdings" w:hint="default"/>
+        <w:sz w:val="20"/>
+      </w:rPr>
+    </w:lvl>
+  </w:abstractNum>
+  <w:abstractNum w:abstractNumId="1" w15:restartNumberingAfterBreak="0">
     <w:nsid w:val="097A2BBA"/>
     <w:multiLevelType w:val="multilevel"/>
     <w:tmpl w:val="5C16195E"/>
@@ -1289,7 +5315,454 @@
       </w:rPr>
     </w:lvl>
   </w:abstractNum>
-  <w:abstractNum w:abstractNumId="1" w15:restartNumberingAfterBreak="0">
+  <w:abstractNum w:abstractNumId="2" w15:restartNumberingAfterBreak="0">
+    <w:nsid w:val="09A410AE"/>
+    <w:multiLevelType w:val="multilevel"/>
+    <w:tmpl w:val="1E1C91CA"/>
+    <w:lvl w:ilvl="0">
+      <w:start w:val="1"/>
+      <w:numFmt w:val="bullet"/>
+      <w:lvlText w:val=""/>
+      <w:lvlJc w:val="left"/>
+      <w:pPr>
+        <w:tabs>
+          <w:tab w:val="num" w:pos="720"/>
+        </w:tabs>
+        <w:ind w:left="720" w:hanging="360"/>
+      </w:pPr>
+      <w:rPr>
+        <w:rFonts w:ascii="Symbol" w:hAnsi="Symbol" w:hint="default"/>
+        <w:sz w:val="20"/>
+      </w:rPr>
+    </w:lvl>
+    <w:lvl w:ilvl="1">
+      <w:start w:val="1"/>
+      <w:numFmt w:val="bullet"/>
+      <w:lvlText w:val="o"/>
+      <w:lvlJc w:val="left"/>
+      <w:pPr>
+        <w:tabs>
+          <w:tab w:val="num" w:pos="1440"/>
+        </w:tabs>
+        <w:ind w:left="1440" w:hanging="360"/>
+      </w:pPr>
+      <w:rPr>
+        <w:rFonts w:ascii="Courier New" w:hAnsi="Courier New" w:hint="default"/>
+        <w:sz w:val="20"/>
+      </w:rPr>
+    </w:lvl>
+    <w:lvl w:ilvl="2" w:tentative="1">
+      <w:start w:val="1"/>
+      <w:numFmt w:val="bullet"/>
+      <w:lvlText w:val=""/>
+      <w:lvlJc w:val="left"/>
+      <w:pPr>
+        <w:tabs>
+          <w:tab w:val="num" w:pos="2160"/>
+        </w:tabs>
+        <w:ind w:left="2160" w:hanging="360"/>
+      </w:pPr>
+      <w:rPr>
+        <w:rFonts w:ascii="Wingdings" w:hAnsi="Wingdings" w:hint="default"/>
+        <w:sz w:val="20"/>
+      </w:rPr>
+    </w:lvl>
+    <w:lvl w:ilvl="3" w:tentative="1">
+      <w:start w:val="1"/>
+      <w:numFmt w:val="bullet"/>
+      <w:lvlText w:val=""/>
+      <w:lvlJc w:val="left"/>
+      <w:pPr>
+        <w:tabs>
+          <w:tab w:val="num" w:pos="2880"/>
+        </w:tabs>
+        <w:ind w:left="2880" w:hanging="360"/>
+      </w:pPr>
+      <w:rPr>
+        <w:rFonts w:ascii="Wingdings" w:hAnsi="Wingdings" w:hint="default"/>
+        <w:sz w:val="20"/>
+      </w:rPr>
+    </w:lvl>
+    <w:lvl w:ilvl="4" w:tentative="1">
+      <w:start w:val="1"/>
+      <w:numFmt w:val="bullet"/>
+      <w:lvlText w:val=""/>
+      <w:lvlJc w:val="left"/>
+      <w:pPr>
+        <w:tabs>
+          <w:tab w:val="num" w:pos="3600"/>
+        </w:tabs>
+        <w:ind w:left="3600" w:hanging="360"/>
+      </w:pPr>
+      <w:rPr>
+        <w:rFonts w:ascii="Wingdings" w:hAnsi="Wingdings" w:hint="default"/>
+        <w:sz w:val="20"/>
+      </w:rPr>
+    </w:lvl>
+    <w:lvl w:ilvl="5" w:tentative="1">
+      <w:start w:val="1"/>
+      <w:numFmt w:val="bullet"/>
+      <w:lvlText w:val=""/>
+      <w:lvlJc w:val="left"/>
+      <w:pPr>
+        <w:tabs>
+          <w:tab w:val="num" w:pos="4320"/>
+        </w:tabs>
+        <w:ind w:left="4320" w:hanging="360"/>
+      </w:pPr>
+      <w:rPr>
+        <w:rFonts w:ascii="Wingdings" w:hAnsi="Wingdings" w:hint="default"/>
+        <w:sz w:val="20"/>
+      </w:rPr>
+    </w:lvl>
+    <w:lvl w:ilvl="6" w:tentative="1">
+      <w:start w:val="1"/>
+      <w:numFmt w:val="bullet"/>
+      <w:lvlText w:val=""/>
+      <w:lvlJc w:val="left"/>
+      <w:pPr>
+        <w:tabs>
+          <w:tab w:val="num" w:pos="5040"/>
+        </w:tabs>
+        <w:ind w:left="5040" w:hanging="360"/>
+      </w:pPr>
+      <w:rPr>
+        <w:rFonts w:ascii="Wingdings" w:hAnsi="Wingdings" w:hint="default"/>
+        <w:sz w:val="20"/>
+      </w:rPr>
+    </w:lvl>
+    <w:lvl w:ilvl="7" w:tentative="1">
+      <w:start w:val="1"/>
+      <w:numFmt w:val="bullet"/>
+      <w:lvlText w:val=""/>
+      <w:lvlJc w:val="left"/>
+      <w:pPr>
+        <w:tabs>
+          <w:tab w:val="num" w:pos="5760"/>
+        </w:tabs>
+        <w:ind w:left="5760" w:hanging="360"/>
+      </w:pPr>
+      <w:rPr>
+        <w:rFonts w:ascii="Wingdings" w:hAnsi="Wingdings" w:hint="default"/>
+        <w:sz w:val="20"/>
+      </w:rPr>
+    </w:lvl>
+    <w:lvl w:ilvl="8" w:tentative="1">
+      <w:start w:val="1"/>
+      <w:numFmt w:val="bullet"/>
+      <w:lvlText w:val=""/>
+      <w:lvlJc w:val="left"/>
+      <w:pPr>
+        <w:tabs>
+          <w:tab w:val="num" w:pos="6480"/>
+        </w:tabs>
+        <w:ind w:left="6480" w:hanging="360"/>
+      </w:pPr>
+      <w:rPr>
+        <w:rFonts w:ascii="Wingdings" w:hAnsi="Wingdings" w:hint="default"/>
+        <w:sz w:val="20"/>
+      </w:rPr>
+    </w:lvl>
+  </w:abstractNum>
+  <w:abstractNum w:abstractNumId="3" w15:restartNumberingAfterBreak="0">
+    <w:nsid w:val="0EF3259A"/>
+    <w:multiLevelType w:val="multilevel"/>
+    <w:tmpl w:val="850EFB96"/>
+    <w:lvl w:ilvl="0">
+      <w:start w:val="1"/>
+      <w:numFmt w:val="bullet"/>
+      <w:lvlText w:val=""/>
+      <w:lvlJc w:val="left"/>
+      <w:pPr>
+        <w:tabs>
+          <w:tab w:val="num" w:pos="720"/>
+        </w:tabs>
+        <w:ind w:left="720" w:hanging="360"/>
+      </w:pPr>
+      <w:rPr>
+        <w:rFonts w:ascii="Symbol" w:hAnsi="Symbol" w:hint="default"/>
+        <w:sz w:val="20"/>
+      </w:rPr>
+    </w:lvl>
+    <w:lvl w:ilvl="1" w:tentative="1">
+      <w:start w:val="1"/>
+      <w:numFmt w:val="bullet"/>
+      <w:lvlText w:val="o"/>
+      <w:lvlJc w:val="left"/>
+      <w:pPr>
+        <w:tabs>
+          <w:tab w:val="num" w:pos="1440"/>
+        </w:tabs>
+        <w:ind w:left="1440" w:hanging="360"/>
+      </w:pPr>
+      <w:rPr>
+        <w:rFonts w:ascii="Courier New" w:hAnsi="Courier New" w:hint="default"/>
+        <w:sz w:val="20"/>
+      </w:rPr>
+    </w:lvl>
+    <w:lvl w:ilvl="2" w:tentative="1">
+      <w:start w:val="1"/>
+      <w:numFmt w:val="bullet"/>
+      <w:lvlText w:val=""/>
+      <w:lvlJc w:val="left"/>
+      <w:pPr>
+        <w:tabs>
+          <w:tab w:val="num" w:pos="2160"/>
+        </w:tabs>
+        <w:ind w:left="2160" w:hanging="360"/>
+      </w:pPr>
+      <w:rPr>
+        <w:rFonts w:ascii="Wingdings" w:hAnsi="Wingdings" w:hint="default"/>
+        <w:sz w:val="20"/>
+      </w:rPr>
+    </w:lvl>
+    <w:lvl w:ilvl="3" w:tentative="1">
+      <w:start w:val="1"/>
+      <w:numFmt w:val="bullet"/>
+      <w:lvlText w:val=""/>
+      <w:lvlJc w:val="left"/>
+      <w:pPr>
+        <w:tabs>
+          <w:tab w:val="num" w:pos="2880"/>
+        </w:tabs>
+        <w:ind w:left="2880" w:hanging="360"/>
+      </w:pPr>
+      <w:rPr>
+        <w:rFonts w:ascii="Wingdings" w:hAnsi="Wingdings" w:hint="default"/>
+        <w:sz w:val="20"/>
+      </w:rPr>
+    </w:lvl>
+    <w:lvl w:ilvl="4" w:tentative="1">
+      <w:start w:val="1"/>
+      <w:numFmt w:val="bullet"/>
+      <w:lvlText w:val=""/>
+      <w:lvlJc w:val="left"/>
+      <w:pPr>
+        <w:tabs>
+          <w:tab w:val="num" w:pos="3600"/>
+        </w:tabs>
+        <w:ind w:left="3600" w:hanging="360"/>
+      </w:pPr>
+      <w:rPr>
+        <w:rFonts w:ascii="Wingdings" w:hAnsi="Wingdings" w:hint="default"/>
+        <w:sz w:val="20"/>
+      </w:rPr>
+    </w:lvl>
+    <w:lvl w:ilvl="5" w:tentative="1">
+      <w:start w:val="1"/>
+      <w:numFmt w:val="bullet"/>
+      <w:lvlText w:val=""/>
+      <w:lvlJc w:val="left"/>
+      <w:pPr>
+        <w:tabs>
+          <w:tab w:val="num" w:pos="4320"/>
+        </w:tabs>
+        <w:ind w:left="4320" w:hanging="360"/>
+      </w:pPr>
+      <w:rPr>
+        <w:rFonts w:ascii="Wingdings" w:hAnsi="Wingdings" w:hint="default"/>
+        <w:sz w:val="20"/>
+      </w:rPr>
+    </w:lvl>
+    <w:lvl w:ilvl="6" w:tentative="1">
+      <w:start w:val="1"/>
+      <w:numFmt w:val="bullet"/>
+      <w:lvlText w:val=""/>
+      <w:lvlJc w:val="left"/>
+      <w:pPr>
+        <w:tabs>
+          <w:tab w:val="num" w:pos="5040"/>
+        </w:tabs>
+        <w:ind w:left="5040" w:hanging="360"/>
+      </w:pPr>
+      <w:rPr>
+        <w:rFonts w:ascii="Wingdings" w:hAnsi="Wingdings" w:hint="default"/>
+        <w:sz w:val="20"/>
+      </w:rPr>
+    </w:lvl>
+    <w:lvl w:ilvl="7" w:tentative="1">
+      <w:start w:val="1"/>
+      <w:numFmt w:val="bullet"/>
+      <w:lvlText w:val=""/>
+      <w:lvlJc w:val="left"/>
+      <w:pPr>
+        <w:tabs>
+          <w:tab w:val="num" w:pos="5760"/>
+        </w:tabs>
+        <w:ind w:left="5760" w:hanging="360"/>
+      </w:pPr>
+      <w:rPr>
+        <w:rFonts w:ascii="Wingdings" w:hAnsi="Wingdings" w:hint="default"/>
+        <w:sz w:val="20"/>
+      </w:rPr>
+    </w:lvl>
+    <w:lvl w:ilvl="8" w:tentative="1">
+      <w:start w:val="1"/>
+      <w:numFmt w:val="bullet"/>
+      <w:lvlText w:val=""/>
+      <w:lvlJc w:val="left"/>
+      <w:pPr>
+        <w:tabs>
+          <w:tab w:val="num" w:pos="6480"/>
+        </w:tabs>
+        <w:ind w:left="6480" w:hanging="360"/>
+      </w:pPr>
+      <w:rPr>
+        <w:rFonts w:ascii="Wingdings" w:hAnsi="Wingdings" w:hint="default"/>
+        <w:sz w:val="20"/>
+      </w:rPr>
+    </w:lvl>
+  </w:abstractNum>
+  <w:abstractNum w:abstractNumId="4" w15:restartNumberingAfterBreak="0">
+    <w:nsid w:val="120572F9"/>
+    <w:multiLevelType w:val="multilevel"/>
+    <w:tmpl w:val="25B61FC0"/>
+    <w:lvl w:ilvl="0">
+      <w:start w:val="1"/>
+      <w:numFmt w:val="bullet"/>
+      <w:lvlText w:val=""/>
+      <w:lvlJc w:val="left"/>
+      <w:pPr>
+        <w:tabs>
+          <w:tab w:val="num" w:pos="720"/>
+        </w:tabs>
+        <w:ind w:left="720" w:hanging="360"/>
+      </w:pPr>
+      <w:rPr>
+        <w:rFonts w:ascii="Symbol" w:hAnsi="Symbol" w:hint="default"/>
+        <w:sz w:val="20"/>
+      </w:rPr>
+    </w:lvl>
+    <w:lvl w:ilvl="1">
+      <w:start w:val="1"/>
+      <w:numFmt w:val="bullet"/>
+      <w:lvlText w:val="o"/>
+      <w:lvlJc w:val="left"/>
+      <w:pPr>
+        <w:tabs>
+          <w:tab w:val="num" w:pos="1440"/>
+        </w:tabs>
+        <w:ind w:left="1440" w:hanging="360"/>
+      </w:pPr>
+      <w:rPr>
+        <w:rFonts w:ascii="Courier New" w:hAnsi="Courier New" w:hint="default"/>
+        <w:sz w:val="20"/>
+      </w:rPr>
+    </w:lvl>
+    <w:lvl w:ilvl="2" w:tentative="1">
+      <w:start w:val="1"/>
+      <w:numFmt w:val="bullet"/>
+      <w:lvlText w:val=""/>
+      <w:lvlJc w:val="left"/>
+      <w:pPr>
+        <w:tabs>
+          <w:tab w:val="num" w:pos="2160"/>
+        </w:tabs>
+        <w:ind w:left="2160" w:hanging="360"/>
+      </w:pPr>
+      <w:rPr>
+        <w:rFonts w:ascii="Wingdings" w:hAnsi="Wingdings" w:hint="default"/>
+        <w:sz w:val="20"/>
+      </w:rPr>
+    </w:lvl>
+    <w:lvl w:ilvl="3" w:tentative="1">
+      <w:start w:val="1"/>
+      <w:numFmt w:val="bullet"/>
+      <w:lvlText w:val=""/>
+      <w:lvlJc w:val="left"/>
+      <w:pPr>
+        <w:tabs>
+          <w:tab w:val="num" w:pos="2880"/>
+        </w:tabs>
+        <w:ind w:left="2880" w:hanging="360"/>
+      </w:pPr>
+      <w:rPr>
+        <w:rFonts w:ascii="Wingdings" w:hAnsi="Wingdings" w:hint="default"/>
+        <w:sz w:val="20"/>
+      </w:rPr>
+    </w:lvl>
+    <w:lvl w:ilvl="4" w:tentative="1">
+      <w:start w:val="1"/>
+      <w:numFmt w:val="bullet"/>
+      <w:lvlText w:val=""/>
+      <w:lvlJc w:val="left"/>
+      <w:pPr>
+        <w:tabs>
+          <w:tab w:val="num" w:pos="3600"/>
+        </w:tabs>
+        <w:ind w:left="3600" w:hanging="360"/>
+      </w:pPr>
+      <w:rPr>
+        <w:rFonts w:ascii="Wingdings" w:hAnsi="Wingdings" w:hint="default"/>
+        <w:sz w:val="20"/>
+      </w:rPr>
+    </w:lvl>
+    <w:lvl w:ilvl="5" w:tentative="1">
+      <w:start w:val="1"/>
+      <w:numFmt w:val="bullet"/>
+      <w:lvlText w:val=""/>
+      <w:lvlJc w:val="left"/>
+      <w:pPr>
+        <w:tabs>
+          <w:tab w:val="num" w:pos="4320"/>
+        </w:tabs>
+        <w:ind w:left="4320" w:hanging="360"/>
+      </w:pPr>
+      <w:rPr>
+        <w:rFonts w:ascii="Wingdings" w:hAnsi="Wingdings" w:hint="default"/>
+        <w:sz w:val="20"/>
+      </w:rPr>
+    </w:lvl>
+    <w:lvl w:ilvl="6" w:tentative="1">
+      <w:start w:val="1"/>
+      <w:numFmt w:val="bullet"/>
+      <w:lvlText w:val=""/>
+      <w:lvlJc w:val="left"/>
+      <w:pPr>
+        <w:tabs>
+          <w:tab w:val="num" w:pos="5040"/>
+        </w:tabs>
+        <w:ind w:left="5040" w:hanging="360"/>
+      </w:pPr>
+      <w:rPr>
+        <w:rFonts w:ascii="Wingdings" w:hAnsi="Wingdings" w:hint="default"/>
+        <w:sz w:val="20"/>
+      </w:rPr>
+    </w:lvl>
+    <w:lvl w:ilvl="7" w:tentative="1">
+      <w:start w:val="1"/>
+      <w:numFmt w:val="bullet"/>
+      <w:lvlText w:val=""/>
+      <w:lvlJc w:val="left"/>
+      <w:pPr>
+        <w:tabs>
+          <w:tab w:val="num" w:pos="5760"/>
+        </w:tabs>
+        <w:ind w:left="5760" w:hanging="360"/>
+      </w:pPr>
+      <w:rPr>
+        <w:rFonts w:ascii="Wingdings" w:hAnsi="Wingdings" w:hint="default"/>
+        <w:sz w:val="20"/>
+      </w:rPr>
+    </w:lvl>
+    <w:lvl w:ilvl="8" w:tentative="1">
+      <w:start w:val="1"/>
+      <w:numFmt w:val="bullet"/>
+      <w:lvlText w:val=""/>
+      <w:lvlJc w:val="left"/>
+      <w:pPr>
+        <w:tabs>
+          <w:tab w:val="num" w:pos="6480"/>
+        </w:tabs>
+        <w:ind w:left="6480" w:hanging="360"/>
+      </w:pPr>
+      <w:rPr>
+        <w:rFonts w:ascii="Wingdings" w:hAnsi="Wingdings" w:hint="default"/>
+        <w:sz w:val="20"/>
+      </w:rPr>
+    </w:lvl>
+  </w:abstractNum>
+  <w:abstractNum w:abstractNumId="5" w15:restartNumberingAfterBreak="0">
     <w:nsid w:val="126F5D8E"/>
     <w:multiLevelType w:val="multilevel"/>
     <w:tmpl w:val="9BFC77E2"/>
@@ -1438,7 +5911,454 @@
       </w:rPr>
     </w:lvl>
   </w:abstractNum>
-  <w:abstractNum w:abstractNumId="2" w15:restartNumberingAfterBreak="0">
+  <w:abstractNum w:abstractNumId="6" w15:restartNumberingAfterBreak="0">
+    <w:nsid w:val="1A933C64"/>
+    <w:multiLevelType w:val="multilevel"/>
+    <w:tmpl w:val="04581F36"/>
+    <w:lvl w:ilvl="0">
+      <w:start w:val="1"/>
+      <w:numFmt w:val="bullet"/>
+      <w:lvlText w:val=""/>
+      <w:lvlJc w:val="left"/>
+      <w:pPr>
+        <w:tabs>
+          <w:tab w:val="num" w:pos="720"/>
+        </w:tabs>
+        <w:ind w:left="720" w:hanging="360"/>
+      </w:pPr>
+      <w:rPr>
+        <w:rFonts w:ascii="Symbol" w:hAnsi="Symbol" w:hint="default"/>
+        <w:sz w:val="20"/>
+      </w:rPr>
+    </w:lvl>
+    <w:lvl w:ilvl="1" w:tentative="1">
+      <w:start w:val="1"/>
+      <w:numFmt w:val="bullet"/>
+      <w:lvlText w:val="o"/>
+      <w:lvlJc w:val="left"/>
+      <w:pPr>
+        <w:tabs>
+          <w:tab w:val="num" w:pos="1440"/>
+        </w:tabs>
+        <w:ind w:left="1440" w:hanging="360"/>
+      </w:pPr>
+      <w:rPr>
+        <w:rFonts w:ascii="Courier New" w:hAnsi="Courier New" w:hint="default"/>
+        <w:sz w:val="20"/>
+      </w:rPr>
+    </w:lvl>
+    <w:lvl w:ilvl="2" w:tentative="1">
+      <w:start w:val="1"/>
+      <w:numFmt w:val="bullet"/>
+      <w:lvlText w:val=""/>
+      <w:lvlJc w:val="left"/>
+      <w:pPr>
+        <w:tabs>
+          <w:tab w:val="num" w:pos="2160"/>
+        </w:tabs>
+        <w:ind w:left="2160" w:hanging="360"/>
+      </w:pPr>
+      <w:rPr>
+        <w:rFonts w:ascii="Wingdings" w:hAnsi="Wingdings" w:hint="default"/>
+        <w:sz w:val="20"/>
+      </w:rPr>
+    </w:lvl>
+    <w:lvl w:ilvl="3" w:tentative="1">
+      <w:start w:val="1"/>
+      <w:numFmt w:val="bullet"/>
+      <w:lvlText w:val=""/>
+      <w:lvlJc w:val="left"/>
+      <w:pPr>
+        <w:tabs>
+          <w:tab w:val="num" w:pos="2880"/>
+        </w:tabs>
+        <w:ind w:left="2880" w:hanging="360"/>
+      </w:pPr>
+      <w:rPr>
+        <w:rFonts w:ascii="Wingdings" w:hAnsi="Wingdings" w:hint="default"/>
+        <w:sz w:val="20"/>
+      </w:rPr>
+    </w:lvl>
+    <w:lvl w:ilvl="4" w:tentative="1">
+      <w:start w:val="1"/>
+      <w:numFmt w:val="bullet"/>
+      <w:lvlText w:val=""/>
+      <w:lvlJc w:val="left"/>
+      <w:pPr>
+        <w:tabs>
+          <w:tab w:val="num" w:pos="3600"/>
+        </w:tabs>
+        <w:ind w:left="3600" w:hanging="360"/>
+      </w:pPr>
+      <w:rPr>
+        <w:rFonts w:ascii="Wingdings" w:hAnsi="Wingdings" w:hint="default"/>
+        <w:sz w:val="20"/>
+      </w:rPr>
+    </w:lvl>
+    <w:lvl w:ilvl="5" w:tentative="1">
+      <w:start w:val="1"/>
+      <w:numFmt w:val="bullet"/>
+      <w:lvlText w:val=""/>
+      <w:lvlJc w:val="left"/>
+      <w:pPr>
+        <w:tabs>
+          <w:tab w:val="num" w:pos="4320"/>
+        </w:tabs>
+        <w:ind w:left="4320" w:hanging="360"/>
+      </w:pPr>
+      <w:rPr>
+        <w:rFonts w:ascii="Wingdings" w:hAnsi="Wingdings" w:hint="default"/>
+        <w:sz w:val="20"/>
+      </w:rPr>
+    </w:lvl>
+    <w:lvl w:ilvl="6" w:tentative="1">
+      <w:start w:val="1"/>
+      <w:numFmt w:val="bullet"/>
+      <w:lvlText w:val=""/>
+      <w:lvlJc w:val="left"/>
+      <w:pPr>
+        <w:tabs>
+          <w:tab w:val="num" w:pos="5040"/>
+        </w:tabs>
+        <w:ind w:left="5040" w:hanging="360"/>
+      </w:pPr>
+      <w:rPr>
+        <w:rFonts w:ascii="Wingdings" w:hAnsi="Wingdings" w:hint="default"/>
+        <w:sz w:val="20"/>
+      </w:rPr>
+    </w:lvl>
+    <w:lvl w:ilvl="7" w:tentative="1">
+      <w:start w:val="1"/>
+      <w:numFmt w:val="bullet"/>
+      <w:lvlText w:val=""/>
+      <w:lvlJc w:val="left"/>
+      <w:pPr>
+        <w:tabs>
+          <w:tab w:val="num" w:pos="5760"/>
+        </w:tabs>
+        <w:ind w:left="5760" w:hanging="360"/>
+      </w:pPr>
+      <w:rPr>
+        <w:rFonts w:ascii="Wingdings" w:hAnsi="Wingdings" w:hint="default"/>
+        <w:sz w:val="20"/>
+      </w:rPr>
+    </w:lvl>
+    <w:lvl w:ilvl="8" w:tentative="1">
+      <w:start w:val="1"/>
+      <w:numFmt w:val="bullet"/>
+      <w:lvlText w:val=""/>
+      <w:lvlJc w:val="left"/>
+      <w:pPr>
+        <w:tabs>
+          <w:tab w:val="num" w:pos="6480"/>
+        </w:tabs>
+        <w:ind w:left="6480" w:hanging="360"/>
+      </w:pPr>
+      <w:rPr>
+        <w:rFonts w:ascii="Wingdings" w:hAnsi="Wingdings" w:hint="default"/>
+        <w:sz w:val="20"/>
+      </w:rPr>
+    </w:lvl>
+  </w:abstractNum>
+  <w:abstractNum w:abstractNumId="7" w15:restartNumberingAfterBreak="0">
+    <w:nsid w:val="1DCA750F"/>
+    <w:multiLevelType w:val="multilevel"/>
+    <w:tmpl w:val="01267572"/>
+    <w:lvl w:ilvl="0">
+      <w:start w:val="1"/>
+      <w:numFmt w:val="bullet"/>
+      <w:lvlText w:val=""/>
+      <w:lvlJc w:val="left"/>
+      <w:pPr>
+        <w:tabs>
+          <w:tab w:val="num" w:pos="720"/>
+        </w:tabs>
+        <w:ind w:left="720" w:hanging="360"/>
+      </w:pPr>
+      <w:rPr>
+        <w:rFonts w:ascii="Symbol" w:hAnsi="Symbol" w:hint="default"/>
+        <w:sz w:val="20"/>
+      </w:rPr>
+    </w:lvl>
+    <w:lvl w:ilvl="1" w:tentative="1">
+      <w:start w:val="1"/>
+      <w:numFmt w:val="bullet"/>
+      <w:lvlText w:val="o"/>
+      <w:lvlJc w:val="left"/>
+      <w:pPr>
+        <w:tabs>
+          <w:tab w:val="num" w:pos="1440"/>
+        </w:tabs>
+        <w:ind w:left="1440" w:hanging="360"/>
+      </w:pPr>
+      <w:rPr>
+        <w:rFonts w:ascii="Courier New" w:hAnsi="Courier New" w:hint="default"/>
+        <w:sz w:val="20"/>
+      </w:rPr>
+    </w:lvl>
+    <w:lvl w:ilvl="2" w:tentative="1">
+      <w:start w:val="1"/>
+      <w:numFmt w:val="bullet"/>
+      <w:lvlText w:val=""/>
+      <w:lvlJc w:val="left"/>
+      <w:pPr>
+        <w:tabs>
+          <w:tab w:val="num" w:pos="2160"/>
+        </w:tabs>
+        <w:ind w:left="2160" w:hanging="360"/>
+      </w:pPr>
+      <w:rPr>
+        <w:rFonts w:ascii="Wingdings" w:hAnsi="Wingdings" w:hint="default"/>
+        <w:sz w:val="20"/>
+      </w:rPr>
+    </w:lvl>
+    <w:lvl w:ilvl="3" w:tentative="1">
+      <w:start w:val="1"/>
+      <w:numFmt w:val="bullet"/>
+      <w:lvlText w:val=""/>
+      <w:lvlJc w:val="left"/>
+      <w:pPr>
+        <w:tabs>
+          <w:tab w:val="num" w:pos="2880"/>
+        </w:tabs>
+        <w:ind w:left="2880" w:hanging="360"/>
+      </w:pPr>
+      <w:rPr>
+        <w:rFonts w:ascii="Wingdings" w:hAnsi="Wingdings" w:hint="default"/>
+        <w:sz w:val="20"/>
+      </w:rPr>
+    </w:lvl>
+    <w:lvl w:ilvl="4" w:tentative="1">
+      <w:start w:val="1"/>
+      <w:numFmt w:val="bullet"/>
+      <w:lvlText w:val=""/>
+      <w:lvlJc w:val="left"/>
+      <w:pPr>
+        <w:tabs>
+          <w:tab w:val="num" w:pos="3600"/>
+        </w:tabs>
+        <w:ind w:left="3600" w:hanging="360"/>
+      </w:pPr>
+      <w:rPr>
+        <w:rFonts w:ascii="Wingdings" w:hAnsi="Wingdings" w:hint="default"/>
+        <w:sz w:val="20"/>
+      </w:rPr>
+    </w:lvl>
+    <w:lvl w:ilvl="5" w:tentative="1">
+      <w:start w:val="1"/>
+      <w:numFmt w:val="bullet"/>
+      <w:lvlText w:val=""/>
+      <w:lvlJc w:val="left"/>
+      <w:pPr>
+        <w:tabs>
+          <w:tab w:val="num" w:pos="4320"/>
+        </w:tabs>
+        <w:ind w:left="4320" w:hanging="360"/>
+      </w:pPr>
+      <w:rPr>
+        <w:rFonts w:ascii="Wingdings" w:hAnsi="Wingdings" w:hint="default"/>
+        <w:sz w:val="20"/>
+      </w:rPr>
+    </w:lvl>
+    <w:lvl w:ilvl="6" w:tentative="1">
+      <w:start w:val="1"/>
+      <w:numFmt w:val="bullet"/>
+      <w:lvlText w:val=""/>
+      <w:lvlJc w:val="left"/>
+      <w:pPr>
+        <w:tabs>
+          <w:tab w:val="num" w:pos="5040"/>
+        </w:tabs>
+        <w:ind w:left="5040" w:hanging="360"/>
+      </w:pPr>
+      <w:rPr>
+        <w:rFonts w:ascii="Wingdings" w:hAnsi="Wingdings" w:hint="default"/>
+        <w:sz w:val="20"/>
+      </w:rPr>
+    </w:lvl>
+    <w:lvl w:ilvl="7" w:tentative="1">
+      <w:start w:val="1"/>
+      <w:numFmt w:val="bullet"/>
+      <w:lvlText w:val=""/>
+      <w:lvlJc w:val="left"/>
+      <w:pPr>
+        <w:tabs>
+          <w:tab w:val="num" w:pos="5760"/>
+        </w:tabs>
+        <w:ind w:left="5760" w:hanging="360"/>
+      </w:pPr>
+      <w:rPr>
+        <w:rFonts w:ascii="Wingdings" w:hAnsi="Wingdings" w:hint="default"/>
+        <w:sz w:val="20"/>
+      </w:rPr>
+    </w:lvl>
+    <w:lvl w:ilvl="8" w:tentative="1">
+      <w:start w:val="1"/>
+      <w:numFmt w:val="bullet"/>
+      <w:lvlText w:val=""/>
+      <w:lvlJc w:val="left"/>
+      <w:pPr>
+        <w:tabs>
+          <w:tab w:val="num" w:pos="6480"/>
+        </w:tabs>
+        <w:ind w:left="6480" w:hanging="360"/>
+      </w:pPr>
+      <w:rPr>
+        <w:rFonts w:ascii="Wingdings" w:hAnsi="Wingdings" w:hint="default"/>
+        <w:sz w:val="20"/>
+      </w:rPr>
+    </w:lvl>
+  </w:abstractNum>
+  <w:abstractNum w:abstractNumId="8" w15:restartNumberingAfterBreak="0">
+    <w:nsid w:val="277C025C"/>
+    <w:multiLevelType w:val="multilevel"/>
+    <w:tmpl w:val="427AB2AE"/>
+    <w:lvl w:ilvl="0">
+      <w:start w:val="1"/>
+      <w:numFmt w:val="bullet"/>
+      <w:lvlText w:val=""/>
+      <w:lvlJc w:val="left"/>
+      <w:pPr>
+        <w:tabs>
+          <w:tab w:val="num" w:pos="720"/>
+        </w:tabs>
+        <w:ind w:left="720" w:hanging="360"/>
+      </w:pPr>
+      <w:rPr>
+        <w:rFonts w:ascii="Symbol" w:hAnsi="Symbol" w:hint="default"/>
+        <w:sz w:val="20"/>
+      </w:rPr>
+    </w:lvl>
+    <w:lvl w:ilvl="1">
+      <w:start w:val="1"/>
+      <w:numFmt w:val="bullet"/>
+      <w:lvlText w:val="o"/>
+      <w:lvlJc w:val="left"/>
+      <w:pPr>
+        <w:tabs>
+          <w:tab w:val="num" w:pos="1440"/>
+        </w:tabs>
+        <w:ind w:left="1440" w:hanging="360"/>
+      </w:pPr>
+      <w:rPr>
+        <w:rFonts w:ascii="Courier New" w:hAnsi="Courier New" w:hint="default"/>
+        <w:sz w:val="20"/>
+      </w:rPr>
+    </w:lvl>
+    <w:lvl w:ilvl="2" w:tentative="1">
+      <w:start w:val="1"/>
+      <w:numFmt w:val="bullet"/>
+      <w:lvlText w:val=""/>
+      <w:lvlJc w:val="left"/>
+      <w:pPr>
+        <w:tabs>
+          <w:tab w:val="num" w:pos="2160"/>
+        </w:tabs>
+        <w:ind w:left="2160" w:hanging="360"/>
+      </w:pPr>
+      <w:rPr>
+        <w:rFonts w:ascii="Wingdings" w:hAnsi="Wingdings" w:hint="default"/>
+        <w:sz w:val="20"/>
+      </w:rPr>
+    </w:lvl>
+    <w:lvl w:ilvl="3" w:tentative="1">
+      <w:start w:val="1"/>
+      <w:numFmt w:val="bullet"/>
+      <w:lvlText w:val=""/>
+      <w:lvlJc w:val="left"/>
+      <w:pPr>
+        <w:tabs>
+          <w:tab w:val="num" w:pos="2880"/>
+        </w:tabs>
+        <w:ind w:left="2880" w:hanging="360"/>
+      </w:pPr>
+      <w:rPr>
+        <w:rFonts w:ascii="Wingdings" w:hAnsi="Wingdings" w:hint="default"/>
+        <w:sz w:val="20"/>
+      </w:rPr>
+    </w:lvl>
+    <w:lvl w:ilvl="4" w:tentative="1">
+      <w:start w:val="1"/>
+      <w:numFmt w:val="bullet"/>
+      <w:lvlText w:val=""/>
+      <w:lvlJc w:val="left"/>
+      <w:pPr>
+        <w:tabs>
+          <w:tab w:val="num" w:pos="3600"/>
+        </w:tabs>
+        <w:ind w:left="3600" w:hanging="360"/>
+      </w:pPr>
+      <w:rPr>
+        <w:rFonts w:ascii="Wingdings" w:hAnsi="Wingdings" w:hint="default"/>
+        <w:sz w:val="20"/>
+      </w:rPr>
+    </w:lvl>
+    <w:lvl w:ilvl="5" w:tentative="1">
+      <w:start w:val="1"/>
+      <w:numFmt w:val="bullet"/>
+      <w:lvlText w:val=""/>
+      <w:lvlJc w:val="left"/>
+      <w:pPr>
+        <w:tabs>
+          <w:tab w:val="num" w:pos="4320"/>
+        </w:tabs>
+        <w:ind w:left="4320" w:hanging="360"/>
+      </w:pPr>
+      <w:rPr>
+        <w:rFonts w:ascii="Wingdings" w:hAnsi="Wingdings" w:hint="default"/>
+        <w:sz w:val="20"/>
+      </w:rPr>
+    </w:lvl>
+    <w:lvl w:ilvl="6" w:tentative="1">
+      <w:start w:val="1"/>
+      <w:numFmt w:val="bullet"/>
+      <w:lvlText w:val=""/>
+      <w:lvlJc w:val="left"/>
+      <w:pPr>
+        <w:tabs>
+          <w:tab w:val="num" w:pos="5040"/>
+        </w:tabs>
+        <w:ind w:left="5040" w:hanging="360"/>
+      </w:pPr>
+      <w:rPr>
+        <w:rFonts w:ascii="Wingdings" w:hAnsi="Wingdings" w:hint="default"/>
+        <w:sz w:val="20"/>
+      </w:rPr>
+    </w:lvl>
+    <w:lvl w:ilvl="7" w:tentative="1">
+      <w:start w:val="1"/>
+      <w:numFmt w:val="bullet"/>
+      <w:lvlText w:val=""/>
+      <w:lvlJc w:val="left"/>
+      <w:pPr>
+        <w:tabs>
+          <w:tab w:val="num" w:pos="5760"/>
+        </w:tabs>
+        <w:ind w:left="5760" w:hanging="360"/>
+      </w:pPr>
+      <w:rPr>
+        <w:rFonts w:ascii="Wingdings" w:hAnsi="Wingdings" w:hint="default"/>
+        <w:sz w:val="20"/>
+      </w:rPr>
+    </w:lvl>
+    <w:lvl w:ilvl="8" w:tentative="1">
+      <w:start w:val="1"/>
+      <w:numFmt w:val="bullet"/>
+      <w:lvlText w:val=""/>
+      <w:lvlJc w:val="left"/>
+      <w:pPr>
+        <w:tabs>
+          <w:tab w:val="num" w:pos="6480"/>
+        </w:tabs>
+        <w:ind w:left="6480" w:hanging="360"/>
+      </w:pPr>
+      <w:rPr>
+        <w:rFonts w:ascii="Wingdings" w:hAnsi="Wingdings" w:hint="default"/>
+        <w:sz w:val="20"/>
+      </w:rPr>
+    </w:lvl>
+  </w:abstractNum>
+  <w:abstractNum w:abstractNumId="9" w15:restartNumberingAfterBreak="0">
     <w:nsid w:val="365C3550"/>
     <w:multiLevelType w:val="multilevel"/>
     <w:tmpl w:val="07F8FCD4"/>
@@ -1587,7 +6507,7 @@
       </w:rPr>
     </w:lvl>
   </w:abstractNum>
-  <w:abstractNum w:abstractNumId="3" w15:restartNumberingAfterBreak="0">
+  <w:abstractNum w:abstractNumId="10" w15:restartNumberingAfterBreak="0">
     <w:nsid w:val="3A243BD0"/>
     <w:multiLevelType w:val="multilevel"/>
     <w:tmpl w:val="CCB017A4"/>
@@ -1736,7 +6656,394 @@
       </w:rPr>
     </w:lvl>
   </w:abstractNum>
-  <w:abstractNum w:abstractNumId="4" w15:restartNumberingAfterBreak="0">
+  <w:abstractNum w:abstractNumId="11" w15:restartNumberingAfterBreak="0">
+    <w:nsid w:val="423A76EA"/>
+    <w:multiLevelType w:val="multilevel"/>
+    <w:tmpl w:val="835AB944"/>
+    <w:lvl w:ilvl="0">
+      <w:start w:val="1"/>
+      <w:numFmt w:val="bullet"/>
+      <w:lvlText w:val=""/>
+      <w:lvlJc w:val="left"/>
+      <w:pPr>
+        <w:tabs>
+          <w:tab w:val="num" w:pos="720"/>
+        </w:tabs>
+        <w:ind w:left="720" w:hanging="360"/>
+      </w:pPr>
+      <w:rPr>
+        <w:rFonts w:ascii="Symbol" w:hAnsi="Symbol" w:hint="default"/>
+        <w:sz w:val="20"/>
+      </w:rPr>
+    </w:lvl>
+    <w:lvl w:ilvl="1" w:tentative="1">
+      <w:start w:val="1"/>
+      <w:numFmt w:val="bullet"/>
+      <w:lvlText w:val="o"/>
+      <w:lvlJc w:val="left"/>
+      <w:pPr>
+        <w:tabs>
+          <w:tab w:val="num" w:pos="1440"/>
+        </w:tabs>
+        <w:ind w:left="1440" w:hanging="360"/>
+      </w:pPr>
+      <w:rPr>
+        <w:rFonts w:ascii="Courier New" w:hAnsi="Courier New" w:hint="default"/>
+        <w:sz w:val="20"/>
+      </w:rPr>
+    </w:lvl>
+    <w:lvl w:ilvl="2" w:tentative="1">
+      <w:start w:val="1"/>
+      <w:numFmt w:val="bullet"/>
+      <w:lvlText w:val=""/>
+      <w:lvlJc w:val="left"/>
+      <w:pPr>
+        <w:tabs>
+          <w:tab w:val="num" w:pos="2160"/>
+        </w:tabs>
+        <w:ind w:left="2160" w:hanging="360"/>
+      </w:pPr>
+      <w:rPr>
+        <w:rFonts w:ascii="Wingdings" w:hAnsi="Wingdings" w:hint="default"/>
+        <w:sz w:val="20"/>
+      </w:rPr>
+    </w:lvl>
+    <w:lvl w:ilvl="3" w:tentative="1">
+      <w:start w:val="1"/>
+      <w:numFmt w:val="bullet"/>
+      <w:lvlText w:val=""/>
+      <w:lvlJc w:val="left"/>
+      <w:pPr>
+        <w:tabs>
+          <w:tab w:val="num" w:pos="2880"/>
+        </w:tabs>
+        <w:ind w:left="2880" w:hanging="360"/>
+      </w:pPr>
+      <w:rPr>
+        <w:rFonts w:ascii="Wingdings" w:hAnsi="Wingdings" w:hint="default"/>
+        <w:sz w:val="20"/>
+      </w:rPr>
+    </w:lvl>
+    <w:lvl w:ilvl="4" w:tentative="1">
+      <w:start w:val="1"/>
+      <w:numFmt w:val="bullet"/>
+      <w:lvlText w:val=""/>
+      <w:lvlJc w:val="left"/>
+      <w:pPr>
+        <w:tabs>
+          <w:tab w:val="num" w:pos="3600"/>
+        </w:tabs>
+        <w:ind w:left="3600" w:hanging="360"/>
+      </w:pPr>
+      <w:rPr>
+        <w:rFonts w:ascii="Wingdings" w:hAnsi="Wingdings" w:hint="default"/>
+        <w:sz w:val="20"/>
+      </w:rPr>
+    </w:lvl>
+    <w:lvl w:ilvl="5" w:tentative="1">
+      <w:start w:val="1"/>
+      <w:numFmt w:val="bullet"/>
+      <w:lvlText w:val=""/>
+      <w:lvlJc w:val="left"/>
+      <w:pPr>
+        <w:tabs>
+          <w:tab w:val="num" w:pos="4320"/>
+        </w:tabs>
+        <w:ind w:left="4320" w:hanging="360"/>
+      </w:pPr>
+      <w:rPr>
+        <w:rFonts w:ascii="Wingdings" w:hAnsi="Wingdings" w:hint="default"/>
+        <w:sz w:val="20"/>
+      </w:rPr>
+    </w:lvl>
+    <w:lvl w:ilvl="6" w:tentative="1">
+      <w:start w:val="1"/>
+      <w:numFmt w:val="bullet"/>
+      <w:lvlText w:val=""/>
+      <w:lvlJc w:val="left"/>
+      <w:pPr>
+        <w:tabs>
+          <w:tab w:val="num" w:pos="5040"/>
+        </w:tabs>
+        <w:ind w:left="5040" w:hanging="360"/>
+      </w:pPr>
+      <w:rPr>
+        <w:rFonts w:ascii="Wingdings" w:hAnsi="Wingdings" w:hint="default"/>
+        <w:sz w:val="20"/>
+      </w:rPr>
+    </w:lvl>
+    <w:lvl w:ilvl="7" w:tentative="1">
+      <w:start w:val="1"/>
+      <w:numFmt w:val="bullet"/>
+      <w:lvlText w:val=""/>
+      <w:lvlJc w:val="left"/>
+      <w:pPr>
+        <w:tabs>
+          <w:tab w:val="num" w:pos="5760"/>
+        </w:tabs>
+        <w:ind w:left="5760" w:hanging="360"/>
+      </w:pPr>
+      <w:rPr>
+        <w:rFonts w:ascii="Wingdings" w:hAnsi="Wingdings" w:hint="default"/>
+        <w:sz w:val="20"/>
+      </w:rPr>
+    </w:lvl>
+    <w:lvl w:ilvl="8" w:tentative="1">
+      <w:start w:val="1"/>
+      <w:numFmt w:val="bullet"/>
+      <w:lvlText w:val=""/>
+      <w:lvlJc w:val="left"/>
+      <w:pPr>
+        <w:tabs>
+          <w:tab w:val="num" w:pos="6480"/>
+        </w:tabs>
+        <w:ind w:left="6480" w:hanging="360"/>
+      </w:pPr>
+      <w:rPr>
+        <w:rFonts w:ascii="Wingdings" w:hAnsi="Wingdings" w:hint="default"/>
+        <w:sz w:val="20"/>
+      </w:rPr>
+    </w:lvl>
+  </w:abstractNum>
+  <w:abstractNum w:abstractNumId="12" w15:restartNumberingAfterBreak="0">
+    <w:nsid w:val="443973F7"/>
+    <w:multiLevelType w:val="multilevel"/>
+    <w:tmpl w:val="1834DA72"/>
+    <w:lvl w:ilvl="0">
+      <w:start w:val="1"/>
+      <w:numFmt w:val="decimal"/>
+      <w:lvlText w:val="%1."/>
+      <w:lvlJc w:val="left"/>
+      <w:pPr>
+        <w:tabs>
+          <w:tab w:val="num" w:pos="720"/>
+        </w:tabs>
+        <w:ind w:left="720" w:hanging="360"/>
+      </w:pPr>
+    </w:lvl>
+    <w:lvl w:ilvl="1">
+      <w:start w:val="1"/>
+      <w:numFmt w:val="bullet"/>
+      <w:lvlText w:val="o"/>
+      <w:lvlJc w:val="left"/>
+      <w:pPr>
+        <w:tabs>
+          <w:tab w:val="num" w:pos="1440"/>
+        </w:tabs>
+        <w:ind w:left="1440" w:hanging="360"/>
+      </w:pPr>
+      <w:rPr>
+        <w:rFonts w:ascii="Courier New" w:hAnsi="Courier New" w:hint="default"/>
+        <w:sz w:val="20"/>
+      </w:rPr>
+    </w:lvl>
+    <w:lvl w:ilvl="2">
+      <w:start w:val="1"/>
+      <w:numFmt w:val="bullet"/>
+      <w:lvlText w:val=""/>
+      <w:lvlJc w:val="left"/>
+      <w:pPr>
+        <w:tabs>
+          <w:tab w:val="num" w:pos="2160"/>
+        </w:tabs>
+        <w:ind w:left="2160" w:hanging="360"/>
+      </w:pPr>
+      <w:rPr>
+        <w:rFonts w:ascii="Wingdings" w:hAnsi="Wingdings" w:hint="default"/>
+        <w:sz w:val="20"/>
+      </w:rPr>
+    </w:lvl>
+    <w:lvl w:ilvl="3" w:tentative="1">
+      <w:start w:val="1"/>
+      <w:numFmt w:val="decimal"/>
+      <w:lvlText w:val="%4."/>
+      <w:lvlJc w:val="left"/>
+      <w:pPr>
+        <w:tabs>
+          <w:tab w:val="num" w:pos="2880"/>
+        </w:tabs>
+        <w:ind w:left="2880" w:hanging="360"/>
+      </w:pPr>
+    </w:lvl>
+    <w:lvl w:ilvl="4" w:tentative="1">
+      <w:start w:val="1"/>
+      <w:numFmt w:val="decimal"/>
+      <w:lvlText w:val="%5."/>
+      <w:lvlJc w:val="left"/>
+      <w:pPr>
+        <w:tabs>
+          <w:tab w:val="num" w:pos="3600"/>
+        </w:tabs>
+        <w:ind w:left="3600" w:hanging="360"/>
+      </w:pPr>
+    </w:lvl>
+    <w:lvl w:ilvl="5" w:tentative="1">
+      <w:start w:val="1"/>
+      <w:numFmt w:val="decimal"/>
+      <w:lvlText w:val="%6."/>
+      <w:lvlJc w:val="left"/>
+      <w:pPr>
+        <w:tabs>
+          <w:tab w:val="num" w:pos="4320"/>
+        </w:tabs>
+        <w:ind w:left="4320" w:hanging="360"/>
+      </w:pPr>
+    </w:lvl>
+    <w:lvl w:ilvl="6" w:tentative="1">
+      <w:start w:val="1"/>
+      <w:numFmt w:val="decimal"/>
+      <w:lvlText w:val="%7."/>
+      <w:lvlJc w:val="left"/>
+      <w:pPr>
+        <w:tabs>
+          <w:tab w:val="num" w:pos="5040"/>
+        </w:tabs>
+        <w:ind w:left="5040" w:hanging="360"/>
+      </w:pPr>
+    </w:lvl>
+    <w:lvl w:ilvl="7" w:tentative="1">
+      <w:start w:val="1"/>
+      <w:numFmt w:val="decimal"/>
+      <w:lvlText w:val="%8."/>
+      <w:lvlJc w:val="left"/>
+      <w:pPr>
+        <w:tabs>
+          <w:tab w:val="num" w:pos="5760"/>
+        </w:tabs>
+        <w:ind w:left="5760" w:hanging="360"/>
+      </w:pPr>
+    </w:lvl>
+    <w:lvl w:ilvl="8" w:tentative="1">
+      <w:start w:val="1"/>
+      <w:numFmt w:val="decimal"/>
+      <w:lvlText w:val="%9."/>
+      <w:lvlJc w:val="left"/>
+      <w:pPr>
+        <w:tabs>
+          <w:tab w:val="num" w:pos="6480"/>
+        </w:tabs>
+        <w:ind w:left="6480" w:hanging="360"/>
+      </w:pPr>
+    </w:lvl>
+  </w:abstractNum>
+  <w:abstractNum w:abstractNumId="13" w15:restartNumberingAfterBreak="0">
+    <w:nsid w:val="48150295"/>
+    <w:multiLevelType w:val="multilevel"/>
+    <w:tmpl w:val="9014E722"/>
+    <w:lvl w:ilvl="0">
+      <w:start w:val="1"/>
+      <w:numFmt w:val="decimal"/>
+      <w:lvlText w:val="%1."/>
+      <w:lvlJc w:val="left"/>
+      <w:pPr>
+        <w:tabs>
+          <w:tab w:val="num" w:pos="720"/>
+        </w:tabs>
+        <w:ind w:left="720" w:hanging="360"/>
+      </w:pPr>
+    </w:lvl>
+    <w:lvl w:ilvl="1">
+      <w:start w:val="1"/>
+      <w:numFmt w:val="bullet"/>
+      <w:lvlText w:val="o"/>
+      <w:lvlJc w:val="left"/>
+      <w:pPr>
+        <w:tabs>
+          <w:tab w:val="num" w:pos="1440"/>
+        </w:tabs>
+        <w:ind w:left="1440" w:hanging="360"/>
+      </w:pPr>
+      <w:rPr>
+        <w:rFonts w:ascii="Courier New" w:hAnsi="Courier New" w:hint="default"/>
+        <w:sz w:val="20"/>
+      </w:rPr>
+    </w:lvl>
+    <w:lvl w:ilvl="2" w:tentative="1">
+      <w:start w:val="1"/>
+      <w:numFmt w:val="decimal"/>
+      <w:lvlText w:val="%3."/>
+      <w:lvlJc w:val="left"/>
+      <w:pPr>
+        <w:tabs>
+          <w:tab w:val="num" w:pos="2160"/>
+        </w:tabs>
+        <w:ind w:left="2160" w:hanging="360"/>
+      </w:pPr>
+    </w:lvl>
+    <w:lvl w:ilvl="3" w:tentative="1">
+      <w:start w:val="1"/>
+      <w:numFmt w:val="decimal"/>
+      <w:lvlText w:val="%4."/>
+      <w:lvlJc w:val="left"/>
+      <w:pPr>
+        <w:tabs>
+          <w:tab w:val="num" w:pos="2880"/>
+        </w:tabs>
+        <w:ind w:left="2880" w:hanging="360"/>
+      </w:pPr>
+    </w:lvl>
+    <w:lvl w:ilvl="4" w:tentative="1">
+      <w:start w:val="1"/>
+      <w:numFmt w:val="decimal"/>
+      <w:lvlText w:val="%5."/>
+      <w:lvlJc w:val="left"/>
+      <w:pPr>
+        <w:tabs>
+          <w:tab w:val="num" w:pos="3600"/>
+        </w:tabs>
+        <w:ind w:left="3600" w:hanging="360"/>
+      </w:pPr>
+    </w:lvl>
+    <w:lvl w:ilvl="5" w:tentative="1">
+      <w:start w:val="1"/>
+      <w:numFmt w:val="decimal"/>
+      <w:lvlText w:val="%6."/>
+      <w:lvlJc w:val="left"/>
+      <w:pPr>
+        <w:tabs>
+          <w:tab w:val="num" w:pos="4320"/>
+        </w:tabs>
+        <w:ind w:left="4320" w:hanging="360"/>
+      </w:pPr>
+    </w:lvl>
+    <w:lvl w:ilvl="6" w:tentative="1">
+      <w:start w:val="1"/>
+      <w:numFmt w:val="decimal"/>
+      <w:lvlText w:val="%7."/>
+      <w:lvlJc w:val="left"/>
+      <w:pPr>
+        <w:tabs>
+          <w:tab w:val="num" w:pos="5040"/>
+        </w:tabs>
+        <w:ind w:left="5040" w:hanging="360"/>
+      </w:pPr>
+    </w:lvl>
+    <w:lvl w:ilvl="7" w:tentative="1">
+      <w:start w:val="1"/>
+      <w:numFmt w:val="decimal"/>
+      <w:lvlText w:val="%8."/>
+      <w:lvlJc w:val="left"/>
+      <w:pPr>
+        <w:tabs>
+          <w:tab w:val="num" w:pos="5760"/>
+        </w:tabs>
+        <w:ind w:left="5760" w:hanging="360"/>
+      </w:pPr>
+    </w:lvl>
+    <w:lvl w:ilvl="8" w:tentative="1">
+      <w:start w:val="1"/>
+      <w:numFmt w:val="decimal"/>
+      <w:lvlText w:val="%9."/>
+      <w:lvlJc w:val="left"/>
+      <w:pPr>
+        <w:tabs>
+          <w:tab w:val="num" w:pos="6480"/>
+        </w:tabs>
+        <w:ind w:left="6480" w:hanging="360"/>
+      </w:pPr>
+    </w:lvl>
+  </w:abstractNum>
+  <w:abstractNum w:abstractNumId="14" w15:restartNumberingAfterBreak="0">
     <w:nsid w:val="482D2D07"/>
     <w:multiLevelType w:val="multilevel"/>
     <w:tmpl w:val="4A5037C6"/>
@@ -1885,7 +7192,305 @@
       </w:rPr>
     </w:lvl>
   </w:abstractNum>
-  <w:abstractNum w:abstractNumId="5" w15:restartNumberingAfterBreak="0">
+  <w:abstractNum w:abstractNumId="15" w15:restartNumberingAfterBreak="0">
+    <w:nsid w:val="4A736E9E"/>
+    <w:multiLevelType w:val="multilevel"/>
+    <w:tmpl w:val="FC387678"/>
+    <w:lvl w:ilvl="0">
+      <w:start w:val="1"/>
+      <w:numFmt w:val="bullet"/>
+      <w:lvlText w:val=""/>
+      <w:lvlJc w:val="left"/>
+      <w:pPr>
+        <w:tabs>
+          <w:tab w:val="num" w:pos="720"/>
+        </w:tabs>
+        <w:ind w:left="720" w:hanging="360"/>
+      </w:pPr>
+      <w:rPr>
+        <w:rFonts w:ascii="Symbol" w:hAnsi="Symbol" w:hint="default"/>
+        <w:sz w:val="20"/>
+      </w:rPr>
+    </w:lvl>
+    <w:lvl w:ilvl="1" w:tentative="1">
+      <w:start w:val="1"/>
+      <w:numFmt w:val="bullet"/>
+      <w:lvlText w:val="o"/>
+      <w:lvlJc w:val="left"/>
+      <w:pPr>
+        <w:tabs>
+          <w:tab w:val="num" w:pos="1440"/>
+        </w:tabs>
+        <w:ind w:left="1440" w:hanging="360"/>
+      </w:pPr>
+      <w:rPr>
+        <w:rFonts w:ascii="Courier New" w:hAnsi="Courier New" w:hint="default"/>
+        <w:sz w:val="20"/>
+      </w:rPr>
+    </w:lvl>
+    <w:lvl w:ilvl="2" w:tentative="1">
+      <w:start w:val="1"/>
+      <w:numFmt w:val="bullet"/>
+      <w:lvlText w:val=""/>
+      <w:lvlJc w:val="left"/>
+      <w:pPr>
+        <w:tabs>
+          <w:tab w:val="num" w:pos="2160"/>
+        </w:tabs>
+        <w:ind w:left="2160" w:hanging="360"/>
+      </w:pPr>
+      <w:rPr>
+        <w:rFonts w:ascii="Wingdings" w:hAnsi="Wingdings" w:hint="default"/>
+        <w:sz w:val="20"/>
+      </w:rPr>
+    </w:lvl>
+    <w:lvl w:ilvl="3" w:tentative="1">
+      <w:start w:val="1"/>
+      <w:numFmt w:val="bullet"/>
+      <w:lvlText w:val=""/>
+      <w:lvlJc w:val="left"/>
+      <w:pPr>
+        <w:tabs>
+          <w:tab w:val="num" w:pos="2880"/>
+        </w:tabs>
+        <w:ind w:left="2880" w:hanging="360"/>
+      </w:pPr>
+      <w:rPr>
+        <w:rFonts w:ascii="Wingdings" w:hAnsi="Wingdings" w:hint="default"/>
+        <w:sz w:val="20"/>
+      </w:rPr>
+    </w:lvl>
+    <w:lvl w:ilvl="4" w:tentative="1">
+      <w:start w:val="1"/>
+      <w:numFmt w:val="bullet"/>
+      <w:lvlText w:val=""/>
+      <w:lvlJc w:val="left"/>
+      <w:pPr>
+        <w:tabs>
+          <w:tab w:val="num" w:pos="3600"/>
+        </w:tabs>
+        <w:ind w:left="3600" w:hanging="360"/>
+      </w:pPr>
+      <w:rPr>
+        <w:rFonts w:ascii="Wingdings" w:hAnsi="Wingdings" w:hint="default"/>
+        <w:sz w:val="20"/>
+      </w:rPr>
+    </w:lvl>
+    <w:lvl w:ilvl="5" w:tentative="1">
+      <w:start w:val="1"/>
+      <w:numFmt w:val="bullet"/>
+      <w:lvlText w:val=""/>
+      <w:lvlJc w:val="left"/>
+      <w:pPr>
+        <w:tabs>
+          <w:tab w:val="num" w:pos="4320"/>
+        </w:tabs>
+        <w:ind w:left="4320" w:hanging="360"/>
+      </w:pPr>
+      <w:rPr>
+        <w:rFonts w:ascii="Wingdings" w:hAnsi="Wingdings" w:hint="default"/>
+        <w:sz w:val="20"/>
+      </w:rPr>
+    </w:lvl>
+    <w:lvl w:ilvl="6" w:tentative="1">
+      <w:start w:val="1"/>
+      <w:numFmt w:val="bullet"/>
+      <w:lvlText w:val=""/>
+      <w:lvlJc w:val="left"/>
+      <w:pPr>
+        <w:tabs>
+          <w:tab w:val="num" w:pos="5040"/>
+        </w:tabs>
+        <w:ind w:left="5040" w:hanging="360"/>
+      </w:pPr>
+      <w:rPr>
+        <w:rFonts w:ascii="Wingdings" w:hAnsi="Wingdings" w:hint="default"/>
+        <w:sz w:val="20"/>
+      </w:rPr>
+    </w:lvl>
+    <w:lvl w:ilvl="7" w:tentative="1">
+      <w:start w:val="1"/>
+      <w:numFmt w:val="bullet"/>
+      <w:lvlText w:val=""/>
+      <w:lvlJc w:val="left"/>
+      <w:pPr>
+        <w:tabs>
+          <w:tab w:val="num" w:pos="5760"/>
+        </w:tabs>
+        <w:ind w:left="5760" w:hanging="360"/>
+      </w:pPr>
+      <w:rPr>
+        <w:rFonts w:ascii="Wingdings" w:hAnsi="Wingdings" w:hint="default"/>
+        <w:sz w:val="20"/>
+      </w:rPr>
+    </w:lvl>
+    <w:lvl w:ilvl="8" w:tentative="1">
+      <w:start w:val="1"/>
+      <w:numFmt w:val="bullet"/>
+      <w:lvlText w:val=""/>
+      <w:lvlJc w:val="left"/>
+      <w:pPr>
+        <w:tabs>
+          <w:tab w:val="num" w:pos="6480"/>
+        </w:tabs>
+        <w:ind w:left="6480" w:hanging="360"/>
+      </w:pPr>
+      <w:rPr>
+        <w:rFonts w:ascii="Wingdings" w:hAnsi="Wingdings" w:hint="default"/>
+        <w:sz w:val="20"/>
+      </w:rPr>
+    </w:lvl>
+  </w:abstractNum>
+  <w:abstractNum w:abstractNumId="16" w15:restartNumberingAfterBreak="0">
+    <w:nsid w:val="4C7A2E0C"/>
+    <w:multiLevelType w:val="multilevel"/>
+    <w:tmpl w:val="A17CBC02"/>
+    <w:lvl w:ilvl="0">
+      <w:start w:val="1"/>
+      <w:numFmt w:val="bullet"/>
+      <w:lvlText w:val=""/>
+      <w:lvlJc w:val="left"/>
+      <w:pPr>
+        <w:tabs>
+          <w:tab w:val="num" w:pos="720"/>
+        </w:tabs>
+        <w:ind w:left="720" w:hanging="360"/>
+      </w:pPr>
+      <w:rPr>
+        <w:rFonts w:ascii="Symbol" w:hAnsi="Symbol" w:hint="default"/>
+        <w:sz w:val="20"/>
+      </w:rPr>
+    </w:lvl>
+    <w:lvl w:ilvl="1">
+      <w:start w:val="1"/>
+      <w:numFmt w:val="bullet"/>
+      <w:lvlText w:val="o"/>
+      <w:lvlJc w:val="left"/>
+      <w:pPr>
+        <w:tabs>
+          <w:tab w:val="num" w:pos="1440"/>
+        </w:tabs>
+        <w:ind w:left="1440" w:hanging="360"/>
+      </w:pPr>
+      <w:rPr>
+        <w:rFonts w:ascii="Courier New" w:hAnsi="Courier New" w:hint="default"/>
+        <w:sz w:val="20"/>
+      </w:rPr>
+    </w:lvl>
+    <w:lvl w:ilvl="2" w:tentative="1">
+      <w:start w:val="1"/>
+      <w:numFmt w:val="bullet"/>
+      <w:lvlText w:val=""/>
+      <w:lvlJc w:val="left"/>
+      <w:pPr>
+        <w:tabs>
+          <w:tab w:val="num" w:pos="2160"/>
+        </w:tabs>
+        <w:ind w:left="2160" w:hanging="360"/>
+      </w:pPr>
+      <w:rPr>
+        <w:rFonts w:ascii="Wingdings" w:hAnsi="Wingdings" w:hint="default"/>
+        <w:sz w:val="20"/>
+      </w:rPr>
+    </w:lvl>
+    <w:lvl w:ilvl="3" w:tentative="1">
+      <w:start w:val="1"/>
+      <w:numFmt w:val="bullet"/>
+      <w:lvlText w:val=""/>
+      <w:lvlJc w:val="left"/>
+      <w:pPr>
+        <w:tabs>
+          <w:tab w:val="num" w:pos="2880"/>
+        </w:tabs>
+        <w:ind w:left="2880" w:hanging="360"/>
+      </w:pPr>
+      <w:rPr>
+        <w:rFonts w:ascii="Wingdings" w:hAnsi="Wingdings" w:hint="default"/>
+        <w:sz w:val="20"/>
+      </w:rPr>
+    </w:lvl>
+    <w:lvl w:ilvl="4" w:tentative="1">
+      <w:start w:val="1"/>
+      <w:numFmt w:val="bullet"/>
+      <w:lvlText w:val=""/>
+      <w:lvlJc w:val="left"/>
+      <w:pPr>
+        <w:tabs>
+          <w:tab w:val="num" w:pos="3600"/>
+        </w:tabs>
+        <w:ind w:left="3600" w:hanging="360"/>
+      </w:pPr>
+      <w:rPr>
+        <w:rFonts w:ascii="Wingdings" w:hAnsi="Wingdings" w:hint="default"/>
+        <w:sz w:val="20"/>
+      </w:rPr>
+    </w:lvl>
+    <w:lvl w:ilvl="5" w:tentative="1">
+      <w:start w:val="1"/>
+      <w:numFmt w:val="bullet"/>
+      <w:lvlText w:val=""/>
+      <w:lvlJc w:val="left"/>
+      <w:pPr>
+        <w:tabs>
+          <w:tab w:val="num" w:pos="4320"/>
+        </w:tabs>
+        <w:ind w:left="4320" w:hanging="360"/>
+      </w:pPr>
+      <w:rPr>
+        <w:rFonts w:ascii="Wingdings" w:hAnsi="Wingdings" w:hint="default"/>
+        <w:sz w:val="20"/>
+      </w:rPr>
+    </w:lvl>
+    <w:lvl w:ilvl="6" w:tentative="1">
+      <w:start w:val="1"/>
+      <w:numFmt w:val="bullet"/>
+      <w:lvlText w:val=""/>
+      <w:lvlJc w:val="left"/>
+      <w:pPr>
+        <w:tabs>
+          <w:tab w:val="num" w:pos="5040"/>
+        </w:tabs>
+        <w:ind w:left="5040" w:hanging="360"/>
+      </w:pPr>
+      <w:rPr>
+        <w:rFonts w:ascii="Wingdings" w:hAnsi="Wingdings" w:hint="default"/>
+        <w:sz w:val="20"/>
+      </w:rPr>
+    </w:lvl>
+    <w:lvl w:ilvl="7" w:tentative="1">
+      <w:start w:val="1"/>
+      <w:numFmt w:val="bullet"/>
+      <w:lvlText w:val=""/>
+      <w:lvlJc w:val="left"/>
+      <w:pPr>
+        <w:tabs>
+          <w:tab w:val="num" w:pos="5760"/>
+        </w:tabs>
+        <w:ind w:left="5760" w:hanging="360"/>
+      </w:pPr>
+      <w:rPr>
+        <w:rFonts w:ascii="Wingdings" w:hAnsi="Wingdings" w:hint="default"/>
+        <w:sz w:val="20"/>
+      </w:rPr>
+    </w:lvl>
+    <w:lvl w:ilvl="8" w:tentative="1">
+      <w:start w:val="1"/>
+      <w:numFmt w:val="bullet"/>
+      <w:lvlText w:val=""/>
+      <w:lvlJc w:val="left"/>
+      <w:pPr>
+        <w:tabs>
+          <w:tab w:val="num" w:pos="6480"/>
+        </w:tabs>
+        <w:ind w:left="6480" w:hanging="360"/>
+      </w:pPr>
+      <w:rPr>
+        <w:rFonts w:ascii="Wingdings" w:hAnsi="Wingdings" w:hint="default"/>
+        <w:sz w:val="20"/>
+      </w:rPr>
+    </w:lvl>
+  </w:abstractNum>
+  <w:abstractNum w:abstractNumId="17" w15:restartNumberingAfterBreak="0">
     <w:nsid w:val="50AB71DB"/>
     <w:multiLevelType w:val="multilevel"/>
     <w:tmpl w:val="4F1E9902"/>
@@ -2034,7 +7639,7 @@
       </w:rPr>
     </w:lvl>
   </w:abstractNum>
-  <w:abstractNum w:abstractNumId="6" w15:restartNumberingAfterBreak="0">
+  <w:abstractNum w:abstractNumId="18" w15:restartNumberingAfterBreak="0">
     <w:nsid w:val="50BA3A8E"/>
     <w:multiLevelType w:val="multilevel"/>
     <w:tmpl w:val="40C2AB94"/>
@@ -2183,7 +7788,156 @@
       </w:rPr>
     </w:lvl>
   </w:abstractNum>
-  <w:abstractNum w:abstractNumId="7" w15:restartNumberingAfterBreak="0">
+  <w:abstractNum w:abstractNumId="19" w15:restartNumberingAfterBreak="0">
+    <w:nsid w:val="522F2D95"/>
+    <w:multiLevelType w:val="multilevel"/>
+    <w:tmpl w:val="B9F232D0"/>
+    <w:lvl w:ilvl="0">
+      <w:start w:val="1"/>
+      <w:numFmt w:val="bullet"/>
+      <w:lvlText w:val=""/>
+      <w:lvlJc w:val="left"/>
+      <w:pPr>
+        <w:tabs>
+          <w:tab w:val="num" w:pos="720"/>
+        </w:tabs>
+        <w:ind w:left="720" w:hanging="360"/>
+      </w:pPr>
+      <w:rPr>
+        <w:rFonts w:ascii="Symbol" w:hAnsi="Symbol" w:hint="default"/>
+        <w:sz w:val="20"/>
+      </w:rPr>
+    </w:lvl>
+    <w:lvl w:ilvl="1" w:tentative="1">
+      <w:start w:val="1"/>
+      <w:numFmt w:val="bullet"/>
+      <w:lvlText w:val="o"/>
+      <w:lvlJc w:val="left"/>
+      <w:pPr>
+        <w:tabs>
+          <w:tab w:val="num" w:pos="1440"/>
+        </w:tabs>
+        <w:ind w:left="1440" w:hanging="360"/>
+      </w:pPr>
+      <w:rPr>
+        <w:rFonts w:ascii="Courier New" w:hAnsi="Courier New" w:hint="default"/>
+        <w:sz w:val="20"/>
+      </w:rPr>
+    </w:lvl>
+    <w:lvl w:ilvl="2" w:tentative="1">
+      <w:start w:val="1"/>
+      <w:numFmt w:val="bullet"/>
+      <w:lvlText w:val=""/>
+      <w:lvlJc w:val="left"/>
+      <w:pPr>
+        <w:tabs>
+          <w:tab w:val="num" w:pos="2160"/>
+        </w:tabs>
+        <w:ind w:left="2160" w:hanging="360"/>
+      </w:pPr>
+      <w:rPr>
+        <w:rFonts w:ascii="Wingdings" w:hAnsi="Wingdings" w:hint="default"/>
+        <w:sz w:val="20"/>
+      </w:rPr>
+    </w:lvl>
+    <w:lvl w:ilvl="3" w:tentative="1">
+      <w:start w:val="1"/>
+      <w:numFmt w:val="bullet"/>
+      <w:lvlText w:val=""/>
+      <w:lvlJc w:val="left"/>
+      <w:pPr>
+        <w:tabs>
+          <w:tab w:val="num" w:pos="2880"/>
+        </w:tabs>
+        <w:ind w:left="2880" w:hanging="360"/>
+      </w:pPr>
+      <w:rPr>
+        <w:rFonts w:ascii="Wingdings" w:hAnsi="Wingdings" w:hint="default"/>
+        <w:sz w:val="20"/>
+      </w:rPr>
+    </w:lvl>
+    <w:lvl w:ilvl="4" w:tentative="1">
+      <w:start w:val="1"/>
+      <w:numFmt w:val="bullet"/>
+      <w:lvlText w:val=""/>
+      <w:lvlJc w:val="left"/>
+      <w:pPr>
+        <w:tabs>
+          <w:tab w:val="num" w:pos="3600"/>
+        </w:tabs>
+        <w:ind w:left="3600" w:hanging="360"/>
+      </w:pPr>
+      <w:rPr>
+        <w:rFonts w:ascii="Wingdings" w:hAnsi="Wingdings" w:hint="default"/>
+        <w:sz w:val="20"/>
+      </w:rPr>
+    </w:lvl>
+    <w:lvl w:ilvl="5" w:tentative="1">
+      <w:start w:val="1"/>
+      <w:numFmt w:val="bullet"/>
+      <w:lvlText w:val=""/>
+      <w:lvlJc w:val="left"/>
+      <w:pPr>
+        <w:tabs>
+          <w:tab w:val="num" w:pos="4320"/>
+        </w:tabs>
+        <w:ind w:left="4320" w:hanging="360"/>
+      </w:pPr>
+      <w:rPr>
+        <w:rFonts w:ascii="Wingdings" w:hAnsi="Wingdings" w:hint="default"/>
+        <w:sz w:val="20"/>
+      </w:rPr>
+    </w:lvl>
+    <w:lvl w:ilvl="6" w:tentative="1">
+      <w:start w:val="1"/>
+      <w:numFmt w:val="bullet"/>
+      <w:lvlText w:val=""/>
+      <w:lvlJc w:val="left"/>
+      <w:pPr>
+        <w:tabs>
+          <w:tab w:val="num" w:pos="5040"/>
+        </w:tabs>
+        <w:ind w:left="5040" w:hanging="360"/>
+      </w:pPr>
+      <w:rPr>
+        <w:rFonts w:ascii="Wingdings" w:hAnsi="Wingdings" w:hint="default"/>
+        <w:sz w:val="20"/>
+      </w:rPr>
+    </w:lvl>
+    <w:lvl w:ilvl="7" w:tentative="1">
+      <w:start w:val="1"/>
+      <w:numFmt w:val="bullet"/>
+      <w:lvlText w:val=""/>
+      <w:lvlJc w:val="left"/>
+      <w:pPr>
+        <w:tabs>
+          <w:tab w:val="num" w:pos="5760"/>
+        </w:tabs>
+        <w:ind w:left="5760" w:hanging="360"/>
+      </w:pPr>
+      <w:rPr>
+        <w:rFonts w:ascii="Wingdings" w:hAnsi="Wingdings" w:hint="default"/>
+        <w:sz w:val="20"/>
+      </w:rPr>
+    </w:lvl>
+    <w:lvl w:ilvl="8" w:tentative="1">
+      <w:start w:val="1"/>
+      <w:numFmt w:val="bullet"/>
+      <w:lvlText w:val=""/>
+      <w:lvlJc w:val="left"/>
+      <w:pPr>
+        <w:tabs>
+          <w:tab w:val="num" w:pos="6480"/>
+        </w:tabs>
+        <w:ind w:left="6480" w:hanging="360"/>
+      </w:pPr>
+      <w:rPr>
+        <w:rFonts w:ascii="Wingdings" w:hAnsi="Wingdings" w:hint="default"/>
+        <w:sz w:val="20"/>
+      </w:rPr>
+    </w:lvl>
+  </w:abstractNum>
+  <w:abstractNum w:abstractNumId="20" w15:restartNumberingAfterBreak="0">
     <w:nsid w:val="55846181"/>
     <w:multiLevelType w:val="multilevel"/>
     <w:tmpl w:val="AEDCC2A2"/>
@@ -2332,7 +8086,720 @@
       </w:rPr>
     </w:lvl>
   </w:abstractNum>
-  <w:abstractNum w:abstractNumId="8" w15:restartNumberingAfterBreak="0">
+  <w:abstractNum w:abstractNumId="21" w15:restartNumberingAfterBreak="0">
+    <w:nsid w:val="58977295"/>
+    <w:multiLevelType w:val="multilevel"/>
+    <w:tmpl w:val="0D4A0D76"/>
+    <w:lvl w:ilvl="0">
+      <w:start w:val="1"/>
+      <w:numFmt w:val="bullet"/>
+      <w:lvlText w:val=""/>
+      <w:lvlJc w:val="left"/>
+      <w:pPr>
+        <w:tabs>
+          <w:tab w:val="num" w:pos="720"/>
+        </w:tabs>
+        <w:ind w:left="720" w:hanging="360"/>
+      </w:pPr>
+      <w:rPr>
+        <w:rFonts w:ascii="Symbol" w:hAnsi="Symbol" w:hint="default"/>
+        <w:sz w:val="20"/>
+      </w:rPr>
+    </w:lvl>
+    <w:lvl w:ilvl="1" w:tentative="1">
+      <w:start w:val="1"/>
+      <w:numFmt w:val="bullet"/>
+      <w:lvlText w:val="o"/>
+      <w:lvlJc w:val="left"/>
+      <w:pPr>
+        <w:tabs>
+          <w:tab w:val="num" w:pos="1440"/>
+        </w:tabs>
+        <w:ind w:left="1440" w:hanging="360"/>
+      </w:pPr>
+      <w:rPr>
+        <w:rFonts w:ascii="Courier New" w:hAnsi="Courier New" w:hint="default"/>
+        <w:sz w:val="20"/>
+      </w:rPr>
+    </w:lvl>
+    <w:lvl w:ilvl="2" w:tentative="1">
+      <w:start w:val="1"/>
+      <w:numFmt w:val="bullet"/>
+      <w:lvlText w:val=""/>
+      <w:lvlJc w:val="left"/>
+      <w:pPr>
+        <w:tabs>
+          <w:tab w:val="num" w:pos="2160"/>
+        </w:tabs>
+        <w:ind w:left="2160" w:hanging="360"/>
+      </w:pPr>
+      <w:rPr>
+        <w:rFonts w:ascii="Wingdings" w:hAnsi="Wingdings" w:hint="default"/>
+        <w:sz w:val="20"/>
+      </w:rPr>
+    </w:lvl>
+    <w:lvl w:ilvl="3" w:tentative="1">
+      <w:start w:val="1"/>
+      <w:numFmt w:val="bullet"/>
+      <w:lvlText w:val=""/>
+      <w:lvlJc w:val="left"/>
+      <w:pPr>
+        <w:tabs>
+          <w:tab w:val="num" w:pos="2880"/>
+        </w:tabs>
+        <w:ind w:left="2880" w:hanging="360"/>
+      </w:pPr>
+      <w:rPr>
+        <w:rFonts w:ascii="Wingdings" w:hAnsi="Wingdings" w:hint="default"/>
+        <w:sz w:val="20"/>
+      </w:rPr>
+    </w:lvl>
+    <w:lvl w:ilvl="4" w:tentative="1">
+      <w:start w:val="1"/>
+      <w:numFmt w:val="bullet"/>
+      <w:lvlText w:val=""/>
+      <w:lvlJc w:val="left"/>
+      <w:pPr>
+        <w:tabs>
+          <w:tab w:val="num" w:pos="3600"/>
+        </w:tabs>
+        <w:ind w:left="3600" w:hanging="360"/>
+      </w:pPr>
+      <w:rPr>
+        <w:rFonts w:ascii="Wingdings" w:hAnsi="Wingdings" w:hint="default"/>
+        <w:sz w:val="20"/>
+      </w:rPr>
+    </w:lvl>
+    <w:lvl w:ilvl="5" w:tentative="1">
+      <w:start w:val="1"/>
+      <w:numFmt w:val="bullet"/>
+      <w:lvlText w:val=""/>
+      <w:lvlJc w:val="left"/>
+      <w:pPr>
+        <w:tabs>
+          <w:tab w:val="num" w:pos="4320"/>
+        </w:tabs>
+        <w:ind w:left="4320" w:hanging="360"/>
+      </w:pPr>
+      <w:rPr>
+        <w:rFonts w:ascii="Wingdings" w:hAnsi="Wingdings" w:hint="default"/>
+        <w:sz w:val="20"/>
+      </w:rPr>
+    </w:lvl>
+    <w:lvl w:ilvl="6" w:tentative="1">
+      <w:start w:val="1"/>
+      <w:numFmt w:val="bullet"/>
+      <w:lvlText w:val=""/>
+      <w:lvlJc w:val="left"/>
+      <w:pPr>
+        <w:tabs>
+          <w:tab w:val="num" w:pos="5040"/>
+        </w:tabs>
+        <w:ind w:left="5040" w:hanging="360"/>
+      </w:pPr>
+      <w:rPr>
+        <w:rFonts w:ascii="Wingdings" w:hAnsi="Wingdings" w:hint="default"/>
+        <w:sz w:val="20"/>
+      </w:rPr>
+    </w:lvl>
+    <w:lvl w:ilvl="7" w:tentative="1">
+      <w:start w:val="1"/>
+      <w:numFmt w:val="bullet"/>
+      <w:lvlText w:val=""/>
+      <w:lvlJc w:val="left"/>
+      <w:pPr>
+        <w:tabs>
+          <w:tab w:val="num" w:pos="5760"/>
+        </w:tabs>
+        <w:ind w:left="5760" w:hanging="360"/>
+      </w:pPr>
+      <w:rPr>
+        <w:rFonts w:ascii="Wingdings" w:hAnsi="Wingdings" w:hint="default"/>
+        <w:sz w:val="20"/>
+      </w:rPr>
+    </w:lvl>
+    <w:lvl w:ilvl="8" w:tentative="1">
+      <w:start w:val="1"/>
+      <w:numFmt w:val="bullet"/>
+      <w:lvlText w:val=""/>
+      <w:lvlJc w:val="left"/>
+      <w:pPr>
+        <w:tabs>
+          <w:tab w:val="num" w:pos="6480"/>
+        </w:tabs>
+        <w:ind w:left="6480" w:hanging="360"/>
+      </w:pPr>
+      <w:rPr>
+        <w:rFonts w:ascii="Wingdings" w:hAnsi="Wingdings" w:hint="default"/>
+        <w:sz w:val="20"/>
+      </w:rPr>
+    </w:lvl>
+  </w:abstractNum>
+  <w:abstractNum w:abstractNumId="22" w15:restartNumberingAfterBreak="0">
+    <w:nsid w:val="63FA2EA4"/>
+    <w:multiLevelType w:val="multilevel"/>
+    <w:tmpl w:val="25301D48"/>
+    <w:lvl w:ilvl="0">
+      <w:start w:val="1"/>
+      <w:numFmt w:val="bullet"/>
+      <w:lvlText w:val=""/>
+      <w:lvlJc w:val="left"/>
+      <w:pPr>
+        <w:tabs>
+          <w:tab w:val="num" w:pos="720"/>
+        </w:tabs>
+        <w:ind w:left="720" w:hanging="360"/>
+      </w:pPr>
+      <w:rPr>
+        <w:rFonts w:ascii="Symbol" w:hAnsi="Symbol" w:hint="default"/>
+        <w:sz w:val="20"/>
+      </w:rPr>
+    </w:lvl>
+    <w:lvl w:ilvl="1">
+      <w:start w:val="1"/>
+      <w:numFmt w:val="bullet"/>
+      <w:lvlText w:val="o"/>
+      <w:lvlJc w:val="left"/>
+      <w:pPr>
+        <w:tabs>
+          <w:tab w:val="num" w:pos="1440"/>
+        </w:tabs>
+        <w:ind w:left="1440" w:hanging="360"/>
+      </w:pPr>
+      <w:rPr>
+        <w:rFonts w:ascii="Courier New" w:hAnsi="Courier New" w:hint="default"/>
+        <w:sz w:val="20"/>
+      </w:rPr>
+    </w:lvl>
+    <w:lvl w:ilvl="2" w:tentative="1">
+      <w:start w:val="1"/>
+      <w:numFmt w:val="bullet"/>
+      <w:lvlText w:val=""/>
+      <w:lvlJc w:val="left"/>
+      <w:pPr>
+        <w:tabs>
+          <w:tab w:val="num" w:pos="2160"/>
+        </w:tabs>
+        <w:ind w:left="2160" w:hanging="360"/>
+      </w:pPr>
+      <w:rPr>
+        <w:rFonts w:ascii="Wingdings" w:hAnsi="Wingdings" w:hint="default"/>
+        <w:sz w:val="20"/>
+      </w:rPr>
+    </w:lvl>
+    <w:lvl w:ilvl="3" w:tentative="1">
+      <w:start w:val="1"/>
+      <w:numFmt w:val="bullet"/>
+      <w:lvlText w:val=""/>
+      <w:lvlJc w:val="left"/>
+      <w:pPr>
+        <w:tabs>
+          <w:tab w:val="num" w:pos="2880"/>
+        </w:tabs>
+        <w:ind w:left="2880" w:hanging="360"/>
+      </w:pPr>
+      <w:rPr>
+        <w:rFonts w:ascii="Wingdings" w:hAnsi="Wingdings" w:hint="default"/>
+        <w:sz w:val="20"/>
+      </w:rPr>
+    </w:lvl>
+    <w:lvl w:ilvl="4" w:tentative="1">
+      <w:start w:val="1"/>
+      <w:numFmt w:val="bullet"/>
+      <w:lvlText w:val=""/>
+      <w:lvlJc w:val="left"/>
+      <w:pPr>
+        <w:tabs>
+          <w:tab w:val="num" w:pos="3600"/>
+        </w:tabs>
+        <w:ind w:left="3600" w:hanging="360"/>
+      </w:pPr>
+      <w:rPr>
+        <w:rFonts w:ascii="Wingdings" w:hAnsi="Wingdings" w:hint="default"/>
+        <w:sz w:val="20"/>
+      </w:rPr>
+    </w:lvl>
+    <w:lvl w:ilvl="5" w:tentative="1">
+      <w:start w:val="1"/>
+      <w:numFmt w:val="bullet"/>
+      <w:lvlText w:val=""/>
+      <w:lvlJc w:val="left"/>
+      <w:pPr>
+        <w:tabs>
+          <w:tab w:val="num" w:pos="4320"/>
+        </w:tabs>
+        <w:ind w:left="4320" w:hanging="360"/>
+      </w:pPr>
+      <w:rPr>
+        <w:rFonts w:ascii="Wingdings" w:hAnsi="Wingdings" w:hint="default"/>
+        <w:sz w:val="20"/>
+      </w:rPr>
+    </w:lvl>
+    <w:lvl w:ilvl="6" w:tentative="1">
+      <w:start w:val="1"/>
+      <w:numFmt w:val="bullet"/>
+      <w:lvlText w:val=""/>
+      <w:lvlJc w:val="left"/>
+      <w:pPr>
+        <w:tabs>
+          <w:tab w:val="num" w:pos="5040"/>
+        </w:tabs>
+        <w:ind w:left="5040" w:hanging="360"/>
+      </w:pPr>
+      <w:rPr>
+        <w:rFonts w:ascii="Wingdings" w:hAnsi="Wingdings" w:hint="default"/>
+        <w:sz w:val="20"/>
+      </w:rPr>
+    </w:lvl>
+    <w:lvl w:ilvl="7" w:tentative="1">
+      <w:start w:val="1"/>
+      <w:numFmt w:val="bullet"/>
+      <w:lvlText w:val=""/>
+      <w:lvlJc w:val="left"/>
+      <w:pPr>
+        <w:tabs>
+          <w:tab w:val="num" w:pos="5760"/>
+        </w:tabs>
+        <w:ind w:left="5760" w:hanging="360"/>
+      </w:pPr>
+      <w:rPr>
+        <w:rFonts w:ascii="Wingdings" w:hAnsi="Wingdings" w:hint="default"/>
+        <w:sz w:val="20"/>
+      </w:rPr>
+    </w:lvl>
+    <w:lvl w:ilvl="8" w:tentative="1">
+      <w:start w:val="1"/>
+      <w:numFmt w:val="bullet"/>
+      <w:lvlText w:val=""/>
+      <w:lvlJc w:val="left"/>
+      <w:pPr>
+        <w:tabs>
+          <w:tab w:val="num" w:pos="6480"/>
+        </w:tabs>
+        <w:ind w:left="6480" w:hanging="360"/>
+      </w:pPr>
+      <w:rPr>
+        <w:rFonts w:ascii="Wingdings" w:hAnsi="Wingdings" w:hint="default"/>
+        <w:sz w:val="20"/>
+      </w:rPr>
+    </w:lvl>
+  </w:abstractNum>
+  <w:abstractNum w:abstractNumId="23" w15:restartNumberingAfterBreak="0">
+    <w:nsid w:val="6487662F"/>
+    <w:multiLevelType w:val="multilevel"/>
+    <w:tmpl w:val="BA7EEF0C"/>
+    <w:lvl w:ilvl="0">
+      <w:start w:val="1"/>
+      <w:numFmt w:val="bullet"/>
+      <w:lvlText w:val=""/>
+      <w:lvlJc w:val="left"/>
+      <w:pPr>
+        <w:tabs>
+          <w:tab w:val="num" w:pos="720"/>
+        </w:tabs>
+        <w:ind w:left="720" w:hanging="360"/>
+      </w:pPr>
+      <w:rPr>
+        <w:rFonts w:ascii="Symbol" w:hAnsi="Symbol" w:hint="default"/>
+        <w:sz w:val="20"/>
+      </w:rPr>
+    </w:lvl>
+    <w:lvl w:ilvl="1">
+      <w:start w:val="1"/>
+      <w:numFmt w:val="bullet"/>
+      <w:lvlText w:val="o"/>
+      <w:lvlJc w:val="left"/>
+      <w:pPr>
+        <w:tabs>
+          <w:tab w:val="num" w:pos="1440"/>
+        </w:tabs>
+        <w:ind w:left="1440" w:hanging="360"/>
+      </w:pPr>
+      <w:rPr>
+        <w:rFonts w:ascii="Courier New" w:hAnsi="Courier New" w:hint="default"/>
+        <w:sz w:val="20"/>
+      </w:rPr>
+    </w:lvl>
+    <w:lvl w:ilvl="2" w:tentative="1">
+      <w:start w:val="1"/>
+      <w:numFmt w:val="bullet"/>
+      <w:lvlText w:val=""/>
+      <w:lvlJc w:val="left"/>
+      <w:pPr>
+        <w:tabs>
+          <w:tab w:val="num" w:pos="2160"/>
+        </w:tabs>
+        <w:ind w:left="2160" w:hanging="360"/>
+      </w:pPr>
+      <w:rPr>
+        <w:rFonts w:ascii="Wingdings" w:hAnsi="Wingdings" w:hint="default"/>
+        <w:sz w:val="20"/>
+      </w:rPr>
+    </w:lvl>
+    <w:lvl w:ilvl="3" w:tentative="1">
+      <w:start w:val="1"/>
+      <w:numFmt w:val="bullet"/>
+      <w:lvlText w:val=""/>
+      <w:lvlJc w:val="left"/>
+      <w:pPr>
+        <w:tabs>
+          <w:tab w:val="num" w:pos="2880"/>
+        </w:tabs>
+        <w:ind w:left="2880" w:hanging="360"/>
+      </w:pPr>
+      <w:rPr>
+        <w:rFonts w:ascii="Wingdings" w:hAnsi="Wingdings" w:hint="default"/>
+        <w:sz w:val="20"/>
+      </w:rPr>
+    </w:lvl>
+    <w:lvl w:ilvl="4" w:tentative="1">
+      <w:start w:val="1"/>
+      <w:numFmt w:val="bullet"/>
+      <w:lvlText w:val=""/>
+      <w:lvlJc w:val="left"/>
+      <w:pPr>
+        <w:tabs>
+          <w:tab w:val="num" w:pos="3600"/>
+        </w:tabs>
+        <w:ind w:left="3600" w:hanging="360"/>
+      </w:pPr>
+      <w:rPr>
+        <w:rFonts w:ascii="Wingdings" w:hAnsi="Wingdings" w:hint="default"/>
+        <w:sz w:val="20"/>
+      </w:rPr>
+    </w:lvl>
+    <w:lvl w:ilvl="5" w:tentative="1">
+      <w:start w:val="1"/>
+      <w:numFmt w:val="bullet"/>
+      <w:lvlText w:val=""/>
+      <w:lvlJc w:val="left"/>
+      <w:pPr>
+        <w:tabs>
+          <w:tab w:val="num" w:pos="4320"/>
+        </w:tabs>
+        <w:ind w:left="4320" w:hanging="360"/>
+      </w:pPr>
+      <w:rPr>
+        <w:rFonts w:ascii="Wingdings" w:hAnsi="Wingdings" w:hint="default"/>
+        <w:sz w:val="20"/>
+      </w:rPr>
+    </w:lvl>
+    <w:lvl w:ilvl="6" w:tentative="1">
+      <w:start w:val="1"/>
+      <w:numFmt w:val="bullet"/>
+      <w:lvlText w:val=""/>
+      <w:lvlJc w:val="left"/>
+      <w:pPr>
+        <w:tabs>
+          <w:tab w:val="num" w:pos="5040"/>
+        </w:tabs>
+        <w:ind w:left="5040" w:hanging="360"/>
+      </w:pPr>
+      <w:rPr>
+        <w:rFonts w:ascii="Wingdings" w:hAnsi="Wingdings" w:hint="default"/>
+        <w:sz w:val="20"/>
+      </w:rPr>
+    </w:lvl>
+    <w:lvl w:ilvl="7" w:tentative="1">
+      <w:start w:val="1"/>
+      <w:numFmt w:val="bullet"/>
+      <w:lvlText w:val=""/>
+      <w:lvlJc w:val="left"/>
+      <w:pPr>
+        <w:tabs>
+          <w:tab w:val="num" w:pos="5760"/>
+        </w:tabs>
+        <w:ind w:left="5760" w:hanging="360"/>
+      </w:pPr>
+      <w:rPr>
+        <w:rFonts w:ascii="Wingdings" w:hAnsi="Wingdings" w:hint="default"/>
+        <w:sz w:val="20"/>
+      </w:rPr>
+    </w:lvl>
+    <w:lvl w:ilvl="8" w:tentative="1">
+      <w:start w:val="1"/>
+      <w:numFmt w:val="bullet"/>
+      <w:lvlText w:val=""/>
+      <w:lvlJc w:val="left"/>
+      <w:pPr>
+        <w:tabs>
+          <w:tab w:val="num" w:pos="6480"/>
+        </w:tabs>
+        <w:ind w:left="6480" w:hanging="360"/>
+      </w:pPr>
+      <w:rPr>
+        <w:rFonts w:ascii="Wingdings" w:hAnsi="Wingdings" w:hint="default"/>
+        <w:sz w:val="20"/>
+      </w:rPr>
+    </w:lvl>
+  </w:abstractNum>
+  <w:abstractNum w:abstractNumId="24" w15:restartNumberingAfterBreak="0">
+    <w:nsid w:val="662976A5"/>
+    <w:multiLevelType w:val="multilevel"/>
+    <w:tmpl w:val="CDDAC7AE"/>
+    <w:lvl w:ilvl="0">
+      <w:start w:val="1"/>
+      <w:numFmt w:val="decimal"/>
+      <w:lvlText w:val="%1."/>
+      <w:lvlJc w:val="left"/>
+      <w:pPr>
+        <w:tabs>
+          <w:tab w:val="num" w:pos="720"/>
+        </w:tabs>
+        <w:ind w:left="720" w:hanging="360"/>
+      </w:pPr>
+    </w:lvl>
+    <w:lvl w:ilvl="1">
+      <w:start w:val="1"/>
+      <w:numFmt w:val="bullet"/>
+      <w:lvlText w:val="o"/>
+      <w:lvlJc w:val="left"/>
+      <w:pPr>
+        <w:tabs>
+          <w:tab w:val="num" w:pos="1440"/>
+        </w:tabs>
+        <w:ind w:left="1440" w:hanging="360"/>
+      </w:pPr>
+      <w:rPr>
+        <w:rFonts w:ascii="Courier New" w:hAnsi="Courier New" w:hint="default"/>
+        <w:sz w:val="20"/>
+      </w:rPr>
+    </w:lvl>
+    <w:lvl w:ilvl="2" w:tentative="1">
+      <w:start w:val="1"/>
+      <w:numFmt w:val="decimal"/>
+      <w:lvlText w:val="%3."/>
+      <w:lvlJc w:val="left"/>
+      <w:pPr>
+        <w:tabs>
+          <w:tab w:val="num" w:pos="2160"/>
+        </w:tabs>
+        <w:ind w:left="2160" w:hanging="360"/>
+      </w:pPr>
+    </w:lvl>
+    <w:lvl w:ilvl="3" w:tentative="1">
+      <w:start w:val="1"/>
+      <w:numFmt w:val="decimal"/>
+      <w:lvlText w:val="%4."/>
+      <w:lvlJc w:val="left"/>
+      <w:pPr>
+        <w:tabs>
+          <w:tab w:val="num" w:pos="2880"/>
+        </w:tabs>
+        <w:ind w:left="2880" w:hanging="360"/>
+      </w:pPr>
+    </w:lvl>
+    <w:lvl w:ilvl="4" w:tentative="1">
+      <w:start w:val="1"/>
+      <w:numFmt w:val="decimal"/>
+      <w:lvlText w:val="%5."/>
+      <w:lvlJc w:val="left"/>
+      <w:pPr>
+        <w:tabs>
+          <w:tab w:val="num" w:pos="3600"/>
+        </w:tabs>
+        <w:ind w:left="3600" w:hanging="360"/>
+      </w:pPr>
+    </w:lvl>
+    <w:lvl w:ilvl="5" w:tentative="1">
+      <w:start w:val="1"/>
+      <w:numFmt w:val="decimal"/>
+      <w:lvlText w:val="%6."/>
+      <w:lvlJc w:val="left"/>
+      <w:pPr>
+        <w:tabs>
+          <w:tab w:val="num" w:pos="4320"/>
+        </w:tabs>
+        <w:ind w:left="4320" w:hanging="360"/>
+      </w:pPr>
+    </w:lvl>
+    <w:lvl w:ilvl="6" w:tentative="1">
+      <w:start w:val="1"/>
+      <w:numFmt w:val="decimal"/>
+      <w:lvlText w:val="%7."/>
+      <w:lvlJc w:val="left"/>
+      <w:pPr>
+        <w:tabs>
+          <w:tab w:val="num" w:pos="5040"/>
+        </w:tabs>
+        <w:ind w:left="5040" w:hanging="360"/>
+      </w:pPr>
+    </w:lvl>
+    <w:lvl w:ilvl="7" w:tentative="1">
+      <w:start w:val="1"/>
+      <w:numFmt w:val="decimal"/>
+      <w:lvlText w:val="%8."/>
+      <w:lvlJc w:val="left"/>
+      <w:pPr>
+        <w:tabs>
+          <w:tab w:val="num" w:pos="5760"/>
+        </w:tabs>
+        <w:ind w:left="5760" w:hanging="360"/>
+      </w:pPr>
+    </w:lvl>
+    <w:lvl w:ilvl="8" w:tentative="1">
+      <w:start w:val="1"/>
+      <w:numFmt w:val="decimal"/>
+      <w:lvlText w:val="%9."/>
+      <w:lvlJc w:val="left"/>
+      <w:pPr>
+        <w:tabs>
+          <w:tab w:val="num" w:pos="6480"/>
+        </w:tabs>
+        <w:ind w:left="6480" w:hanging="360"/>
+      </w:pPr>
+    </w:lvl>
+  </w:abstractNum>
+  <w:abstractNum w:abstractNumId="25" w15:restartNumberingAfterBreak="0">
+    <w:nsid w:val="67143551"/>
+    <w:multiLevelType w:val="multilevel"/>
+    <w:tmpl w:val="5DDC5C78"/>
+    <w:lvl w:ilvl="0">
+      <w:start w:val="1"/>
+      <w:numFmt w:val="bullet"/>
+      <w:lvlText w:val=""/>
+      <w:lvlJc w:val="left"/>
+      <w:pPr>
+        <w:tabs>
+          <w:tab w:val="num" w:pos="720"/>
+        </w:tabs>
+        <w:ind w:left="720" w:hanging="360"/>
+      </w:pPr>
+      <w:rPr>
+        <w:rFonts w:ascii="Symbol" w:hAnsi="Symbol" w:hint="default"/>
+        <w:sz w:val="20"/>
+      </w:rPr>
+    </w:lvl>
+    <w:lvl w:ilvl="1">
+      <w:start w:val="1"/>
+      <w:numFmt w:val="bullet"/>
+      <w:lvlText w:val="o"/>
+      <w:lvlJc w:val="left"/>
+      <w:pPr>
+        <w:tabs>
+          <w:tab w:val="num" w:pos="1440"/>
+        </w:tabs>
+        <w:ind w:left="1440" w:hanging="360"/>
+      </w:pPr>
+      <w:rPr>
+        <w:rFonts w:ascii="Courier New" w:hAnsi="Courier New" w:hint="default"/>
+        <w:sz w:val="20"/>
+      </w:rPr>
+    </w:lvl>
+    <w:lvl w:ilvl="2" w:tentative="1">
+      <w:start w:val="1"/>
+      <w:numFmt w:val="bullet"/>
+      <w:lvlText w:val=""/>
+      <w:lvlJc w:val="left"/>
+      <w:pPr>
+        <w:tabs>
+          <w:tab w:val="num" w:pos="2160"/>
+        </w:tabs>
+        <w:ind w:left="2160" w:hanging="360"/>
+      </w:pPr>
+      <w:rPr>
+        <w:rFonts w:ascii="Wingdings" w:hAnsi="Wingdings" w:hint="default"/>
+        <w:sz w:val="20"/>
+      </w:rPr>
+    </w:lvl>
+    <w:lvl w:ilvl="3" w:tentative="1">
+      <w:start w:val="1"/>
+      <w:numFmt w:val="bullet"/>
+      <w:lvlText w:val=""/>
+      <w:lvlJc w:val="left"/>
+      <w:pPr>
+        <w:tabs>
+          <w:tab w:val="num" w:pos="2880"/>
+        </w:tabs>
+        <w:ind w:left="2880" w:hanging="360"/>
+      </w:pPr>
+      <w:rPr>
+        <w:rFonts w:ascii="Wingdings" w:hAnsi="Wingdings" w:hint="default"/>
+        <w:sz w:val="20"/>
+      </w:rPr>
+    </w:lvl>
+    <w:lvl w:ilvl="4" w:tentative="1">
+      <w:start w:val="1"/>
+      <w:numFmt w:val="bullet"/>
+      <w:lvlText w:val=""/>
+      <w:lvlJc w:val="left"/>
+      <w:pPr>
+        <w:tabs>
+          <w:tab w:val="num" w:pos="3600"/>
+        </w:tabs>
+        <w:ind w:left="3600" w:hanging="360"/>
+      </w:pPr>
+      <w:rPr>
+        <w:rFonts w:ascii="Wingdings" w:hAnsi="Wingdings" w:hint="default"/>
+        <w:sz w:val="20"/>
+      </w:rPr>
+    </w:lvl>
+    <w:lvl w:ilvl="5" w:tentative="1">
+      <w:start w:val="1"/>
+      <w:numFmt w:val="bullet"/>
+      <w:lvlText w:val=""/>
+      <w:lvlJc w:val="left"/>
+      <w:pPr>
+        <w:tabs>
+          <w:tab w:val="num" w:pos="4320"/>
+        </w:tabs>
+        <w:ind w:left="4320" w:hanging="360"/>
+      </w:pPr>
+      <w:rPr>
+        <w:rFonts w:ascii="Wingdings" w:hAnsi="Wingdings" w:hint="default"/>
+        <w:sz w:val="20"/>
+      </w:rPr>
+    </w:lvl>
+    <w:lvl w:ilvl="6" w:tentative="1">
+      <w:start w:val="1"/>
+      <w:numFmt w:val="bullet"/>
+      <w:lvlText w:val=""/>
+      <w:lvlJc w:val="left"/>
+      <w:pPr>
+        <w:tabs>
+          <w:tab w:val="num" w:pos="5040"/>
+        </w:tabs>
+        <w:ind w:left="5040" w:hanging="360"/>
+      </w:pPr>
+      <w:rPr>
+        <w:rFonts w:ascii="Wingdings" w:hAnsi="Wingdings" w:hint="default"/>
+        <w:sz w:val="20"/>
+      </w:rPr>
+    </w:lvl>
+    <w:lvl w:ilvl="7" w:tentative="1">
+      <w:start w:val="1"/>
+      <w:numFmt w:val="bullet"/>
+      <w:lvlText w:val=""/>
+      <w:lvlJc w:val="left"/>
+      <w:pPr>
+        <w:tabs>
+          <w:tab w:val="num" w:pos="5760"/>
+        </w:tabs>
+        <w:ind w:left="5760" w:hanging="360"/>
+      </w:pPr>
+      <w:rPr>
+        <w:rFonts w:ascii="Wingdings" w:hAnsi="Wingdings" w:hint="default"/>
+        <w:sz w:val="20"/>
+      </w:rPr>
+    </w:lvl>
+    <w:lvl w:ilvl="8" w:tentative="1">
+      <w:start w:val="1"/>
+      <w:numFmt w:val="bullet"/>
+      <w:lvlText w:val=""/>
+      <w:lvlJc w:val="left"/>
+      <w:pPr>
+        <w:tabs>
+          <w:tab w:val="num" w:pos="6480"/>
+        </w:tabs>
+        <w:ind w:left="6480" w:hanging="360"/>
+      </w:pPr>
+      <w:rPr>
+        <w:rFonts w:ascii="Wingdings" w:hAnsi="Wingdings" w:hint="default"/>
+        <w:sz w:val="20"/>
+      </w:rPr>
+    </w:lvl>
+  </w:abstractNum>
+  <w:abstractNum w:abstractNumId="26" w15:restartNumberingAfterBreak="0">
     <w:nsid w:val="698F4F4B"/>
     <w:multiLevelType w:val="multilevel"/>
     <w:tmpl w:val="59D24BB0"/>
@@ -2481,7 +8948,1050 @@
       </w:rPr>
     </w:lvl>
   </w:abstractNum>
-  <w:abstractNum w:abstractNumId="9" w15:restartNumberingAfterBreak="0">
+  <w:abstractNum w:abstractNumId="27" w15:restartNumberingAfterBreak="0">
+    <w:nsid w:val="6ACD7BC9"/>
+    <w:multiLevelType w:val="multilevel"/>
+    <w:tmpl w:val="2878D07A"/>
+    <w:lvl w:ilvl="0">
+      <w:start w:val="1"/>
+      <w:numFmt w:val="bullet"/>
+      <w:lvlText w:val=""/>
+      <w:lvlJc w:val="left"/>
+      <w:pPr>
+        <w:tabs>
+          <w:tab w:val="num" w:pos="720"/>
+        </w:tabs>
+        <w:ind w:left="720" w:hanging="360"/>
+      </w:pPr>
+      <w:rPr>
+        <w:rFonts w:ascii="Symbol" w:hAnsi="Symbol" w:hint="default"/>
+        <w:sz w:val="20"/>
+      </w:rPr>
+    </w:lvl>
+    <w:lvl w:ilvl="1">
+      <w:start w:val="1"/>
+      <w:numFmt w:val="bullet"/>
+      <w:lvlText w:val="o"/>
+      <w:lvlJc w:val="left"/>
+      <w:pPr>
+        <w:tabs>
+          <w:tab w:val="num" w:pos="1440"/>
+        </w:tabs>
+        <w:ind w:left="1440" w:hanging="360"/>
+      </w:pPr>
+      <w:rPr>
+        <w:rFonts w:ascii="Courier New" w:hAnsi="Courier New" w:hint="default"/>
+        <w:sz w:val="20"/>
+      </w:rPr>
+    </w:lvl>
+    <w:lvl w:ilvl="2" w:tentative="1">
+      <w:start w:val="1"/>
+      <w:numFmt w:val="bullet"/>
+      <w:lvlText w:val=""/>
+      <w:lvlJc w:val="left"/>
+      <w:pPr>
+        <w:tabs>
+          <w:tab w:val="num" w:pos="2160"/>
+        </w:tabs>
+        <w:ind w:left="2160" w:hanging="360"/>
+      </w:pPr>
+      <w:rPr>
+        <w:rFonts w:ascii="Wingdings" w:hAnsi="Wingdings" w:hint="default"/>
+        <w:sz w:val="20"/>
+      </w:rPr>
+    </w:lvl>
+    <w:lvl w:ilvl="3" w:tentative="1">
+      <w:start w:val="1"/>
+      <w:numFmt w:val="bullet"/>
+      <w:lvlText w:val=""/>
+      <w:lvlJc w:val="left"/>
+      <w:pPr>
+        <w:tabs>
+          <w:tab w:val="num" w:pos="2880"/>
+        </w:tabs>
+        <w:ind w:left="2880" w:hanging="360"/>
+      </w:pPr>
+      <w:rPr>
+        <w:rFonts w:ascii="Wingdings" w:hAnsi="Wingdings" w:hint="default"/>
+        <w:sz w:val="20"/>
+      </w:rPr>
+    </w:lvl>
+    <w:lvl w:ilvl="4" w:tentative="1">
+      <w:start w:val="1"/>
+      <w:numFmt w:val="bullet"/>
+      <w:lvlText w:val=""/>
+      <w:lvlJc w:val="left"/>
+      <w:pPr>
+        <w:tabs>
+          <w:tab w:val="num" w:pos="3600"/>
+        </w:tabs>
+        <w:ind w:left="3600" w:hanging="360"/>
+      </w:pPr>
+      <w:rPr>
+        <w:rFonts w:ascii="Wingdings" w:hAnsi="Wingdings" w:hint="default"/>
+        <w:sz w:val="20"/>
+      </w:rPr>
+    </w:lvl>
+    <w:lvl w:ilvl="5" w:tentative="1">
+      <w:start w:val="1"/>
+      <w:numFmt w:val="bullet"/>
+      <w:lvlText w:val=""/>
+      <w:lvlJc w:val="left"/>
+      <w:pPr>
+        <w:tabs>
+          <w:tab w:val="num" w:pos="4320"/>
+        </w:tabs>
+        <w:ind w:left="4320" w:hanging="360"/>
+      </w:pPr>
+      <w:rPr>
+        <w:rFonts w:ascii="Wingdings" w:hAnsi="Wingdings" w:hint="default"/>
+        <w:sz w:val="20"/>
+      </w:rPr>
+    </w:lvl>
+    <w:lvl w:ilvl="6" w:tentative="1">
+      <w:start w:val="1"/>
+      <w:numFmt w:val="bullet"/>
+      <w:lvlText w:val=""/>
+      <w:lvlJc w:val="left"/>
+      <w:pPr>
+        <w:tabs>
+          <w:tab w:val="num" w:pos="5040"/>
+        </w:tabs>
+        <w:ind w:left="5040" w:hanging="360"/>
+      </w:pPr>
+      <w:rPr>
+        <w:rFonts w:ascii="Wingdings" w:hAnsi="Wingdings" w:hint="default"/>
+        <w:sz w:val="20"/>
+      </w:rPr>
+    </w:lvl>
+    <w:lvl w:ilvl="7" w:tentative="1">
+      <w:start w:val="1"/>
+      <w:numFmt w:val="bullet"/>
+      <w:lvlText w:val=""/>
+      <w:lvlJc w:val="left"/>
+      <w:pPr>
+        <w:tabs>
+          <w:tab w:val="num" w:pos="5760"/>
+        </w:tabs>
+        <w:ind w:left="5760" w:hanging="360"/>
+      </w:pPr>
+      <w:rPr>
+        <w:rFonts w:ascii="Wingdings" w:hAnsi="Wingdings" w:hint="default"/>
+        <w:sz w:val="20"/>
+      </w:rPr>
+    </w:lvl>
+    <w:lvl w:ilvl="8" w:tentative="1">
+      <w:start w:val="1"/>
+      <w:numFmt w:val="bullet"/>
+      <w:lvlText w:val=""/>
+      <w:lvlJc w:val="left"/>
+      <w:pPr>
+        <w:tabs>
+          <w:tab w:val="num" w:pos="6480"/>
+        </w:tabs>
+        <w:ind w:left="6480" w:hanging="360"/>
+      </w:pPr>
+      <w:rPr>
+        <w:rFonts w:ascii="Wingdings" w:hAnsi="Wingdings" w:hint="default"/>
+        <w:sz w:val="20"/>
+      </w:rPr>
+    </w:lvl>
+  </w:abstractNum>
+  <w:abstractNum w:abstractNumId="28" w15:restartNumberingAfterBreak="0">
+    <w:nsid w:val="6DE40B90"/>
+    <w:multiLevelType w:val="multilevel"/>
+    <w:tmpl w:val="ACACC784"/>
+    <w:lvl w:ilvl="0">
+      <w:start w:val="1"/>
+      <w:numFmt w:val="bullet"/>
+      <w:lvlText w:val=""/>
+      <w:lvlJc w:val="left"/>
+      <w:pPr>
+        <w:tabs>
+          <w:tab w:val="num" w:pos="720"/>
+        </w:tabs>
+        <w:ind w:left="720" w:hanging="360"/>
+      </w:pPr>
+      <w:rPr>
+        <w:rFonts w:ascii="Symbol" w:hAnsi="Symbol" w:hint="default"/>
+        <w:sz w:val="20"/>
+      </w:rPr>
+    </w:lvl>
+    <w:lvl w:ilvl="1" w:tentative="1">
+      <w:start w:val="1"/>
+      <w:numFmt w:val="bullet"/>
+      <w:lvlText w:val="o"/>
+      <w:lvlJc w:val="left"/>
+      <w:pPr>
+        <w:tabs>
+          <w:tab w:val="num" w:pos="1440"/>
+        </w:tabs>
+        <w:ind w:left="1440" w:hanging="360"/>
+      </w:pPr>
+      <w:rPr>
+        <w:rFonts w:ascii="Courier New" w:hAnsi="Courier New" w:hint="default"/>
+        <w:sz w:val="20"/>
+      </w:rPr>
+    </w:lvl>
+    <w:lvl w:ilvl="2" w:tentative="1">
+      <w:start w:val="1"/>
+      <w:numFmt w:val="bullet"/>
+      <w:lvlText w:val=""/>
+      <w:lvlJc w:val="left"/>
+      <w:pPr>
+        <w:tabs>
+          <w:tab w:val="num" w:pos="2160"/>
+        </w:tabs>
+        <w:ind w:left="2160" w:hanging="360"/>
+      </w:pPr>
+      <w:rPr>
+        <w:rFonts w:ascii="Wingdings" w:hAnsi="Wingdings" w:hint="default"/>
+        <w:sz w:val="20"/>
+      </w:rPr>
+    </w:lvl>
+    <w:lvl w:ilvl="3" w:tentative="1">
+      <w:start w:val="1"/>
+      <w:numFmt w:val="bullet"/>
+      <w:lvlText w:val=""/>
+      <w:lvlJc w:val="left"/>
+      <w:pPr>
+        <w:tabs>
+          <w:tab w:val="num" w:pos="2880"/>
+        </w:tabs>
+        <w:ind w:left="2880" w:hanging="360"/>
+      </w:pPr>
+      <w:rPr>
+        <w:rFonts w:ascii="Wingdings" w:hAnsi="Wingdings" w:hint="default"/>
+        <w:sz w:val="20"/>
+      </w:rPr>
+    </w:lvl>
+    <w:lvl w:ilvl="4" w:tentative="1">
+      <w:start w:val="1"/>
+      <w:numFmt w:val="bullet"/>
+      <w:lvlText w:val=""/>
+      <w:lvlJc w:val="left"/>
+      <w:pPr>
+        <w:tabs>
+          <w:tab w:val="num" w:pos="3600"/>
+        </w:tabs>
+        <w:ind w:left="3600" w:hanging="360"/>
+      </w:pPr>
+      <w:rPr>
+        <w:rFonts w:ascii="Wingdings" w:hAnsi="Wingdings" w:hint="default"/>
+        <w:sz w:val="20"/>
+      </w:rPr>
+    </w:lvl>
+    <w:lvl w:ilvl="5" w:tentative="1">
+      <w:start w:val="1"/>
+      <w:numFmt w:val="bullet"/>
+      <w:lvlText w:val=""/>
+      <w:lvlJc w:val="left"/>
+      <w:pPr>
+        <w:tabs>
+          <w:tab w:val="num" w:pos="4320"/>
+        </w:tabs>
+        <w:ind w:left="4320" w:hanging="360"/>
+      </w:pPr>
+      <w:rPr>
+        <w:rFonts w:ascii="Wingdings" w:hAnsi="Wingdings" w:hint="default"/>
+        <w:sz w:val="20"/>
+      </w:rPr>
+    </w:lvl>
+    <w:lvl w:ilvl="6" w:tentative="1">
+      <w:start w:val="1"/>
+      <w:numFmt w:val="bullet"/>
+      <w:lvlText w:val=""/>
+      <w:lvlJc w:val="left"/>
+      <w:pPr>
+        <w:tabs>
+          <w:tab w:val="num" w:pos="5040"/>
+        </w:tabs>
+        <w:ind w:left="5040" w:hanging="360"/>
+      </w:pPr>
+      <w:rPr>
+        <w:rFonts w:ascii="Wingdings" w:hAnsi="Wingdings" w:hint="default"/>
+        <w:sz w:val="20"/>
+      </w:rPr>
+    </w:lvl>
+    <w:lvl w:ilvl="7" w:tentative="1">
+      <w:start w:val="1"/>
+      <w:numFmt w:val="bullet"/>
+      <w:lvlText w:val=""/>
+      <w:lvlJc w:val="left"/>
+      <w:pPr>
+        <w:tabs>
+          <w:tab w:val="num" w:pos="5760"/>
+        </w:tabs>
+        <w:ind w:left="5760" w:hanging="360"/>
+      </w:pPr>
+      <w:rPr>
+        <w:rFonts w:ascii="Wingdings" w:hAnsi="Wingdings" w:hint="default"/>
+        <w:sz w:val="20"/>
+      </w:rPr>
+    </w:lvl>
+    <w:lvl w:ilvl="8" w:tentative="1">
+      <w:start w:val="1"/>
+      <w:numFmt w:val="bullet"/>
+      <w:lvlText w:val=""/>
+      <w:lvlJc w:val="left"/>
+      <w:pPr>
+        <w:tabs>
+          <w:tab w:val="num" w:pos="6480"/>
+        </w:tabs>
+        <w:ind w:left="6480" w:hanging="360"/>
+      </w:pPr>
+      <w:rPr>
+        <w:rFonts w:ascii="Wingdings" w:hAnsi="Wingdings" w:hint="default"/>
+        <w:sz w:val="20"/>
+      </w:rPr>
+    </w:lvl>
+  </w:abstractNum>
+  <w:abstractNum w:abstractNumId="29" w15:restartNumberingAfterBreak="0">
+    <w:nsid w:val="72380E41"/>
+    <w:multiLevelType w:val="multilevel"/>
+    <w:tmpl w:val="0E182038"/>
+    <w:lvl w:ilvl="0">
+      <w:start w:val="1"/>
+      <w:numFmt w:val="bullet"/>
+      <w:lvlText w:val=""/>
+      <w:lvlJc w:val="left"/>
+      <w:pPr>
+        <w:tabs>
+          <w:tab w:val="num" w:pos="720"/>
+        </w:tabs>
+        <w:ind w:left="720" w:hanging="360"/>
+      </w:pPr>
+      <w:rPr>
+        <w:rFonts w:ascii="Symbol" w:hAnsi="Symbol" w:hint="default"/>
+        <w:sz w:val="20"/>
+      </w:rPr>
+    </w:lvl>
+    <w:lvl w:ilvl="1" w:tentative="1">
+      <w:start w:val="1"/>
+      <w:numFmt w:val="bullet"/>
+      <w:lvlText w:val="o"/>
+      <w:lvlJc w:val="left"/>
+      <w:pPr>
+        <w:tabs>
+          <w:tab w:val="num" w:pos="1440"/>
+        </w:tabs>
+        <w:ind w:left="1440" w:hanging="360"/>
+      </w:pPr>
+      <w:rPr>
+        <w:rFonts w:ascii="Courier New" w:hAnsi="Courier New" w:hint="default"/>
+        <w:sz w:val="20"/>
+      </w:rPr>
+    </w:lvl>
+    <w:lvl w:ilvl="2" w:tentative="1">
+      <w:start w:val="1"/>
+      <w:numFmt w:val="bullet"/>
+      <w:lvlText w:val=""/>
+      <w:lvlJc w:val="left"/>
+      <w:pPr>
+        <w:tabs>
+          <w:tab w:val="num" w:pos="2160"/>
+        </w:tabs>
+        <w:ind w:left="2160" w:hanging="360"/>
+      </w:pPr>
+      <w:rPr>
+        <w:rFonts w:ascii="Wingdings" w:hAnsi="Wingdings" w:hint="default"/>
+        <w:sz w:val="20"/>
+      </w:rPr>
+    </w:lvl>
+    <w:lvl w:ilvl="3" w:tentative="1">
+      <w:start w:val="1"/>
+      <w:numFmt w:val="bullet"/>
+      <w:lvlText w:val=""/>
+      <w:lvlJc w:val="left"/>
+      <w:pPr>
+        <w:tabs>
+          <w:tab w:val="num" w:pos="2880"/>
+        </w:tabs>
+        <w:ind w:left="2880" w:hanging="360"/>
+      </w:pPr>
+      <w:rPr>
+        <w:rFonts w:ascii="Wingdings" w:hAnsi="Wingdings" w:hint="default"/>
+        <w:sz w:val="20"/>
+      </w:rPr>
+    </w:lvl>
+    <w:lvl w:ilvl="4" w:tentative="1">
+      <w:start w:val="1"/>
+      <w:numFmt w:val="bullet"/>
+      <w:lvlText w:val=""/>
+      <w:lvlJc w:val="left"/>
+      <w:pPr>
+        <w:tabs>
+          <w:tab w:val="num" w:pos="3600"/>
+        </w:tabs>
+        <w:ind w:left="3600" w:hanging="360"/>
+      </w:pPr>
+      <w:rPr>
+        <w:rFonts w:ascii="Wingdings" w:hAnsi="Wingdings" w:hint="default"/>
+        <w:sz w:val="20"/>
+      </w:rPr>
+    </w:lvl>
+    <w:lvl w:ilvl="5" w:tentative="1">
+      <w:start w:val="1"/>
+      <w:numFmt w:val="bullet"/>
+      <w:lvlText w:val=""/>
+      <w:lvlJc w:val="left"/>
+      <w:pPr>
+        <w:tabs>
+          <w:tab w:val="num" w:pos="4320"/>
+        </w:tabs>
+        <w:ind w:left="4320" w:hanging="360"/>
+      </w:pPr>
+      <w:rPr>
+        <w:rFonts w:ascii="Wingdings" w:hAnsi="Wingdings" w:hint="default"/>
+        <w:sz w:val="20"/>
+      </w:rPr>
+    </w:lvl>
+    <w:lvl w:ilvl="6" w:tentative="1">
+      <w:start w:val="1"/>
+      <w:numFmt w:val="bullet"/>
+      <w:lvlText w:val=""/>
+      <w:lvlJc w:val="left"/>
+      <w:pPr>
+        <w:tabs>
+          <w:tab w:val="num" w:pos="5040"/>
+        </w:tabs>
+        <w:ind w:left="5040" w:hanging="360"/>
+      </w:pPr>
+      <w:rPr>
+        <w:rFonts w:ascii="Wingdings" w:hAnsi="Wingdings" w:hint="default"/>
+        <w:sz w:val="20"/>
+      </w:rPr>
+    </w:lvl>
+    <w:lvl w:ilvl="7" w:tentative="1">
+      <w:start w:val="1"/>
+      <w:numFmt w:val="bullet"/>
+      <w:lvlText w:val=""/>
+      <w:lvlJc w:val="left"/>
+      <w:pPr>
+        <w:tabs>
+          <w:tab w:val="num" w:pos="5760"/>
+        </w:tabs>
+        <w:ind w:left="5760" w:hanging="360"/>
+      </w:pPr>
+      <w:rPr>
+        <w:rFonts w:ascii="Wingdings" w:hAnsi="Wingdings" w:hint="default"/>
+        <w:sz w:val="20"/>
+      </w:rPr>
+    </w:lvl>
+    <w:lvl w:ilvl="8" w:tentative="1">
+      <w:start w:val="1"/>
+      <w:numFmt w:val="bullet"/>
+      <w:lvlText w:val=""/>
+      <w:lvlJc w:val="left"/>
+      <w:pPr>
+        <w:tabs>
+          <w:tab w:val="num" w:pos="6480"/>
+        </w:tabs>
+        <w:ind w:left="6480" w:hanging="360"/>
+      </w:pPr>
+      <w:rPr>
+        <w:rFonts w:ascii="Wingdings" w:hAnsi="Wingdings" w:hint="default"/>
+        <w:sz w:val="20"/>
+      </w:rPr>
+    </w:lvl>
+  </w:abstractNum>
+  <w:abstractNum w:abstractNumId="30" w15:restartNumberingAfterBreak="0">
+    <w:nsid w:val="76B96403"/>
+    <w:multiLevelType w:val="multilevel"/>
+    <w:tmpl w:val="2A241C0A"/>
+    <w:lvl w:ilvl="0">
+      <w:start w:val="1"/>
+      <w:numFmt w:val="bullet"/>
+      <w:lvlText w:val=""/>
+      <w:lvlJc w:val="left"/>
+      <w:pPr>
+        <w:tabs>
+          <w:tab w:val="num" w:pos="720"/>
+        </w:tabs>
+        <w:ind w:left="720" w:hanging="360"/>
+      </w:pPr>
+      <w:rPr>
+        <w:rFonts w:ascii="Symbol" w:hAnsi="Symbol" w:hint="default"/>
+        <w:sz w:val="20"/>
+      </w:rPr>
+    </w:lvl>
+    <w:lvl w:ilvl="1">
+      <w:start w:val="1"/>
+      <w:numFmt w:val="bullet"/>
+      <w:lvlText w:val="o"/>
+      <w:lvlJc w:val="left"/>
+      <w:pPr>
+        <w:tabs>
+          <w:tab w:val="num" w:pos="1440"/>
+        </w:tabs>
+        <w:ind w:left="1440" w:hanging="360"/>
+      </w:pPr>
+      <w:rPr>
+        <w:rFonts w:ascii="Courier New" w:hAnsi="Courier New" w:hint="default"/>
+        <w:sz w:val="20"/>
+      </w:rPr>
+    </w:lvl>
+    <w:lvl w:ilvl="2" w:tentative="1">
+      <w:start w:val="1"/>
+      <w:numFmt w:val="bullet"/>
+      <w:lvlText w:val=""/>
+      <w:lvlJc w:val="left"/>
+      <w:pPr>
+        <w:tabs>
+          <w:tab w:val="num" w:pos="2160"/>
+        </w:tabs>
+        <w:ind w:left="2160" w:hanging="360"/>
+      </w:pPr>
+      <w:rPr>
+        <w:rFonts w:ascii="Wingdings" w:hAnsi="Wingdings" w:hint="default"/>
+        <w:sz w:val="20"/>
+      </w:rPr>
+    </w:lvl>
+    <w:lvl w:ilvl="3" w:tentative="1">
+      <w:start w:val="1"/>
+      <w:numFmt w:val="bullet"/>
+      <w:lvlText w:val=""/>
+      <w:lvlJc w:val="left"/>
+      <w:pPr>
+        <w:tabs>
+          <w:tab w:val="num" w:pos="2880"/>
+        </w:tabs>
+        <w:ind w:left="2880" w:hanging="360"/>
+      </w:pPr>
+      <w:rPr>
+        <w:rFonts w:ascii="Wingdings" w:hAnsi="Wingdings" w:hint="default"/>
+        <w:sz w:val="20"/>
+      </w:rPr>
+    </w:lvl>
+    <w:lvl w:ilvl="4" w:tentative="1">
+      <w:start w:val="1"/>
+      <w:numFmt w:val="bullet"/>
+      <w:lvlText w:val=""/>
+      <w:lvlJc w:val="left"/>
+      <w:pPr>
+        <w:tabs>
+          <w:tab w:val="num" w:pos="3600"/>
+        </w:tabs>
+        <w:ind w:left="3600" w:hanging="360"/>
+      </w:pPr>
+      <w:rPr>
+        <w:rFonts w:ascii="Wingdings" w:hAnsi="Wingdings" w:hint="default"/>
+        <w:sz w:val="20"/>
+      </w:rPr>
+    </w:lvl>
+    <w:lvl w:ilvl="5" w:tentative="1">
+      <w:start w:val="1"/>
+      <w:numFmt w:val="bullet"/>
+      <w:lvlText w:val=""/>
+      <w:lvlJc w:val="left"/>
+      <w:pPr>
+        <w:tabs>
+          <w:tab w:val="num" w:pos="4320"/>
+        </w:tabs>
+        <w:ind w:left="4320" w:hanging="360"/>
+      </w:pPr>
+      <w:rPr>
+        <w:rFonts w:ascii="Wingdings" w:hAnsi="Wingdings" w:hint="default"/>
+        <w:sz w:val="20"/>
+      </w:rPr>
+    </w:lvl>
+    <w:lvl w:ilvl="6" w:tentative="1">
+      <w:start w:val="1"/>
+      <w:numFmt w:val="bullet"/>
+      <w:lvlText w:val=""/>
+      <w:lvlJc w:val="left"/>
+      <w:pPr>
+        <w:tabs>
+          <w:tab w:val="num" w:pos="5040"/>
+        </w:tabs>
+        <w:ind w:left="5040" w:hanging="360"/>
+      </w:pPr>
+      <w:rPr>
+        <w:rFonts w:ascii="Wingdings" w:hAnsi="Wingdings" w:hint="default"/>
+        <w:sz w:val="20"/>
+      </w:rPr>
+    </w:lvl>
+    <w:lvl w:ilvl="7" w:tentative="1">
+      <w:start w:val="1"/>
+      <w:numFmt w:val="bullet"/>
+      <w:lvlText w:val=""/>
+      <w:lvlJc w:val="left"/>
+      <w:pPr>
+        <w:tabs>
+          <w:tab w:val="num" w:pos="5760"/>
+        </w:tabs>
+        <w:ind w:left="5760" w:hanging="360"/>
+      </w:pPr>
+      <w:rPr>
+        <w:rFonts w:ascii="Wingdings" w:hAnsi="Wingdings" w:hint="default"/>
+        <w:sz w:val="20"/>
+      </w:rPr>
+    </w:lvl>
+    <w:lvl w:ilvl="8" w:tentative="1">
+      <w:start w:val="1"/>
+      <w:numFmt w:val="bullet"/>
+      <w:lvlText w:val=""/>
+      <w:lvlJc w:val="left"/>
+      <w:pPr>
+        <w:tabs>
+          <w:tab w:val="num" w:pos="6480"/>
+        </w:tabs>
+        <w:ind w:left="6480" w:hanging="360"/>
+      </w:pPr>
+      <w:rPr>
+        <w:rFonts w:ascii="Wingdings" w:hAnsi="Wingdings" w:hint="default"/>
+        <w:sz w:val="20"/>
+      </w:rPr>
+    </w:lvl>
+  </w:abstractNum>
+  <w:abstractNum w:abstractNumId="31" w15:restartNumberingAfterBreak="0">
+    <w:nsid w:val="78813974"/>
+    <w:multiLevelType w:val="multilevel"/>
+    <w:tmpl w:val="9CAC1D84"/>
+    <w:lvl w:ilvl="0">
+      <w:start w:val="1"/>
+      <w:numFmt w:val="bullet"/>
+      <w:lvlText w:val=""/>
+      <w:lvlJc w:val="left"/>
+      <w:pPr>
+        <w:tabs>
+          <w:tab w:val="num" w:pos="720"/>
+        </w:tabs>
+        <w:ind w:left="720" w:hanging="360"/>
+      </w:pPr>
+      <w:rPr>
+        <w:rFonts w:ascii="Symbol" w:hAnsi="Symbol" w:hint="default"/>
+        <w:sz w:val="20"/>
+      </w:rPr>
+    </w:lvl>
+    <w:lvl w:ilvl="1">
+      <w:start w:val="1"/>
+      <w:numFmt w:val="bullet"/>
+      <w:lvlText w:val="o"/>
+      <w:lvlJc w:val="left"/>
+      <w:pPr>
+        <w:tabs>
+          <w:tab w:val="num" w:pos="1440"/>
+        </w:tabs>
+        <w:ind w:left="1440" w:hanging="360"/>
+      </w:pPr>
+      <w:rPr>
+        <w:rFonts w:ascii="Courier New" w:hAnsi="Courier New" w:hint="default"/>
+        <w:sz w:val="20"/>
+      </w:rPr>
+    </w:lvl>
+    <w:lvl w:ilvl="2">
+      <w:start w:val="1"/>
+      <w:numFmt w:val="bullet"/>
+      <w:lvlText w:val=""/>
+      <w:lvlJc w:val="left"/>
+      <w:pPr>
+        <w:tabs>
+          <w:tab w:val="num" w:pos="2160"/>
+        </w:tabs>
+        <w:ind w:left="2160" w:hanging="360"/>
+      </w:pPr>
+      <w:rPr>
+        <w:rFonts w:ascii="Wingdings" w:hAnsi="Wingdings" w:hint="default"/>
+        <w:sz w:val="20"/>
+      </w:rPr>
+    </w:lvl>
+    <w:lvl w:ilvl="3" w:tentative="1">
+      <w:start w:val="1"/>
+      <w:numFmt w:val="bullet"/>
+      <w:lvlText w:val=""/>
+      <w:lvlJc w:val="left"/>
+      <w:pPr>
+        <w:tabs>
+          <w:tab w:val="num" w:pos="2880"/>
+        </w:tabs>
+        <w:ind w:left="2880" w:hanging="360"/>
+      </w:pPr>
+      <w:rPr>
+        <w:rFonts w:ascii="Wingdings" w:hAnsi="Wingdings" w:hint="default"/>
+        <w:sz w:val="20"/>
+      </w:rPr>
+    </w:lvl>
+    <w:lvl w:ilvl="4" w:tentative="1">
+      <w:start w:val="1"/>
+      <w:numFmt w:val="bullet"/>
+      <w:lvlText w:val=""/>
+      <w:lvlJc w:val="left"/>
+      <w:pPr>
+        <w:tabs>
+          <w:tab w:val="num" w:pos="3600"/>
+        </w:tabs>
+        <w:ind w:left="3600" w:hanging="360"/>
+      </w:pPr>
+      <w:rPr>
+        <w:rFonts w:ascii="Wingdings" w:hAnsi="Wingdings" w:hint="default"/>
+        <w:sz w:val="20"/>
+      </w:rPr>
+    </w:lvl>
+    <w:lvl w:ilvl="5" w:tentative="1">
+      <w:start w:val="1"/>
+      <w:numFmt w:val="bullet"/>
+      <w:lvlText w:val=""/>
+      <w:lvlJc w:val="left"/>
+      <w:pPr>
+        <w:tabs>
+          <w:tab w:val="num" w:pos="4320"/>
+        </w:tabs>
+        <w:ind w:left="4320" w:hanging="360"/>
+      </w:pPr>
+      <w:rPr>
+        <w:rFonts w:ascii="Wingdings" w:hAnsi="Wingdings" w:hint="default"/>
+        <w:sz w:val="20"/>
+      </w:rPr>
+    </w:lvl>
+    <w:lvl w:ilvl="6" w:tentative="1">
+      <w:start w:val="1"/>
+      <w:numFmt w:val="bullet"/>
+      <w:lvlText w:val=""/>
+      <w:lvlJc w:val="left"/>
+      <w:pPr>
+        <w:tabs>
+          <w:tab w:val="num" w:pos="5040"/>
+        </w:tabs>
+        <w:ind w:left="5040" w:hanging="360"/>
+      </w:pPr>
+      <w:rPr>
+        <w:rFonts w:ascii="Wingdings" w:hAnsi="Wingdings" w:hint="default"/>
+        <w:sz w:val="20"/>
+      </w:rPr>
+    </w:lvl>
+    <w:lvl w:ilvl="7" w:tentative="1">
+      <w:start w:val="1"/>
+      <w:numFmt w:val="bullet"/>
+      <w:lvlText w:val=""/>
+      <w:lvlJc w:val="left"/>
+      <w:pPr>
+        <w:tabs>
+          <w:tab w:val="num" w:pos="5760"/>
+        </w:tabs>
+        <w:ind w:left="5760" w:hanging="360"/>
+      </w:pPr>
+      <w:rPr>
+        <w:rFonts w:ascii="Wingdings" w:hAnsi="Wingdings" w:hint="default"/>
+        <w:sz w:val="20"/>
+      </w:rPr>
+    </w:lvl>
+    <w:lvl w:ilvl="8" w:tentative="1">
+      <w:start w:val="1"/>
+      <w:numFmt w:val="bullet"/>
+      <w:lvlText w:val=""/>
+      <w:lvlJc w:val="left"/>
+      <w:pPr>
+        <w:tabs>
+          <w:tab w:val="num" w:pos="6480"/>
+        </w:tabs>
+        <w:ind w:left="6480" w:hanging="360"/>
+      </w:pPr>
+      <w:rPr>
+        <w:rFonts w:ascii="Wingdings" w:hAnsi="Wingdings" w:hint="default"/>
+        <w:sz w:val="20"/>
+      </w:rPr>
+    </w:lvl>
+  </w:abstractNum>
+  <w:abstractNum w:abstractNumId="32" w15:restartNumberingAfterBreak="0">
+    <w:nsid w:val="7A044DA4"/>
+    <w:multiLevelType w:val="multilevel"/>
+    <w:tmpl w:val="9BF0AF16"/>
+    <w:lvl w:ilvl="0">
+      <w:start w:val="1"/>
+      <w:numFmt w:val="bullet"/>
+      <w:lvlText w:val=""/>
+      <w:lvlJc w:val="left"/>
+      <w:pPr>
+        <w:tabs>
+          <w:tab w:val="num" w:pos="720"/>
+        </w:tabs>
+        <w:ind w:left="720" w:hanging="360"/>
+      </w:pPr>
+      <w:rPr>
+        <w:rFonts w:ascii="Symbol" w:hAnsi="Symbol" w:hint="default"/>
+        <w:sz w:val="20"/>
+      </w:rPr>
+    </w:lvl>
+    <w:lvl w:ilvl="1" w:tentative="1">
+      <w:start w:val="1"/>
+      <w:numFmt w:val="bullet"/>
+      <w:lvlText w:val="o"/>
+      <w:lvlJc w:val="left"/>
+      <w:pPr>
+        <w:tabs>
+          <w:tab w:val="num" w:pos="1440"/>
+        </w:tabs>
+        <w:ind w:left="1440" w:hanging="360"/>
+      </w:pPr>
+      <w:rPr>
+        <w:rFonts w:ascii="Courier New" w:hAnsi="Courier New" w:hint="default"/>
+        <w:sz w:val="20"/>
+      </w:rPr>
+    </w:lvl>
+    <w:lvl w:ilvl="2" w:tentative="1">
+      <w:start w:val="1"/>
+      <w:numFmt w:val="bullet"/>
+      <w:lvlText w:val=""/>
+      <w:lvlJc w:val="left"/>
+      <w:pPr>
+        <w:tabs>
+          <w:tab w:val="num" w:pos="2160"/>
+        </w:tabs>
+        <w:ind w:left="2160" w:hanging="360"/>
+      </w:pPr>
+      <w:rPr>
+        <w:rFonts w:ascii="Wingdings" w:hAnsi="Wingdings" w:hint="default"/>
+        <w:sz w:val="20"/>
+      </w:rPr>
+    </w:lvl>
+    <w:lvl w:ilvl="3" w:tentative="1">
+      <w:start w:val="1"/>
+      <w:numFmt w:val="bullet"/>
+      <w:lvlText w:val=""/>
+      <w:lvlJc w:val="left"/>
+      <w:pPr>
+        <w:tabs>
+          <w:tab w:val="num" w:pos="2880"/>
+        </w:tabs>
+        <w:ind w:left="2880" w:hanging="360"/>
+      </w:pPr>
+      <w:rPr>
+        <w:rFonts w:ascii="Wingdings" w:hAnsi="Wingdings" w:hint="default"/>
+        <w:sz w:val="20"/>
+      </w:rPr>
+    </w:lvl>
+    <w:lvl w:ilvl="4" w:tentative="1">
+      <w:start w:val="1"/>
+      <w:numFmt w:val="bullet"/>
+      <w:lvlText w:val=""/>
+      <w:lvlJc w:val="left"/>
+      <w:pPr>
+        <w:tabs>
+          <w:tab w:val="num" w:pos="3600"/>
+        </w:tabs>
+        <w:ind w:left="3600" w:hanging="360"/>
+      </w:pPr>
+      <w:rPr>
+        <w:rFonts w:ascii="Wingdings" w:hAnsi="Wingdings" w:hint="default"/>
+        <w:sz w:val="20"/>
+      </w:rPr>
+    </w:lvl>
+    <w:lvl w:ilvl="5" w:tentative="1">
+      <w:start w:val="1"/>
+      <w:numFmt w:val="bullet"/>
+      <w:lvlText w:val=""/>
+      <w:lvlJc w:val="left"/>
+      <w:pPr>
+        <w:tabs>
+          <w:tab w:val="num" w:pos="4320"/>
+        </w:tabs>
+        <w:ind w:left="4320" w:hanging="360"/>
+      </w:pPr>
+      <w:rPr>
+        <w:rFonts w:ascii="Wingdings" w:hAnsi="Wingdings" w:hint="default"/>
+        <w:sz w:val="20"/>
+      </w:rPr>
+    </w:lvl>
+    <w:lvl w:ilvl="6" w:tentative="1">
+      <w:start w:val="1"/>
+      <w:numFmt w:val="bullet"/>
+      <w:lvlText w:val=""/>
+      <w:lvlJc w:val="left"/>
+      <w:pPr>
+        <w:tabs>
+          <w:tab w:val="num" w:pos="5040"/>
+        </w:tabs>
+        <w:ind w:left="5040" w:hanging="360"/>
+      </w:pPr>
+      <w:rPr>
+        <w:rFonts w:ascii="Wingdings" w:hAnsi="Wingdings" w:hint="default"/>
+        <w:sz w:val="20"/>
+      </w:rPr>
+    </w:lvl>
+    <w:lvl w:ilvl="7" w:tentative="1">
+      <w:start w:val="1"/>
+      <w:numFmt w:val="bullet"/>
+      <w:lvlText w:val=""/>
+      <w:lvlJc w:val="left"/>
+      <w:pPr>
+        <w:tabs>
+          <w:tab w:val="num" w:pos="5760"/>
+        </w:tabs>
+        <w:ind w:left="5760" w:hanging="360"/>
+      </w:pPr>
+      <w:rPr>
+        <w:rFonts w:ascii="Wingdings" w:hAnsi="Wingdings" w:hint="default"/>
+        <w:sz w:val="20"/>
+      </w:rPr>
+    </w:lvl>
+    <w:lvl w:ilvl="8" w:tentative="1">
+      <w:start w:val="1"/>
+      <w:numFmt w:val="bullet"/>
+      <w:lvlText w:val=""/>
+      <w:lvlJc w:val="left"/>
+      <w:pPr>
+        <w:tabs>
+          <w:tab w:val="num" w:pos="6480"/>
+        </w:tabs>
+        <w:ind w:left="6480" w:hanging="360"/>
+      </w:pPr>
+      <w:rPr>
+        <w:rFonts w:ascii="Wingdings" w:hAnsi="Wingdings" w:hint="default"/>
+        <w:sz w:val="20"/>
+      </w:rPr>
+    </w:lvl>
+  </w:abstractNum>
+  <w:abstractNum w:abstractNumId="33" w15:restartNumberingAfterBreak="0">
+    <w:nsid w:val="7BB64801"/>
+    <w:multiLevelType w:val="multilevel"/>
+    <w:tmpl w:val="06A41044"/>
+    <w:lvl w:ilvl="0">
+      <w:start w:val="1"/>
+      <w:numFmt w:val="bullet"/>
+      <w:lvlText w:val=""/>
+      <w:lvlJc w:val="left"/>
+      <w:pPr>
+        <w:tabs>
+          <w:tab w:val="num" w:pos="720"/>
+        </w:tabs>
+        <w:ind w:left="720" w:hanging="360"/>
+      </w:pPr>
+      <w:rPr>
+        <w:rFonts w:ascii="Symbol" w:hAnsi="Symbol" w:hint="default"/>
+        <w:sz w:val="20"/>
+      </w:rPr>
+    </w:lvl>
+    <w:lvl w:ilvl="1">
+      <w:start w:val="1"/>
+      <w:numFmt w:val="bullet"/>
+      <w:lvlText w:val="o"/>
+      <w:lvlJc w:val="left"/>
+      <w:pPr>
+        <w:tabs>
+          <w:tab w:val="num" w:pos="1440"/>
+        </w:tabs>
+        <w:ind w:left="1440" w:hanging="360"/>
+      </w:pPr>
+      <w:rPr>
+        <w:rFonts w:ascii="Courier New" w:hAnsi="Courier New" w:hint="default"/>
+        <w:sz w:val="20"/>
+      </w:rPr>
+    </w:lvl>
+    <w:lvl w:ilvl="2" w:tentative="1">
+      <w:start w:val="1"/>
+      <w:numFmt w:val="bullet"/>
+      <w:lvlText w:val=""/>
+      <w:lvlJc w:val="left"/>
+      <w:pPr>
+        <w:tabs>
+          <w:tab w:val="num" w:pos="2160"/>
+        </w:tabs>
+        <w:ind w:left="2160" w:hanging="360"/>
+      </w:pPr>
+      <w:rPr>
+        <w:rFonts w:ascii="Wingdings" w:hAnsi="Wingdings" w:hint="default"/>
+        <w:sz w:val="20"/>
+      </w:rPr>
+    </w:lvl>
+    <w:lvl w:ilvl="3" w:tentative="1">
+      <w:start w:val="1"/>
+      <w:numFmt w:val="bullet"/>
+      <w:lvlText w:val=""/>
+      <w:lvlJc w:val="left"/>
+      <w:pPr>
+        <w:tabs>
+          <w:tab w:val="num" w:pos="2880"/>
+        </w:tabs>
+        <w:ind w:left="2880" w:hanging="360"/>
+      </w:pPr>
+      <w:rPr>
+        <w:rFonts w:ascii="Wingdings" w:hAnsi="Wingdings" w:hint="default"/>
+        <w:sz w:val="20"/>
+      </w:rPr>
+    </w:lvl>
+    <w:lvl w:ilvl="4" w:tentative="1">
+      <w:start w:val="1"/>
+      <w:numFmt w:val="bullet"/>
+      <w:lvlText w:val=""/>
+      <w:lvlJc w:val="left"/>
+      <w:pPr>
+        <w:tabs>
+          <w:tab w:val="num" w:pos="3600"/>
+        </w:tabs>
+        <w:ind w:left="3600" w:hanging="360"/>
+      </w:pPr>
+      <w:rPr>
+        <w:rFonts w:ascii="Wingdings" w:hAnsi="Wingdings" w:hint="default"/>
+        <w:sz w:val="20"/>
+      </w:rPr>
+    </w:lvl>
+    <w:lvl w:ilvl="5" w:tentative="1">
+      <w:start w:val="1"/>
+      <w:numFmt w:val="bullet"/>
+      <w:lvlText w:val=""/>
+      <w:lvlJc w:val="left"/>
+      <w:pPr>
+        <w:tabs>
+          <w:tab w:val="num" w:pos="4320"/>
+        </w:tabs>
+        <w:ind w:left="4320" w:hanging="360"/>
+      </w:pPr>
+      <w:rPr>
+        <w:rFonts w:ascii="Wingdings" w:hAnsi="Wingdings" w:hint="default"/>
+        <w:sz w:val="20"/>
+      </w:rPr>
+    </w:lvl>
+    <w:lvl w:ilvl="6" w:tentative="1">
+      <w:start w:val="1"/>
+      <w:numFmt w:val="bullet"/>
+      <w:lvlText w:val=""/>
+      <w:lvlJc w:val="left"/>
+      <w:pPr>
+        <w:tabs>
+          <w:tab w:val="num" w:pos="5040"/>
+        </w:tabs>
+        <w:ind w:left="5040" w:hanging="360"/>
+      </w:pPr>
+      <w:rPr>
+        <w:rFonts w:ascii="Wingdings" w:hAnsi="Wingdings" w:hint="default"/>
+        <w:sz w:val="20"/>
+      </w:rPr>
+    </w:lvl>
+    <w:lvl w:ilvl="7" w:tentative="1">
+      <w:start w:val="1"/>
+      <w:numFmt w:val="bullet"/>
+      <w:lvlText w:val=""/>
+      <w:lvlJc w:val="left"/>
+      <w:pPr>
+        <w:tabs>
+          <w:tab w:val="num" w:pos="5760"/>
+        </w:tabs>
+        <w:ind w:left="5760" w:hanging="360"/>
+      </w:pPr>
+      <w:rPr>
+        <w:rFonts w:ascii="Wingdings" w:hAnsi="Wingdings" w:hint="default"/>
+        <w:sz w:val="20"/>
+      </w:rPr>
+    </w:lvl>
+    <w:lvl w:ilvl="8" w:tentative="1">
+      <w:start w:val="1"/>
+      <w:numFmt w:val="bullet"/>
+      <w:lvlText w:val=""/>
+      <w:lvlJc w:val="left"/>
+      <w:pPr>
+        <w:tabs>
+          <w:tab w:val="num" w:pos="6480"/>
+        </w:tabs>
+        <w:ind w:left="6480" w:hanging="360"/>
+      </w:pPr>
+      <w:rPr>
+        <w:rFonts w:ascii="Wingdings" w:hAnsi="Wingdings" w:hint="default"/>
+        <w:sz w:val="20"/>
+      </w:rPr>
+    </w:lvl>
+  </w:abstractNum>
+  <w:abstractNum w:abstractNumId="34" w15:restartNumberingAfterBreak="0">
     <w:nsid w:val="7CAF1844"/>
     <w:multiLevelType w:val="multilevel"/>
     <w:tmpl w:val="1D129248"/>
@@ -2630,7 +10140,7 @@
       </w:rPr>
     </w:lvl>
   </w:abstractNum>
-  <w:abstractNum w:abstractNumId="10" w15:restartNumberingAfterBreak="0">
+  <w:abstractNum w:abstractNumId="35" w15:restartNumberingAfterBreak="0">
     <w:nsid w:val="7CBC070B"/>
     <w:multiLevelType w:val="multilevel"/>
     <w:tmpl w:val="B79C519C"/>
@@ -2780,37 +10290,112 @@
     </w:lvl>
   </w:abstractNum>
   <w:num w:numId="1" w16cid:durableId="219948827">
+    <w:abstractNumId w:val="9"/>
+  </w:num>
+  <w:num w:numId="2" w16cid:durableId="232786019">
+    <w:abstractNumId w:val="26"/>
+  </w:num>
+  <w:num w:numId="3" w16cid:durableId="521825375">
+    <w:abstractNumId w:val="35"/>
+  </w:num>
+  <w:num w:numId="4" w16cid:durableId="983660717">
+    <w:abstractNumId w:val="1"/>
+  </w:num>
+  <w:num w:numId="5" w16cid:durableId="1905332793">
+    <w:abstractNumId w:val="18"/>
+  </w:num>
+  <w:num w:numId="6" w16cid:durableId="200947544">
+    <w:abstractNumId w:val="14"/>
+  </w:num>
+  <w:num w:numId="7" w16cid:durableId="492450203">
+    <w:abstractNumId w:val="34"/>
+  </w:num>
+  <w:num w:numId="8" w16cid:durableId="1086464008">
+    <w:abstractNumId w:val="17"/>
+  </w:num>
+  <w:num w:numId="9" w16cid:durableId="1176924015">
+    <w:abstractNumId w:val="5"/>
+  </w:num>
+  <w:num w:numId="10" w16cid:durableId="411122617">
+    <w:abstractNumId w:val="10"/>
+  </w:num>
+  <w:num w:numId="11" w16cid:durableId="970790092">
+    <w:abstractNumId w:val="20"/>
+  </w:num>
+  <w:num w:numId="12" w16cid:durableId="146482930">
+    <w:abstractNumId w:val="0"/>
+  </w:num>
+  <w:num w:numId="13" w16cid:durableId="1795366677">
+    <w:abstractNumId w:val="11"/>
+  </w:num>
+  <w:num w:numId="14" w16cid:durableId="668825431">
+    <w:abstractNumId w:val="4"/>
+  </w:num>
+  <w:num w:numId="15" w16cid:durableId="939994467">
+    <w:abstractNumId w:val="3"/>
+  </w:num>
+  <w:num w:numId="16" w16cid:durableId="1046180924">
+    <w:abstractNumId w:val="29"/>
+  </w:num>
+  <w:num w:numId="17" w16cid:durableId="1735351831">
+    <w:abstractNumId w:val="31"/>
+  </w:num>
+  <w:num w:numId="18" w16cid:durableId="1927497121">
+    <w:abstractNumId w:val="25"/>
+  </w:num>
+  <w:num w:numId="19" w16cid:durableId="771970880">
+    <w:abstractNumId w:val="23"/>
+  </w:num>
+  <w:num w:numId="20" w16cid:durableId="1108961492">
+    <w:abstractNumId w:val="33"/>
+  </w:num>
+  <w:num w:numId="21" w16cid:durableId="1733432244">
+    <w:abstractNumId w:val="22"/>
+  </w:num>
+  <w:num w:numId="22" w16cid:durableId="928541615">
     <w:abstractNumId w:val="2"/>
   </w:num>
-  <w:num w:numId="2" w16cid:durableId="232786019">
+  <w:num w:numId="23" w16cid:durableId="178472419">
+    <w:abstractNumId w:val="30"/>
+  </w:num>
+  <w:num w:numId="24" w16cid:durableId="200243121">
+    <w:abstractNumId w:val="16"/>
+  </w:num>
+  <w:num w:numId="25" w16cid:durableId="195194180">
+    <w:abstractNumId w:val="7"/>
+  </w:num>
+  <w:num w:numId="26" w16cid:durableId="1800487712">
+    <w:abstractNumId w:val="6"/>
+  </w:num>
+  <w:num w:numId="27" w16cid:durableId="1862739574">
+    <w:abstractNumId w:val="21"/>
+  </w:num>
+  <w:num w:numId="28" w16cid:durableId="1318846676">
+    <w:abstractNumId w:val="13"/>
+  </w:num>
+  <w:num w:numId="29" w16cid:durableId="1755584128">
+    <w:abstractNumId w:val="24"/>
+  </w:num>
+  <w:num w:numId="30" w16cid:durableId="13046026">
+    <w:abstractNumId w:val="12"/>
+  </w:num>
+  <w:num w:numId="31" w16cid:durableId="1724256138">
+    <w:abstractNumId w:val="28"/>
+  </w:num>
+  <w:num w:numId="32" w16cid:durableId="1445034390">
+    <w:abstractNumId w:val="19"/>
+  </w:num>
+  <w:num w:numId="33" w16cid:durableId="866530089">
+    <w:abstractNumId w:val="15"/>
+  </w:num>
+  <w:num w:numId="34" w16cid:durableId="708602324">
+    <w:abstractNumId w:val="32"/>
+  </w:num>
+  <w:num w:numId="35" w16cid:durableId="648172455">
     <w:abstractNumId w:val="8"/>
   </w:num>
-  <w:num w:numId="3" w16cid:durableId="521825375">
-    <w:abstractNumId w:val="10"/>
-  </w:num>
-  <w:num w:numId="4" w16cid:durableId="983660717">
-    <w:abstractNumId w:val="0"/>
-  </w:num>
-  <w:num w:numId="5" w16cid:durableId="1905332793">
-    <w:abstractNumId w:val="6"/>
-  </w:num>
-  <w:num w:numId="6" w16cid:durableId="200947544">
-    <w:abstractNumId w:val="4"/>
-  </w:num>
-  <w:num w:numId="7" w16cid:durableId="492450203">
-    <w:abstractNumId w:val="9"/>
-  </w:num>
-  <w:num w:numId="8" w16cid:durableId="1086464008">
-    <w:abstractNumId w:val="5"/>
-  </w:num>
-  <w:num w:numId="9" w16cid:durableId="1176924015">
-    <w:abstractNumId w:val="1"/>
-  </w:num>
-  <w:num w:numId="10" w16cid:durableId="411122617">
-    <w:abstractNumId w:val="3"/>
-  </w:num>
-  <w:num w:numId="11" w16cid:durableId="970790092">
-    <w:abstractNumId w:val="7"/>
+  <w:num w:numId="36" w16cid:durableId="830407106">
+    <w:abstractNumId w:val="27"/>
   </w:num>
 </w:numbering>
 </file>
@@ -3216,6 +10801,51 @@
     <w:name w:val="Normal"/>
     <w:qFormat/>
   </w:style>
+  <w:style w:type="paragraph" w:styleId="Titre3">
+    <w:name w:val="heading 3"/>
+    <w:basedOn w:val="Normal"/>
+    <w:next w:val="Normal"/>
+    <w:link w:val="Titre3Car"/>
+    <w:uiPriority w:val="9"/>
+    <w:semiHidden/>
+    <w:unhideWhenUsed/>
+    <w:qFormat/>
+    <w:rsid w:val="00C35BC6"/>
+    <w:pPr>
+      <w:keepNext/>
+      <w:keepLines/>
+      <w:spacing w:before="40" w:after="0"/>
+      <w:outlineLvl w:val="2"/>
+    </w:pPr>
+    <w:rPr>
+      <w:rFonts w:asciiTheme="majorHAnsi" w:eastAsiaTheme="majorEastAsia" w:hAnsiTheme="majorHAnsi" w:cstheme="majorBidi"/>
+      <w:color w:val="1F3763" w:themeColor="accent1" w:themeShade="7F"/>
+      <w:sz w:val="24"/>
+      <w:szCs w:val="24"/>
+    </w:rPr>
+  </w:style>
+  <w:style w:type="paragraph" w:styleId="Titre4">
+    <w:name w:val="heading 4"/>
+    <w:basedOn w:val="Normal"/>
+    <w:link w:val="Titre4Car"/>
+    <w:uiPriority w:val="9"/>
+    <w:qFormat/>
+    <w:rsid w:val="0010334A"/>
+    <w:pPr>
+      <w:spacing w:before="100" w:beforeAutospacing="1" w:after="100" w:afterAutospacing="1" w:line="240" w:lineRule="auto"/>
+      <w:outlineLvl w:val="3"/>
+    </w:pPr>
+    <w:rPr>
+      <w:rFonts w:ascii="Times New Roman" w:eastAsia="Times New Roman" w:hAnsi="Times New Roman" w:cs="Times New Roman"/>
+      <w:b/>
+      <w:bCs/>
+      <w:kern w:val="0"/>
+      <w:sz w:val="24"/>
+      <w:szCs w:val="24"/>
+      <w:lang w:eastAsia="fr-FR"/>
+      <w14:ligatures w14:val="none"/>
+    </w:rPr>
+  </w:style>
   <w:style w:type="character" w:default="1" w:styleId="Policepardfaut">
     <w:name w:val="Default Paragraph Font"/>
     <w:uiPriority w:val="1"/>
@@ -3241,6 +10871,80 @@
     <w:uiPriority w:val="99"/>
     <w:semiHidden/>
     <w:unhideWhenUsed/>
+  </w:style>
+  <w:style w:type="character" w:customStyle="1" w:styleId="Titre4Car">
+    <w:name w:val="Titre 4 Car"/>
+    <w:basedOn w:val="Policepardfaut"/>
+    <w:link w:val="Titre4"/>
+    <w:uiPriority w:val="9"/>
+    <w:rsid w:val="0010334A"/>
+    <w:rPr>
+      <w:rFonts w:ascii="Times New Roman" w:eastAsia="Times New Roman" w:hAnsi="Times New Roman" w:cs="Times New Roman"/>
+      <w:b/>
+      <w:bCs/>
+      <w:kern w:val="0"/>
+      <w:sz w:val="24"/>
+      <w:szCs w:val="24"/>
+      <w:lang w:eastAsia="fr-FR"/>
+      <w14:ligatures w14:val="none"/>
+    </w:rPr>
+  </w:style>
+  <w:style w:type="paragraph" w:styleId="NormalWeb">
+    <w:name w:val="Normal (Web)"/>
+    <w:basedOn w:val="Normal"/>
+    <w:uiPriority w:val="99"/>
+    <w:semiHidden/>
+    <w:unhideWhenUsed/>
+    <w:rsid w:val="0010334A"/>
+    <w:pPr>
+      <w:spacing w:before="100" w:beforeAutospacing="1" w:after="100" w:afterAutospacing="1" w:line="240" w:lineRule="auto"/>
+    </w:pPr>
+    <w:rPr>
+      <w:rFonts w:ascii="Times New Roman" w:eastAsia="Times New Roman" w:hAnsi="Times New Roman" w:cs="Times New Roman"/>
+      <w:kern w:val="0"/>
+      <w:sz w:val="24"/>
+      <w:szCs w:val="24"/>
+      <w:lang w:eastAsia="fr-FR"/>
+      <w14:ligatures w14:val="none"/>
+    </w:rPr>
+  </w:style>
+  <w:style w:type="character" w:styleId="lev">
+    <w:name w:val="Strong"/>
+    <w:basedOn w:val="Policepardfaut"/>
+    <w:uiPriority w:val="22"/>
+    <w:qFormat/>
+    <w:rsid w:val="0010334A"/>
+    <w:rPr>
+      <w:b/>
+      <w:bCs/>
+    </w:rPr>
+  </w:style>
+  <w:style w:type="character" w:customStyle="1" w:styleId="Titre3Car">
+    <w:name w:val="Titre 3 Car"/>
+    <w:basedOn w:val="Policepardfaut"/>
+    <w:link w:val="Titre3"/>
+    <w:uiPriority w:val="9"/>
+    <w:semiHidden/>
+    <w:rsid w:val="00C35BC6"/>
+    <w:rPr>
+      <w:rFonts w:asciiTheme="majorHAnsi" w:eastAsiaTheme="majorEastAsia" w:hAnsiTheme="majorHAnsi" w:cstheme="majorBidi"/>
+      <w:color w:val="1F3763" w:themeColor="accent1" w:themeShade="7F"/>
+      <w:sz w:val="24"/>
+      <w:szCs w:val="24"/>
+    </w:rPr>
+  </w:style>
+  <w:style w:type="character" w:styleId="CodeHTML">
+    <w:name w:val="HTML Code"/>
+    <w:basedOn w:val="Policepardfaut"/>
+    <w:uiPriority w:val="99"/>
+    <w:semiHidden/>
+    <w:unhideWhenUsed/>
+    <w:rsid w:val="00C35BC6"/>
+    <w:rPr>
+      <w:rFonts w:ascii="Courier New" w:eastAsia="Times New Roman" w:hAnsi="Courier New" w:cs="Courier New"/>
+      <w:sz w:val="20"/>
+      <w:szCs w:val="20"/>
+    </w:rPr>
   </w:style>
 </w:styles>
 </file>
